--- a/SRA2026-G08-软件需求工程项目计划/AI课程教辅系统_需求工程项目计划书.docx
+++ b/SRA2026-G08-软件需求工程项目计划/AI课程教辅系统_需求工程项目计划书.docx
@@ -25,7 +25,8 @@
         <w:spacing w:after="560"/>
         <w:jc w:val="center"/>
         <w:rPr>
-          <w:rFonts w:hint="eastAsia"/>
+          <w:b/>
+          <w:sz w:val="32"/>
           <w:lang w:eastAsia="zh-CN"/>
         </w:rPr>
       </w:pPr>
@@ -36,6 +37,69 @@
           <w:lang w:eastAsia="zh-CN"/>
         </w:rPr>
         <w:t>AI课程教辅系统</w:t>
+      </w:r>
+    </w:p>
+    <w:p>
+      <w:pPr>
+        <w:spacing w:after="560"/>
+        <w:jc w:val="center"/>
+        <w:rPr>
+          <w:rFonts w:hint="eastAsia"/>
+          <w:lang w:eastAsia="zh-CN"/>
+        </w:rPr>
+      </w:pPr>
+      <w:r>
+        <w:rPr>
+          <w:noProof/>
+        </w:rPr>
+        <w:drawing>
+          <wp:inline distT="0" distB="0" distL="0" distR="0" wp14:anchorId="2D3A22A2" wp14:editId="33416B02">
+            <wp:extent cx="4641448" cy="4641448"/>
+            <wp:effectExtent l="0" t="0" r="0" b="0"/>
+            <wp:docPr id="1958961127" name="图片 1"/>
+            <wp:cNvGraphicFramePr>
+              <a:graphicFrameLocks xmlns:a="http://schemas.openxmlformats.org/drawingml/2006/main" noChangeAspect="1"/>
+            </wp:cNvGraphicFramePr>
+            <a:graphic xmlns:a="http://schemas.openxmlformats.org/drawingml/2006/main">
+              <a:graphicData uri="http://schemas.openxmlformats.org/drawingml/2006/picture">
+                <pic:pic xmlns:pic="http://schemas.openxmlformats.org/drawingml/2006/picture">
+                  <pic:nvPicPr>
+                    <pic:cNvPr id="0" name="Picture 1"/>
+                    <pic:cNvPicPr>
+                      <a:picLocks noChangeAspect="1" noChangeArrowheads="1"/>
+                    </pic:cNvPicPr>
+                  </pic:nvPicPr>
+                  <pic:blipFill>
+                    <a:blip r:embed="rId8">
+                      <a:extLst>
+                        <a:ext uri="{28A0092B-C50C-407E-A947-70E740481C1C}">
+                          <a14:useLocalDpi xmlns:a14="http://schemas.microsoft.com/office/drawing/2010/main" val="0"/>
+                        </a:ext>
+                      </a:extLst>
+                    </a:blip>
+                    <a:srcRect/>
+                    <a:stretch>
+                      <a:fillRect/>
+                    </a:stretch>
+                  </pic:blipFill>
+                  <pic:spPr bwMode="auto">
+                    <a:xfrm>
+                      <a:off x="0" y="0"/>
+                      <a:ext cx="4672526" cy="4672526"/>
+                    </a:xfrm>
+                    <a:prstGeom prst="rect">
+                      <a:avLst/>
+                    </a:prstGeom>
+                    <a:noFill/>
+                    <a:ln>
+                      <a:noFill/>
+                    </a:ln>
+                  </pic:spPr>
+                </pic:pic>
+              </a:graphicData>
+            </a:graphic>
+          </wp:inline>
+        </w:drawing>
       </w:r>
     </w:p>
     <w:p>
@@ -122,50 +186,6 @@
         </w:rPr>
         <w:t>文档版本：V1.0</w:t>
       </w:r>
-    </w:p>
-    <w:p>
-      <w:pPr>
-        <w:rPr>
-          <w:rFonts w:hint="eastAsia"/>
-          <w:lang w:eastAsia="zh-CN"/>
-        </w:rPr>
-      </w:pPr>
-      <w:r>
-        <w:rPr>
-          <w:lang w:eastAsia="zh-CN"/>
-        </w:rPr>
-        <w:br/>
-      </w:r>
-      <w:r>
-        <w:rPr>
-          <w:lang w:eastAsia="zh-CN"/>
-        </w:rPr>
-        <w:br/>
-      </w:r>
-    </w:p>
-    <w:p>
-      <w:pPr>
-        <w:jc w:val="center"/>
-        <w:rPr>
-          <w:rFonts w:hint="eastAsia"/>
-          <w:lang w:eastAsia="zh-CN"/>
-        </w:rPr>
-      </w:pPr>
-      <w:r>
-        <w:rPr>
-          <w:sz w:val="22"/>
-          <w:lang w:eastAsia="zh-CN"/>
-        </w:rPr>
-        <w:t>编制日期：2026年3月14日</w:t>
-      </w:r>
-    </w:p>
-    <w:p>
-      <w:pPr>
-        <w:rPr>
-          <w:rFonts w:hint="eastAsia"/>
-          <w:lang w:eastAsia="zh-CN"/>
-        </w:rPr>
-      </w:pPr>
       <w:r>
         <w:rPr>
           <w:lang w:eastAsia="zh-CN"/>
@@ -1258,6 +1278,7 @@
             <w:pPr>
               <w:jc w:val="center"/>
               <w:rPr>
+                <w:rFonts w:hint="eastAsia"/>
                 <w:sz w:val="20"/>
                 <w:lang w:eastAsia="zh-CN"/>
               </w:rPr>
@@ -1290,6 +1311,7 @@
             <w:pPr>
               <w:jc w:val="center"/>
               <w:rPr>
+                <w:rFonts w:hint="eastAsia"/>
                 <w:sz w:val="20"/>
                 <w:lang w:eastAsia="zh-CN"/>
               </w:rPr>
@@ -1611,7 +1633,6 @@
               <w:rPr>
                 <w:sz w:val="20"/>
               </w:rPr>
-              <w:lastRenderedPageBreak/>
               <w:t>课程学生</w:t>
             </w:r>
           </w:p>
@@ -1688,6 +1709,7 @@
             <w:pPr>
               <w:jc w:val="center"/>
               <w:rPr>
+                <w:rFonts w:hint="eastAsia"/>
                 <w:sz w:val="20"/>
                 <w:lang w:eastAsia="zh-CN"/>
               </w:rPr>
@@ -3008,7 +3030,7 @@
         <w:pStyle w:val="1"/>
         <w:spacing w:after="80" w:line="324" w:lineRule="auto"/>
         <w:rPr>
-          <w:rFonts w:ascii="微软雅黑" w:eastAsia="微软雅黑" w:hAnsi="微软雅黑"/>
+          <w:rFonts w:ascii="微软雅黑" w:eastAsia="微软雅黑" w:hAnsi="微软雅黑" w:hint="eastAsia"/>
           <w:b w:val="0"/>
           <w:sz w:val="21"/>
           <w:lang w:eastAsia="zh-CN"/>
@@ -3157,7 +3179,7 @@
               <w:jc w:val="center"/>
               <w:rPr>
                 <w:rStyle w:val="af8"/>
-                <w:rFonts w:ascii="Arial" w:hAnsi="Arial" w:cs="Arial" w:hint="eastAsia"/>
+                <w:rFonts w:ascii="Arial" w:hAnsi="Arial" w:cs="Arial"/>
                 <w:color w:val="EEECE1" w:themeColor="background2"/>
                 <w:bdr w:val="none" w:sz="0" w:space="0" w:color="auto" w:frame="1"/>
                 <w:lang w:eastAsia="zh-CN"/>
@@ -4001,6 +4023,7 @@
             <w:pPr>
               <w:jc w:val="center"/>
               <w:rPr>
+                <w:rFonts w:hint="eastAsia"/>
                 <w:bCs/>
                 <w:lang w:eastAsia="zh-CN"/>
               </w:rPr>
@@ -4010,7 +4033,7 @@
             <w:pPr>
               <w:jc w:val="center"/>
               <w:rPr>
-                <w:rFonts w:ascii="Arial" w:hAnsi="Arial" w:cs="Arial" w:hint="eastAsia"/>
+                <w:rFonts w:ascii="Arial" w:hAnsi="Arial" w:cs="Arial"/>
                 <w:bCs/>
                 <w:color w:val="1F1F1F"/>
                 <w:bdr w:val="none" w:sz="0" w:space="0" w:color="auto" w:frame="1"/>
@@ -4050,7 +4073,6 @@
         <w:pStyle w:val="21"/>
         <w:spacing w:after="80" w:line="324" w:lineRule="auto"/>
         <w:rPr>
-          <w:rFonts w:hint="eastAsia"/>
           <w:lang w:eastAsia="zh-CN"/>
         </w:rPr>
       </w:pPr>
@@ -4119,11 +4141,13 @@
         </w:numPr>
         <w:spacing w:line="312" w:lineRule="auto"/>
         <w:rPr>
+          <w:rFonts w:hint="eastAsia"/>
           <w:lang w:eastAsia="zh-CN"/>
         </w:rPr>
       </w:pPr>
       <w:r>
         <w:rPr>
+          <w:noProof/>
           <w:lang w:eastAsia="zh-CN"/>
         </w:rPr>
         <w:drawing>
@@ -4142,7 +4166,7 @@
                     <pic:cNvPicPr/>
                   </pic:nvPicPr>
                   <pic:blipFill>
-                    <a:blip r:embed="rId8"/>
+                    <a:blip r:embed="rId9"/>
                     <a:stretch>
                       <a:fillRect/>
                     </a:stretch>
@@ -4172,11 +4196,13 @@
         </w:numPr>
         <w:spacing w:line="312" w:lineRule="auto"/>
         <w:rPr>
+          <w:rFonts w:hint="eastAsia"/>
           <w:lang w:eastAsia="zh-CN"/>
         </w:rPr>
       </w:pPr>
       <w:r>
         <w:rPr>
+          <w:noProof/>
           <w:lang w:eastAsia="zh-CN"/>
         </w:rPr>
         <w:drawing>
@@ -4195,7 +4221,7 @@
                     <pic:cNvPicPr/>
                   </pic:nvPicPr>
                   <pic:blipFill>
-                    <a:blip r:embed="rId9"/>
+                    <a:blip r:embed="rId10"/>
                     <a:stretch>
                       <a:fillRect/>
                     </a:stretch>
@@ -4225,11 +4251,13 @@
         </w:numPr>
         <w:spacing w:line="312" w:lineRule="auto"/>
         <w:rPr>
+          <w:rFonts w:hint="eastAsia"/>
           <w:lang w:eastAsia="zh-CN"/>
         </w:rPr>
       </w:pPr>
       <w:r>
         <w:rPr>
+          <w:noProof/>
           <w:lang w:eastAsia="zh-CN"/>
         </w:rPr>
         <w:lastRenderedPageBreak/>
@@ -4249,7 +4277,7 @@
                     <pic:cNvPicPr/>
                   </pic:nvPicPr>
                   <pic:blipFill>
-                    <a:blip r:embed="rId10"/>
+                    <a:blip r:embed="rId11"/>
                     <a:stretch>
                       <a:fillRect/>
                     </a:stretch>
@@ -4470,7 +4498,15 @@
                 <w:color w:val="FFFFFF" w:themeColor="background1"/>
                 <w:lang w:eastAsia="zh-CN"/>
               </w:rPr>
-              <w:t>里程碑节点绩效评价</w:t>
+              <w:t>里程碑节点绩效评</w:t>
+            </w:r>
+            <w:r>
+              <w:rPr>
+                <w:rFonts w:hint="eastAsia"/>
+                <w:color w:val="FFFFFF" w:themeColor="background1"/>
+                <w:lang w:eastAsia="zh-CN"/>
+              </w:rPr>
+              <w:t>分</w:t>
             </w:r>
           </w:p>
         </w:tc>
@@ -4624,6 +4660,7 @@
               <w:spacing w:line="312" w:lineRule="auto"/>
               <w:jc w:val="center"/>
               <w:rPr>
+                <w:rFonts w:hint="eastAsia"/>
                 <w:lang w:eastAsia="zh-CN"/>
               </w:rPr>
             </w:pPr>
@@ -4780,6 +4817,7 @@
               <w:spacing w:line="312" w:lineRule="auto"/>
               <w:jc w:val="center"/>
               <w:rPr>
+                <w:rFonts w:hint="eastAsia"/>
                 <w:lang w:eastAsia="zh-CN"/>
               </w:rPr>
             </w:pPr>
@@ -4936,6 +4974,7 @@
               <w:spacing w:line="312" w:lineRule="auto"/>
               <w:jc w:val="center"/>
               <w:rPr>
+                <w:rFonts w:hint="eastAsia"/>
                 <w:lang w:eastAsia="zh-CN"/>
               </w:rPr>
             </w:pPr>
@@ -5092,6 +5131,7 @@
               <w:spacing w:line="312" w:lineRule="auto"/>
               <w:jc w:val="center"/>
               <w:rPr>
+                <w:rFonts w:hint="eastAsia"/>
                 <w:lang w:eastAsia="zh-CN"/>
               </w:rPr>
             </w:pPr>
@@ -5255,6 +5295,7 @@
               <w:spacing w:line="312" w:lineRule="auto"/>
               <w:jc w:val="both"/>
               <w:rPr>
+                <w:rFonts w:hint="eastAsia"/>
                 <w:szCs w:val="21"/>
                 <w:lang w:eastAsia="zh-CN"/>
               </w:rPr>
@@ -5273,7 +5314,15 @@
                 <w:szCs w:val="21"/>
                 <w:lang w:eastAsia="zh-CN"/>
               </w:rPr>
-              <w:t>按要求完成任务，当前阶段任务表现出色</w:t>
+              <w:t xml:space="preserve"> </w:t>
+            </w:r>
+            <w:r>
+              <w:rPr>
+                <w:rFonts w:hint="eastAsia"/>
+                <w:szCs w:val="21"/>
+                <w:lang w:eastAsia="zh-CN"/>
+              </w:rPr>
+              <w:t>95</w:t>
             </w:r>
           </w:p>
           <w:p>
@@ -5286,6 +5335,7 @@
               <w:spacing w:line="312" w:lineRule="auto"/>
               <w:jc w:val="both"/>
               <w:rPr>
+                <w:rFonts w:hint="eastAsia"/>
                 <w:szCs w:val="21"/>
                 <w:lang w:eastAsia="zh-CN"/>
               </w:rPr>
@@ -5318,7 +5368,15 @@
                 <w:szCs w:val="21"/>
                 <w:lang w:eastAsia="zh-CN"/>
               </w:rPr>
-              <w:t>按要求完成任务，当前阶段任务表现出色</w:t>
+              <w:t xml:space="preserve"> </w:t>
+            </w:r>
+            <w:r>
+              <w:rPr>
+                <w:rFonts w:hint="eastAsia"/>
+                <w:szCs w:val="21"/>
+                <w:lang w:eastAsia="zh-CN"/>
+              </w:rPr>
+              <w:t>94</w:t>
             </w:r>
           </w:p>
           <w:p>
@@ -5331,6 +5389,7 @@
               <w:spacing w:line="312" w:lineRule="auto"/>
               <w:jc w:val="both"/>
               <w:rPr>
+                <w:rFonts w:hint="eastAsia"/>
                 <w:szCs w:val="21"/>
                 <w:lang w:eastAsia="zh-CN"/>
               </w:rPr>
@@ -5356,7 +5415,15 @@
                 <w:szCs w:val="21"/>
                 <w:lang w:eastAsia="zh-CN"/>
               </w:rPr>
-              <w:t>按要求完成任务，当前阶段任务表现出色</w:t>
+              <w:t xml:space="preserve"> </w:t>
+            </w:r>
+            <w:r>
+              <w:rPr>
+                <w:rFonts w:hint="eastAsia"/>
+                <w:szCs w:val="21"/>
+                <w:lang w:eastAsia="zh-CN"/>
+              </w:rPr>
+              <w:t>97</w:t>
             </w:r>
           </w:p>
           <w:p>
@@ -5369,6 +5436,7 @@
               <w:spacing w:line="312" w:lineRule="auto"/>
               <w:jc w:val="both"/>
               <w:rPr>
+                <w:rFonts w:hint="eastAsia"/>
                 <w:szCs w:val="21"/>
                 <w:lang w:eastAsia="zh-CN"/>
               </w:rPr>
@@ -5401,7 +5469,15 @@
                 <w:szCs w:val="21"/>
                 <w:lang w:eastAsia="zh-CN"/>
               </w:rPr>
-              <w:t>按要求完成任务，当前阶段任务表现出色</w:t>
+              <w:t xml:space="preserve"> </w:t>
+            </w:r>
+            <w:r>
+              <w:rPr>
+                <w:rFonts w:hint="eastAsia"/>
+                <w:szCs w:val="21"/>
+                <w:lang w:eastAsia="zh-CN"/>
+              </w:rPr>
+              <w:t>96</w:t>
             </w:r>
           </w:p>
           <w:p>
@@ -5414,6 +5490,7 @@
               <w:spacing w:line="312" w:lineRule="auto"/>
               <w:jc w:val="both"/>
               <w:rPr>
+                <w:rFonts w:hint="eastAsia"/>
                 <w:szCs w:val="21"/>
                 <w:lang w:eastAsia="zh-CN"/>
               </w:rPr>
@@ -5439,7 +5516,15 @@
                 <w:szCs w:val="21"/>
                 <w:lang w:eastAsia="zh-CN"/>
               </w:rPr>
-              <w:t>按要求完成任务，当前阶段任务表现出色</w:t>
+              <w:t>93</w:t>
+            </w:r>
+            <w:r>
+              <w:rPr>
+                <w:rFonts w:hint="eastAsia"/>
+                <w:szCs w:val="21"/>
+                <w:lang w:eastAsia="zh-CN"/>
+              </w:rPr>
+              <w:t xml:space="preserve"> </w:t>
             </w:r>
           </w:p>
           <w:p>
@@ -8203,7 +8288,7 @@
                 <w:szCs w:val="21"/>
                 <w:lang w:eastAsia="zh-CN"/>
               </w:rPr>
-              <w:t>ui界面</w:t>
+              <w:t>ui界面原型图</w:t>
             </w:r>
             <w:r>
               <w:rPr>
@@ -8212,7 +8297,7 @@
                 <w:szCs w:val="21"/>
                 <w:lang w:eastAsia="zh-CN"/>
               </w:rPr>
-              <w:t>原型</w:t>
+              <w:t>、</w:t>
             </w:r>
             <w:r>
               <w:rPr>
@@ -8221,34 +8306,7 @@
                 <w:szCs w:val="21"/>
                 <w:lang w:eastAsia="zh-CN"/>
               </w:rPr>
-              <w:t>图</w:t>
-            </w:r>
-            <w:r>
-              <w:rPr>
-                <w:rFonts w:hint="eastAsia"/>
-                <w:color w:val="000000"/>
-                <w:szCs w:val="21"/>
-                <w:lang w:eastAsia="zh-CN"/>
-              </w:rPr>
-              <w:t>、</w:t>
-            </w:r>
-            <w:r>
-              <w:rPr>
-                <w:rFonts w:hint="eastAsia"/>
-                <w:color w:val="000000"/>
-                <w:szCs w:val="21"/>
-                <w:lang w:eastAsia="zh-CN"/>
-              </w:rPr>
-              <w:t>概念思路说明</w:t>
-            </w:r>
-            <w:r>
-              <w:rPr>
-                <w:rFonts w:hint="eastAsia"/>
-                <w:color w:val="000000"/>
-                <w:szCs w:val="21"/>
-                <w:lang w:eastAsia="zh-CN"/>
-              </w:rPr>
-              <w:t>完成</w:t>
+              <w:t>概念思路说明完成</w:t>
             </w:r>
           </w:p>
         </w:tc>
@@ -8386,7 +8444,6 @@
                 <w:rFonts w:hint="eastAsia"/>
                 <w:lang w:eastAsia="zh-CN"/>
               </w:rPr>
-              <w:lastRenderedPageBreak/>
               <w:t>规格说明与评审阶段</w:t>
             </w:r>
           </w:p>
@@ -11116,7 +11173,6 @@
         <w:pStyle w:val="21"/>
         <w:spacing w:after="80" w:line="324" w:lineRule="auto"/>
         <w:rPr>
-          <w:rFonts w:hint="eastAsia"/>
           <w:lang w:eastAsia="zh-CN"/>
         </w:rPr>
       </w:pPr>
@@ -11158,11 +11214,13 @@
         </w:numPr>
         <w:spacing w:line="312" w:lineRule="auto"/>
         <w:rPr>
+          <w:rFonts w:hint="eastAsia"/>
           <w:lang w:eastAsia="zh-CN"/>
         </w:rPr>
       </w:pPr>
       <w:r>
         <w:rPr>
+          <w:noProof/>
           <w:lang w:eastAsia="zh-CN"/>
         </w:rPr>
         <w:drawing>
@@ -11181,7 +11239,7 @@
                     <pic:cNvPicPr/>
                   </pic:nvPicPr>
                   <pic:blipFill>
-                    <a:blip r:embed="rId11"/>
+                    <a:blip r:embed="rId12"/>
                     <a:stretch>
                       <a:fillRect/>
                     </a:stretch>
@@ -11211,11 +11269,13 @@
         </w:numPr>
         <w:spacing w:line="312" w:lineRule="auto"/>
         <w:rPr>
+          <w:rFonts w:hint="eastAsia"/>
           <w:lang w:eastAsia="zh-CN"/>
         </w:rPr>
       </w:pPr>
       <w:r>
         <w:rPr>
+          <w:noProof/>
           <w:lang w:eastAsia="zh-CN"/>
         </w:rPr>
         <w:drawing>
@@ -11234,7 +11294,7 @@
                     <pic:cNvPicPr/>
                   </pic:nvPicPr>
                   <pic:blipFill>
-                    <a:blip r:embed="rId12"/>
+                    <a:blip r:embed="rId13"/>
                     <a:stretch>
                       <a:fillRect/>
                     </a:stretch>
@@ -11264,11 +11324,13 @@
         </w:numPr>
         <w:spacing w:line="312" w:lineRule="auto"/>
         <w:rPr>
+          <w:rFonts w:hint="eastAsia"/>
           <w:lang w:eastAsia="zh-CN"/>
         </w:rPr>
       </w:pPr>
       <w:r>
         <w:rPr>
+          <w:noProof/>
           <w:lang w:eastAsia="zh-CN"/>
         </w:rPr>
         <w:drawing>
@@ -11287,7 +11349,7 @@
                     <pic:cNvPicPr/>
                   </pic:nvPicPr>
                   <pic:blipFill>
-                    <a:blip r:embed="rId13"/>
+                    <a:blip r:embed="rId14"/>
                     <a:stretch>
                       <a:fillRect/>
                     </a:stretch>
@@ -11317,11 +11379,13 @@
         </w:numPr>
         <w:spacing w:line="312" w:lineRule="auto"/>
         <w:rPr>
+          <w:rFonts w:hint="eastAsia"/>
           <w:lang w:eastAsia="zh-CN"/>
         </w:rPr>
       </w:pPr>
       <w:r>
         <w:rPr>
+          <w:noProof/>
           <w:lang w:eastAsia="zh-CN"/>
         </w:rPr>
         <w:lastRenderedPageBreak/>
@@ -11341,7 +11405,7 @@
                     <pic:cNvPicPr/>
                   </pic:nvPicPr>
                   <pic:blipFill>
-                    <a:blip r:embed="rId14"/>
+                    <a:blip r:embed="rId15"/>
                     <a:stretch>
                       <a:fillRect/>
                     </a:stretch>
@@ -11377,6 +11441,7 @@
       </w:pPr>
       <w:r>
         <w:rPr>
+          <w:noProof/>
           <w:lang w:eastAsia="zh-CN"/>
         </w:rPr>
         <w:drawing>
@@ -11395,7 +11460,7 @@
                     <pic:cNvPicPr/>
                   </pic:nvPicPr>
                   <pic:blipFill>
-                    <a:blip r:embed="rId15"/>
+                    <a:blip r:embed="rId16"/>
                     <a:stretch>
                       <a:fillRect/>
                     </a:stretch>
@@ -11417,6 +11482,7 @@
       </w:r>
       <w:r>
         <w:rPr>
+          <w:noProof/>
           <w:lang w:eastAsia="zh-CN"/>
         </w:rPr>
         <w:drawing>
@@ -11435,7 +11501,7 @@
                     <pic:cNvPicPr/>
                   </pic:nvPicPr>
                   <pic:blipFill>
-                    <a:blip r:embed="rId16"/>
+                    <a:blip r:embed="rId17"/>
                     <a:stretch>
                       <a:fillRect/>
                     </a:stretch>
@@ -11461,7 +11527,7 @@
         <w:pStyle w:val="21"/>
         <w:spacing w:after="80" w:line="324" w:lineRule="auto"/>
         <w:rPr>
-          <w:rFonts w:ascii="微软雅黑" w:eastAsia="微软雅黑" w:hAnsi="微软雅黑"/>
+          <w:rFonts w:ascii="微软雅黑" w:eastAsia="微软雅黑" w:hAnsi="微软雅黑" w:hint="eastAsia"/>
           <w:b w:val="0"/>
           <w:sz w:val="21"/>
           <w:lang w:eastAsia="zh-CN"/>
@@ -11523,12 +11589,13 @@
       </w:pPr>
       <w:r>
         <w:rPr>
+          <w:noProof/>
           <w:lang w:eastAsia="zh-CN"/>
         </w:rPr>
         <w:drawing>
-          <wp:inline distT="0" distB="0" distL="0" distR="0" wp14:anchorId="0E70E278" wp14:editId="1BACC540">
-            <wp:extent cx="4563112" cy="4058216"/>
-            <wp:effectExtent l="0" t="0" r="8890" b="0"/>
+          <wp:inline distT="0" distB="0" distL="0" distR="0" wp14:anchorId="0E70E278" wp14:editId="15E6B809">
+            <wp:extent cx="4563112" cy="4052906"/>
+            <wp:effectExtent l="0" t="0" r="8890" b="5080"/>
             <wp:docPr id="1638899532" name="图片 1"/>
             <wp:cNvGraphicFramePr>
               <a:graphicFrameLocks xmlns:a="http://schemas.openxmlformats.org/drawingml/2006/main" noChangeAspect="1"/>
@@ -11537,11 +11604,11 @@
               <a:graphicData uri="http://schemas.openxmlformats.org/drawingml/2006/picture">
                 <pic:pic xmlns:pic="http://schemas.openxmlformats.org/drawingml/2006/picture">
                   <pic:nvPicPr>
-                    <pic:cNvPr id="1638899532" name=""/>
+                    <pic:cNvPr id="1638899532" name="图片 1"/>
                     <pic:cNvPicPr/>
                   </pic:nvPicPr>
                   <pic:blipFill>
-                    <a:blip r:embed="rId17"/>
+                    <a:blip r:embed="rId18"/>
                     <a:stretch>
                       <a:fillRect/>
                     </a:stretch>
@@ -11549,7 +11616,7 @@
                   <pic:spPr>
                     <a:xfrm>
                       <a:off x="0" y="0"/>
-                      <a:ext cx="4563112" cy="4058216"/>
+                      <a:ext cx="4563112" cy="4052906"/>
                     </a:xfrm>
                     <a:prstGeom prst="rect">
                       <a:avLst/>
@@ -13949,7 +14016,6 @@
         <w:pStyle w:val="1"/>
         <w:spacing w:after="80" w:line="324" w:lineRule="auto"/>
         <w:rPr>
-          <w:rFonts w:hint="eastAsia"/>
           <w:lang w:eastAsia="zh-CN"/>
         </w:rPr>
       </w:pPr>
@@ -13979,7 +14045,7 @@
       </w:r>
     </w:p>
     <w:sectPr>
-      <w:footerReference w:type="default" r:id="rId18"/>
+      <w:footerReference w:type="default" r:id="rId19"/>
       <w:pgSz w:w="12240" w:h="15840"/>
       <w:pgMar w:top="1417" w:right="1361" w:bottom="1247" w:left="1474" w:header="720" w:footer="720" w:gutter="0"/>
       <w:cols w:space="720"/>
@@ -15003,6 +15069,7 @@
   <w:style w:type="character" w:default="1" w:styleId="a2">
     <w:name w:val="Default Paragraph Font"/>
     <w:uiPriority w:val="1"/>
+    <w:semiHidden/>
     <w:unhideWhenUsed/>
   </w:style>
   <w:style w:type="table" w:default="1" w:styleId="a3">

--- a/SRA2026-G08-软件需求工程项目计划/AI课程教辅系统_需求工程项目计划书.docx
+++ b/SRA2026-G08-软件需求工程项目计划/AI课程教辅系统_需求工程项目计划书.docx
@@ -28,40 +28,40 @@
         <w:spacing w:after="0" w:line="360" w:lineRule="auto"/>
         <w:jc w:val="center"/>
         <w:rPr>
-          <w:rFonts w:ascii="黑体" w:eastAsia="黑体" w:hAnsi="黑体" w:cs="Times New Roman"/>
-          <w:sz w:val="32"/>
-          <w:szCs w:val="32"/>
-          <w14:ligatures w14:val="none"/>
-        </w:rPr>
-      </w:pPr>
-      <w:r>
-        <w:rPr>
           <w:rFonts w:ascii="黑体" w:eastAsia="黑体" w:hAnsi="黑体" w:cs="Times New Roman" w:hint="eastAsia"/>
           <w:sz w:val="32"/>
           <w:szCs w:val="32"/>
           <w14:ligatures w14:val="none"/>
         </w:rPr>
-        <w:t>AI课程教辅系统</w:t>
-      </w:r>
-    </w:p>
-    <w:p>
-      <w:pPr>
-        <w:spacing w:after="0" w:line="360" w:lineRule="auto"/>
-        <w:jc w:val="center"/>
+      </w:pPr>
+      <w:r>
         <w:rPr>
           <w:rFonts w:ascii="黑体" w:eastAsia="黑体" w:hAnsi="黑体" w:cs="Times New Roman" w:hint="eastAsia"/>
           <w:sz w:val="32"/>
           <w:szCs w:val="32"/>
           <w14:ligatures w14:val="none"/>
         </w:rPr>
-      </w:pPr>
+        <w:t>AI课程教辅系统</w:t>
+      </w:r>
     </w:p>
     <w:p>
       <w:pPr>
         <w:spacing w:after="0" w:line="360" w:lineRule="auto"/>
         <w:jc w:val="center"/>
         <w:rPr>
-          <w:rFonts w:ascii="黑体" w:eastAsia="黑体" w:hAnsi="黑体" w:cs="Times New Roman"/>
+          <w:rFonts w:ascii="黑体" w:eastAsia="黑体" w:hAnsi="黑体" w:cs="Times New Roman" w:hint="eastAsia"/>
+          <w:sz w:val="32"/>
+          <w:szCs w:val="32"/>
+          <w14:ligatures w14:val="none"/>
+        </w:rPr>
+      </w:pPr>
+    </w:p>
+    <w:p>
+      <w:pPr>
+        <w:spacing w:after="0" w:line="360" w:lineRule="auto"/>
+        <w:jc w:val="center"/>
+        <w:rPr>
+          <w:rFonts w:ascii="黑体" w:eastAsia="黑体" w:hAnsi="黑体" w:cs="Times New Roman" w:hint="eastAsia"/>
           <w:sz w:val="32"/>
           <w:szCs w:val="32"/>
           <w14:ligatures w14:val="none"/>
@@ -93,7 +93,7 @@
                     </pic:cNvPicPr>
                   </pic:nvPicPr>
                   <pic:blipFill>
-                    <a:blip r:embed="rId7">
+                    <a:blip r:embed="rId8">
                       <a:extLst>
                         <a:ext uri="{28A0092B-C50C-407E-A947-70E740481C1C}">
                           <a14:useLocalDpi xmlns:a14="http://schemas.microsoft.com/office/drawing/2010/main" val="0"/>
@@ -237,7 +237,7 @@
         <w:ind w:firstLineChars="200" w:firstLine="480"/>
         <w:jc w:val="center"/>
         <w:rPr>
-          <w:rFonts w:ascii="Times New Roman" w:eastAsia="宋体" w:hAnsi="Times New Roman" w:cs="Times New Roman" w:hint="eastAsia"/>
+          <w:rFonts w:ascii="Times New Roman" w:eastAsia="宋体" w:hAnsi="Times New Roman" w:cs="Times New Roman"/>
           <w:sz w:val="24"/>
           <w14:ligatures w14:val="none"/>
         </w:rPr>
@@ -265,7 +265,7 @@
         <w:ind w:firstLineChars="200" w:firstLine="420"/>
         <w:jc w:val="center"/>
         <w:rPr>
-          <w:rFonts w:ascii="Times New Roman" w:eastAsia="宋体" w:hAnsi="Times New Roman" w:cs="Times New Roman" w:hint="eastAsia"/>
+          <w:rFonts w:ascii="Times New Roman" w:eastAsia="宋体" w:hAnsi="Times New Roman" w:cs="Times New Roman"/>
           <w:sz w:val="21"/>
           <w14:ligatures w14:val="none"/>
         </w:rPr>
@@ -964,7 +964,16 @@
     </w:p>
     <w:p>
       <w:pPr>
-        <w:jc w:val="center"/>
+        <w:pStyle w:val="TOC1"/>
+        <w:tabs>
+          <w:tab w:val="right" w:leader="dot" w:pos="8296"/>
+        </w:tabs>
+        <w:rPr>
+          <w:rFonts w:hint="eastAsia"/>
+          <w:noProof/>
+        </w:rPr>
+      </w:pPr>
+      <w:r>
         <w:rPr>
           <w:rFonts w:ascii="Times New Roman" w:eastAsia="宋体" w:hAnsi="Times New Roman" w:cs="Times New Roman"/>
           <w:kern w:val="0"/>
@@ -972,11 +981,9 @@
           <w:lang w:val="en-AU"/>
           <w14:ligatures w14:val="none"/>
         </w:rPr>
-      </w:pPr>
-    </w:p>
-    <w:p>
-      <w:pPr>
-        <w:jc w:val="center"/>
+        <w:fldChar w:fldCharType="begin"/>
+      </w:r>
+      <w:r>
         <w:rPr>
           <w:rFonts w:ascii="Times New Roman" w:eastAsia="宋体" w:hAnsi="Times New Roman" w:cs="Times New Roman"/>
           <w:kern w:val="0"/>
@@ -984,11 +991,9 @@
           <w:lang w:val="en-AU"/>
           <w14:ligatures w14:val="none"/>
         </w:rPr>
-      </w:pPr>
-    </w:p>
-    <w:p>
-      <w:pPr>
-        <w:jc w:val="center"/>
+        <w:instrText xml:space="preserve"> TOC \o "1-2" \h \z \u </w:instrText>
+      </w:r>
+      <w:r>
         <w:rPr>
           <w:rFonts w:ascii="Times New Roman" w:eastAsia="宋体" w:hAnsi="Times New Roman" w:cs="Times New Roman"/>
           <w:kern w:val="0"/>
@@ -996,7 +1001,2999 @@
           <w:lang w:val="en-AU"/>
           <w14:ligatures w14:val="none"/>
         </w:rPr>
-      </w:pPr>
+        <w:fldChar w:fldCharType="separate"/>
+      </w:r>
+      <w:hyperlink w:anchor="_Toc225248990" w:history="1">
+        <w:r>
+          <w:rPr>
+            <w:rStyle w:val="af4"/>
+            <w:rFonts w:ascii="Calibri" w:eastAsia="宋体" w:hAnsi="Calibri" w:cs="Times New Roman" w:hint="eastAsia"/>
+            <w:b/>
+            <w:bCs/>
+            <w:noProof/>
+            <w:kern w:val="44"/>
+            <w14:ligatures w14:val="none"/>
+          </w:rPr>
+          <w:t>1</w:t>
+        </w:r>
+        <w:r>
+          <w:rPr>
+            <w:rStyle w:val="af4"/>
+            <w:rFonts w:ascii="Calibri" w:eastAsia="宋体" w:hAnsi="Calibri" w:cs="Times New Roman" w:hint="eastAsia"/>
+            <w:b/>
+            <w:bCs/>
+            <w:noProof/>
+            <w:kern w:val="44"/>
+            <w14:ligatures w14:val="none"/>
+          </w:rPr>
+          <w:t>概述</w:t>
+        </w:r>
+        <w:r>
+          <w:rPr>
+            <w:rFonts w:hint="eastAsia"/>
+            <w:noProof/>
+            <w:webHidden/>
+          </w:rPr>
+          <w:tab/>
+        </w:r>
+        <w:r>
+          <w:rPr>
+            <w:rFonts w:hint="eastAsia"/>
+            <w:noProof/>
+            <w:webHidden/>
+          </w:rPr>
+          <w:fldChar w:fldCharType="begin"/>
+        </w:r>
+        <w:r>
+          <w:rPr>
+            <w:rFonts w:hint="eastAsia"/>
+            <w:noProof/>
+            <w:webHidden/>
+          </w:rPr>
+          <w:instrText xml:space="preserve"> </w:instrText>
+        </w:r>
+        <w:r>
+          <w:rPr>
+            <w:noProof/>
+            <w:webHidden/>
+          </w:rPr>
+          <w:instrText>PAGEREF _Toc225248990 \h</w:instrText>
+        </w:r>
+        <w:r>
+          <w:rPr>
+            <w:rFonts w:hint="eastAsia"/>
+            <w:noProof/>
+            <w:webHidden/>
+          </w:rPr>
+          <w:instrText xml:space="preserve"> </w:instrText>
+        </w:r>
+        <w:r>
+          <w:rPr>
+            <w:rFonts w:hint="eastAsia"/>
+            <w:noProof/>
+            <w:webHidden/>
+          </w:rPr>
+        </w:r>
+        <w:r>
+          <w:rPr>
+            <w:rFonts w:hint="eastAsia"/>
+            <w:noProof/>
+            <w:webHidden/>
+          </w:rPr>
+          <w:fldChar w:fldCharType="separate"/>
+        </w:r>
+        <w:r>
+          <w:rPr>
+            <w:rFonts w:hint="eastAsia"/>
+            <w:noProof/>
+            <w:webHidden/>
+          </w:rPr>
+          <w:t>5</w:t>
+        </w:r>
+        <w:r>
+          <w:rPr>
+            <w:rFonts w:hint="eastAsia"/>
+            <w:noProof/>
+            <w:webHidden/>
+          </w:rPr>
+          <w:fldChar w:fldCharType="end"/>
+        </w:r>
+      </w:hyperlink>
+    </w:p>
+    <w:p>
+      <w:pPr>
+        <w:pStyle w:val="TOC2"/>
+        <w:tabs>
+          <w:tab w:val="right" w:leader="dot" w:pos="8296"/>
+        </w:tabs>
+        <w:ind w:left="440"/>
+        <w:rPr>
+          <w:rFonts w:hint="eastAsia"/>
+          <w:noProof/>
+        </w:rPr>
+      </w:pPr>
+      <w:hyperlink w:anchor="_Toc225248991" w:history="1">
+        <w:r>
+          <w:rPr>
+            <w:rStyle w:val="af4"/>
+            <w:rFonts w:ascii="Cambria" w:eastAsia="宋体" w:hAnsi="Cambria" w:cs="Times New Roman" w:hint="eastAsia"/>
+            <w:b/>
+            <w:bCs/>
+            <w:noProof/>
+            <w14:ligatures w14:val="none"/>
+          </w:rPr>
+          <w:t>1.1</w:t>
+        </w:r>
+        <w:r>
+          <w:rPr>
+            <w:rStyle w:val="af4"/>
+            <w:rFonts w:ascii="Cambria" w:eastAsia="宋体" w:hAnsi="Cambria" w:cs="Times New Roman" w:hint="eastAsia"/>
+            <w:b/>
+            <w:bCs/>
+            <w:noProof/>
+            <w14:ligatures w14:val="none"/>
+          </w:rPr>
+          <w:t>总览项目摘要</w:t>
+        </w:r>
+        <w:r>
+          <w:rPr>
+            <w:rFonts w:hint="eastAsia"/>
+            <w:noProof/>
+            <w:webHidden/>
+          </w:rPr>
+          <w:tab/>
+        </w:r>
+        <w:r>
+          <w:rPr>
+            <w:rFonts w:hint="eastAsia"/>
+            <w:noProof/>
+            <w:webHidden/>
+          </w:rPr>
+          <w:fldChar w:fldCharType="begin"/>
+        </w:r>
+        <w:r>
+          <w:rPr>
+            <w:rFonts w:hint="eastAsia"/>
+            <w:noProof/>
+            <w:webHidden/>
+          </w:rPr>
+          <w:instrText xml:space="preserve"> </w:instrText>
+        </w:r>
+        <w:r>
+          <w:rPr>
+            <w:noProof/>
+            <w:webHidden/>
+          </w:rPr>
+          <w:instrText>PAGEREF _Toc225248991 \h</w:instrText>
+        </w:r>
+        <w:r>
+          <w:rPr>
+            <w:rFonts w:hint="eastAsia"/>
+            <w:noProof/>
+            <w:webHidden/>
+          </w:rPr>
+          <w:instrText xml:space="preserve"> </w:instrText>
+        </w:r>
+        <w:r>
+          <w:rPr>
+            <w:rFonts w:hint="eastAsia"/>
+            <w:noProof/>
+            <w:webHidden/>
+          </w:rPr>
+        </w:r>
+        <w:r>
+          <w:rPr>
+            <w:rFonts w:hint="eastAsia"/>
+            <w:noProof/>
+            <w:webHidden/>
+          </w:rPr>
+          <w:fldChar w:fldCharType="separate"/>
+        </w:r>
+        <w:r>
+          <w:rPr>
+            <w:rFonts w:hint="eastAsia"/>
+            <w:noProof/>
+            <w:webHidden/>
+          </w:rPr>
+          <w:t>5</w:t>
+        </w:r>
+        <w:r>
+          <w:rPr>
+            <w:rFonts w:hint="eastAsia"/>
+            <w:noProof/>
+            <w:webHidden/>
+          </w:rPr>
+          <w:fldChar w:fldCharType="end"/>
+        </w:r>
+      </w:hyperlink>
+    </w:p>
+    <w:p>
+      <w:pPr>
+        <w:pStyle w:val="TOC1"/>
+        <w:tabs>
+          <w:tab w:val="right" w:leader="dot" w:pos="8296"/>
+        </w:tabs>
+        <w:rPr>
+          <w:rFonts w:hint="eastAsia"/>
+          <w:noProof/>
+        </w:rPr>
+      </w:pPr>
+      <w:hyperlink w:anchor="_Toc225248992" w:history="1">
+        <w:r>
+          <w:rPr>
+            <w:rStyle w:val="af4"/>
+            <w:rFonts w:ascii="Calibri" w:eastAsia="宋体" w:hAnsi="Calibri" w:cs="Times New Roman" w:hint="eastAsia"/>
+            <w:b/>
+            <w:bCs/>
+            <w:noProof/>
+            <w:kern w:val="44"/>
+            <w14:ligatures w14:val="none"/>
+          </w:rPr>
+          <w:t xml:space="preserve">2 </w:t>
+        </w:r>
+        <w:r>
+          <w:rPr>
+            <w:rStyle w:val="af4"/>
+            <w:rFonts w:ascii="Calibri" w:eastAsia="宋体" w:hAnsi="Calibri" w:cs="Times New Roman" w:hint="eastAsia"/>
+            <w:b/>
+            <w:bCs/>
+            <w:noProof/>
+            <w:kern w:val="44"/>
+            <w14:ligatures w14:val="none"/>
+          </w:rPr>
+          <w:t>引用文献</w:t>
+        </w:r>
+        <w:r>
+          <w:rPr>
+            <w:rFonts w:hint="eastAsia"/>
+            <w:noProof/>
+            <w:webHidden/>
+          </w:rPr>
+          <w:tab/>
+        </w:r>
+        <w:r>
+          <w:rPr>
+            <w:rFonts w:hint="eastAsia"/>
+            <w:noProof/>
+            <w:webHidden/>
+          </w:rPr>
+          <w:fldChar w:fldCharType="begin"/>
+        </w:r>
+        <w:r>
+          <w:rPr>
+            <w:rFonts w:hint="eastAsia"/>
+            <w:noProof/>
+            <w:webHidden/>
+          </w:rPr>
+          <w:instrText xml:space="preserve"> </w:instrText>
+        </w:r>
+        <w:r>
+          <w:rPr>
+            <w:noProof/>
+            <w:webHidden/>
+          </w:rPr>
+          <w:instrText>PAGEREF _Toc225248992 \h</w:instrText>
+        </w:r>
+        <w:r>
+          <w:rPr>
+            <w:rFonts w:hint="eastAsia"/>
+            <w:noProof/>
+            <w:webHidden/>
+          </w:rPr>
+          <w:instrText xml:space="preserve"> </w:instrText>
+        </w:r>
+        <w:r>
+          <w:rPr>
+            <w:rFonts w:hint="eastAsia"/>
+            <w:noProof/>
+            <w:webHidden/>
+          </w:rPr>
+        </w:r>
+        <w:r>
+          <w:rPr>
+            <w:rFonts w:hint="eastAsia"/>
+            <w:noProof/>
+            <w:webHidden/>
+          </w:rPr>
+          <w:fldChar w:fldCharType="separate"/>
+        </w:r>
+        <w:r>
+          <w:rPr>
+            <w:rFonts w:hint="eastAsia"/>
+            <w:noProof/>
+            <w:webHidden/>
+          </w:rPr>
+          <w:t>6</w:t>
+        </w:r>
+        <w:r>
+          <w:rPr>
+            <w:rFonts w:hint="eastAsia"/>
+            <w:noProof/>
+            <w:webHidden/>
+          </w:rPr>
+          <w:fldChar w:fldCharType="end"/>
+        </w:r>
+      </w:hyperlink>
+    </w:p>
+    <w:p>
+      <w:pPr>
+        <w:pStyle w:val="TOC1"/>
+        <w:tabs>
+          <w:tab w:val="right" w:leader="dot" w:pos="8296"/>
+        </w:tabs>
+        <w:rPr>
+          <w:rFonts w:hint="eastAsia"/>
+          <w:noProof/>
+        </w:rPr>
+      </w:pPr>
+      <w:hyperlink w:anchor="_Toc225248993" w:history="1">
+        <w:r>
+          <w:rPr>
+            <w:rStyle w:val="af4"/>
+            <w:rFonts w:ascii="Calibri" w:eastAsia="宋体" w:hAnsi="Calibri" w:cs="Times New Roman" w:hint="eastAsia"/>
+            <w:b/>
+            <w:bCs/>
+            <w:noProof/>
+            <w:kern w:val="44"/>
+            <w14:ligatures w14:val="none"/>
+          </w:rPr>
+          <w:t>3</w:t>
+        </w:r>
+        <w:r>
+          <w:rPr>
+            <w:rStyle w:val="af4"/>
+            <w:rFonts w:ascii="Calibri" w:eastAsia="宋体" w:hAnsi="Calibri" w:cs="Times New Roman" w:hint="eastAsia"/>
+            <w:b/>
+            <w:bCs/>
+            <w:noProof/>
+            <w:kern w:val="44"/>
+            <w14:ligatures w14:val="none"/>
+          </w:rPr>
+          <w:t>定义</w:t>
+        </w:r>
+        <w:r>
+          <w:rPr>
+            <w:rFonts w:hint="eastAsia"/>
+            <w:noProof/>
+            <w:webHidden/>
+          </w:rPr>
+          <w:tab/>
+        </w:r>
+        <w:r>
+          <w:rPr>
+            <w:rFonts w:hint="eastAsia"/>
+            <w:noProof/>
+            <w:webHidden/>
+          </w:rPr>
+          <w:fldChar w:fldCharType="begin"/>
+        </w:r>
+        <w:r>
+          <w:rPr>
+            <w:rFonts w:hint="eastAsia"/>
+            <w:noProof/>
+            <w:webHidden/>
+          </w:rPr>
+          <w:instrText xml:space="preserve"> </w:instrText>
+        </w:r>
+        <w:r>
+          <w:rPr>
+            <w:noProof/>
+            <w:webHidden/>
+          </w:rPr>
+          <w:instrText>PAGEREF _Toc225248993 \h</w:instrText>
+        </w:r>
+        <w:r>
+          <w:rPr>
+            <w:rFonts w:hint="eastAsia"/>
+            <w:noProof/>
+            <w:webHidden/>
+          </w:rPr>
+          <w:instrText xml:space="preserve"> </w:instrText>
+        </w:r>
+        <w:r>
+          <w:rPr>
+            <w:rFonts w:hint="eastAsia"/>
+            <w:noProof/>
+            <w:webHidden/>
+          </w:rPr>
+        </w:r>
+        <w:r>
+          <w:rPr>
+            <w:rFonts w:hint="eastAsia"/>
+            <w:noProof/>
+            <w:webHidden/>
+          </w:rPr>
+          <w:fldChar w:fldCharType="separate"/>
+        </w:r>
+        <w:r>
+          <w:rPr>
+            <w:rFonts w:hint="eastAsia"/>
+            <w:noProof/>
+            <w:webHidden/>
+          </w:rPr>
+          <w:t>6</w:t>
+        </w:r>
+        <w:r>
+          <w:rPr>
+            <w:rFonts w:hint="eastAsia"/>
+            <w:noProof/>
+            <w:webHidden/>
+          </w:rPr>
+          <w:fldChar w:fldCharType="end"/>
+        </w:r>
+      </w:hyperlink>
+    </w:p>
+    <w:p>
+      <w:pPr>
+        <w:pStyle w:val="TOC1"/>
+        <w:tabs>
+          <w:tab w:val="right" w:leader="dot" w:pos="8296"/>
+        </w:tabs>
+        <w:rPr>
+          <w:rFonts w:hint="eastAsia"/>
+          <w:noProof/>
+        </w:rPr>
+      </w:pPr>
+      <w:hyperlink w:anchor="_Toc225248994" w:history="1">
+        <w:r>
+          <w:rPr>
+            <w:rStyle w:val="af4"/>
+            <w:rFonts w:ascii="Calibri" w:eastAsia="宋体" w:hAnsi="Calibri" w:cs="Times New Roman" w:hint="eastAsia"/>
+            <w:b/>
+            <w:bCs/>
+            <w:noProof/>
+            <w:kern w:val="44"/>
+            <w14:ligatures w14:val="none"/>
+          </w:rPr>
+          <w:t>4</w:t>
+        </w:r>
+        <w:r>
+          <w:rPr>
+            <w:rStyle w:val="af4"/>
+            <w:rFonts w:ascii="Calibri" w:eastAsia="宋体" w:hAnsi="Calibri" w:cs="Times New Roman" w:hint="eastAsia"/>
+            <w:b/>
+            <w:bCs/>
+            <w:noProof/>
+            <w:kern w:val="44"/>
+            <w14:ligatures w14:val="none"/>
+          </w:rPr>
+          <w:t>项目组织</w:t>
+        </w:r>
+        <w:r>
+          <w:rPr>
+            <w:rFonts w:hint="eastAsia"/>
+            <w:noProof/>
+            <w:webHidden/>
+          </w:rPr>
+          <w:tab/>
+        </w:r>
+        <w:r>
+          <w:rPr>
+            <w:rFonts w:hint="eastAsia"/>
+            <w:noProof/>
+            <w:webHidden/>
+          </w:rPr>
+          <w:fldChar w:fldCharType="begin"/>
+        </w:r>
+        <w:r>
+          <w:rPr>
+            <w:rFonts w:hint="eastAsia"/>
+            <w:noProof/>
+            <w:webHidden/>
+          </w:rPr>
+          <w:instrText xml:space="preserve"> </w:instrText>
+        </w:r>
+        <w:r>
+          <w:rPr>
+            <w:noProof/>
+            <w:webHidden/>
+          </w:rPr>
+          <w:instrText>PAGEREF _Toc225248994 \h</w:instrText>
+        </w:r>
+        <w:r>
+          <w:rPr>
+            <w:rFonts w:hint="eastAsia"/>
+            <w:noProof/>
+            <w:webHidden/>
+          </w:rPr>
+          <w:instrText xml:space="preserve"> </w:instrText>
+        </w:r>
+        <w:r>
+          <w:rPr>
+            <w:rFonts w:hint="eastAsia"/>
+            <w:noProof/>
+            <w:webHidden/>
+          </w:rPr>
+        </w:r>
+        <w:r>
+          <w:rPr>
+            <w:rFonts w:hint="eastAsia"/>
+            <w:noProof/>
+            <w:webHidden/>
+          </w:rPr>
+          <w:fldChar w:fldCharType="separate"/>
+        </w:r>
+        <w:r>
+          <w:rPr>
+            <w:rFonts w:hint="eastAsia"/>
+            <w:noProof/>
+            <w:webHidden/>
+          </w:rPr>
+          <w:t>7</w:t>
+        </w:r>
+        <w:r>
+          <w:rPr>
+            <w:rFonts w:hint="eastAsia"/>
+            <w:noProof/>
+            <w:webHidden/>
+          </w:rPr>
+          <w:fldChar w:fldCharType="end"/>
+        </w:r>
+      </w:hyperlink>
+    </w:p>
+    <w:p>
+      <w:pPr>
+        <w:pStyle w:val="TOC2"/>
+        <w:tabs>
+          <w:tab w:val="right" w:leader="dot" w:pos="8296"/>
+        </w:tabs>
+        <w:ind w:left="440"/>
+        <w:rPr>
+          <w:rFonts w:hint="eastAsia"/>
+          <w:noProof/>
+        </w:rPr>
+      </w:pPr>
+      <w:hyperlink w:anchor="_Toc225248995" w:history="1">
+        <w:r>
+          <w:rPr>
+            <w:rStyle w:val="af4"/>
+            <w:rFonts w:ascii="Cambria" w:eastAsia="宋体" w:hAnsi="Cambria" w:cs="Times New Roman" w:hint="eastAsia"/>
+            <w:b/>
+            <w:bCs/>
+            <w:noProof/>
+            <w14:ligatures w14:val="none"/>
+          </w:rPr>
+          <w:t>4.1</w:t>
+        </w:r>
+        <w:r>
+          <w:rPr>
+            <w:rStyle w:val="af4"/>
+            <w:rFonts w:ascii="Cambria" w:eastAsia="宋体" w:hAnsi="Cambria" w:cs="Times New Roman" w:hint="eastAsia"/>
+            <w:b/>
+            <w:bCs/>
+            <w:noProof/>
+            <w14:ligatures w14:val="none"/>
+          </w:rPr>
+          <w:t>项目组织分解结构图</w:t>
+        </w:r>
+        <w:r>
+          <w:rPr>
+            <w:rFonts w:hint="eastAsia"/>
+            <w:noProof/>
+            <w:webHidden/>
+          </w:rPr>
+          <w:tab/>
+        </w:r>
+        <w:r>
+          <w:rPr>
+            <w:rFonts w:hint="eastAsia"/>
+            <w:noProof/>
+            <w:webHidden/>
+          </w:rPr>
+          <w:fldChar w:fldCharType="begin"/>
+        </w:r>
+        <w:r>
+          <w:rPr>
+            <w:rFonts w:hint="eastAsia"/>
+            <w:noProof/>
+            <w:webHidden/>
+          </w:rPr>
+          <w:instrText xml:space="preserve"> </w:instrText>
+        </w:r>
+        <w:r>
+          <w:rPr>
+            <w:noProof/>
+            <w:webHidden/>
+          </w:rPr>
+          <w:instrText>PAGEREF _Toc225248995 \h</w:instrText>
+        </w:r>
+        <w:r>
+          <w:rPr>
+            <w:rFonts w:hint="eastAsia"/>
+            <w:noProof/>
+            <w:webHidden/>
+          </w:rPr>
+          <w:instrText xml:space="preserve"> </w:instrText>
+        </w:r>
+        <w:r>
+          <w:rPr>
+            <w:rFonts w:hint="eastAsia"/>
+            <w:noProof/>
+            <w:webHidden/>
+          </w:rPr>
+        </w:r>
+        <w:r>
+          <w:rPr>
+            <w:rFonts w:hint="eastAsia"/>
+            <w:noProof/>
+            <w:webHidden/>
+          </w:rPr>
+          <w:fldChar w:fldCharType="separate"/>
+        </w:r>
+        <w:r>
+          <w:rPr>
+            <w:rFonts w:hint="eastAsia"/>
+            <w:noProof/>
+            <w:webHidden/>
+          </w:rPr>
+          <w:t>7</w:t>
+        </w:r>
+        <w:r>
+          <w:rPr>
+            <w:rFonts w:hint="eastAsia"/>
+            <w:noProof/>
+            <w:webHidden/>
+          </w:rPr>
+          <w:fldChar w:fldCharType="end"/>
+        </w:r>
+      </w:hyperlink>
+    </w:p>
+    <w:p>
+      <w:pPr>
+        <w:pStyle w:val="TOC2"/>
+        <w:tabs>
+          <w:tab w:val="right" w:leader="dot" w:pos="8296"/>
+        </w:tabs>
+        <w:ind w:left="440"/>
+        <w:rPr>
+          <w:rFonts w:hint="eastAsia"/>
+          <w:noProof/>
+        </w:rPr>
+      </w:pPr>
+      <w:hyperlink w:anchor="_Toc225248996" w:history="1">
+        <w:r>
+          <w:rPr>
+            <w:rStyle w:val="af4"/>
+            <w:rFonts w:ascii="Cambria" w:eastAsia="宋体" w:hAnsi="Cambria" w:cs="Times New Roman" w:hint="eastAsia"/>
+            <w:b/>
+            <w:bCs/>
+            <w:noProof/>
+            <w14:ligatures w14:val="none"/>
+          </w:rPr>
+          <w:t>4.2</w:t>
+        </w:r>
+        <w:r>
+          <w:rPr>
+            <w:rStyle w:val="af4"/>
+            <w:rFonts w:ascii="Cambria" w:eastAsia="宋体" w:hAnsi="Cambria" w:cs="Times New Roman" w:hint="eastAsia"/>
+            <w:b/>
+            <w:bCs/>
+            <w:noProof/>
+            <w14:ligatures w14:val="none"/>
+          </w:rPr>
+          <w:t>外部接口</w:t>
+        </w:r>
+        <w:r>
+          <w:rPr>
+            <w:rFonts w:hint="eastAsia"/>
+            <w:noProof/>
+            <w:webHidden/>
+          </w:rPr>
+          <w:tab/>
+        </w:r>
+        <w:r>
+          <w:rPr>
+            <w:rFonts w:hint="eastAsia"/>
+            <w:noProof/>
+            <w:webHidden/>
+          </w:rPr>
+          <w:fldChar w:fldCharType="begin"/>
+        </w:r>
+        <w:r>
+          <w:rPr>
+            <w:rFonts w:hint="eastAsia"/>
+            <w:noProof/>
+            <w:webHidden/>
+          </w:rPr>
+          <w:instrText xml:space="preserve"> </w:instrText>
+        </w:r>
+        <w:r>
+          <w:rPr>
+            <w:noProof/>
+            <w:webHidden/>
+          </w:rPr>
+          <w:instrText>PAGEREF _Toc225248996 \h</w:instrText>
+        </w:r>
+        <w:r>
+          <w:rPr>
+            <w:rFonts w:hint="eastAsia"/>
+            <w:noProof/>
+            <w:webHidden/>
+          </w:rPr>
+          <w:instrText xml:space="preserve"> </w:instrText>
+        </w:r>
+        <w:r>
+          <w:rPr>
+            <w:rFonts w:hint="eastAsia"/>
+            <w:noProof/>
+            <w:webHidden/>
+          </w:rPr>
+        </w:r>
+        <w:r>
+          <w:rPr>
+            <w:rFonts w:hint="eastAsia"/>
+            <w:noProof/>
+            <w:webHidden/>
+          </w:rPr>
+          <w:fldChar w:fldCharType="separate"/>
+        </w:r>
+        <w:r>
+          <w:rPr>
+            <w:rFonts w:hint="eastAsia"/>
+            <w:noProof/>
+            <w:webHidden/>
+          </w:rPr>
+          <w:t>7</w:t>
+        </w:r>
+        <w:r>
+          <w:rPr>
+            <w:rFonts w:hint="eastAsia"/>
+            <w:noProof/>
+            <w:webHidden/>
+          </w:rPr>
+          <w:fldChar w:fldCharType="end"/>
+        </w:r>
+      </w:hyperlink>
+    </w:p>
+    <w:p>
+      <w:pPr>
+        <w:pStyle w:val="TOC2"/>
+        <w:tabs>
+          <w:tab w:val="right" w:leader="dot" w:pos="8296"/>
+        </w:tabs>
+        <w:ind w:left="440"/>
+        <w:rPr>
+          <w:rFonts w:hint="eastAsia"/>
+          <w:noProof/>
+        </w:rPr>
+      </w:pPr>
+      <w:hyperlink w:anchor="_Toc225248997" w:history="1">
+        <w:r>
+          <w:rPr>
+            <w:rStyle w:val="af4"/>
+            <w:rFonts w:ascii="Cambria" w:eastAsia="宋体" w:hAnsi="Cambria" w:cs="Times New Roman" w:hint="eastAsia"/>
+            <w:b/>
+            <w:bCs/>
+            <w:noProof/>
+            <w14:ligatures w14:val="none"/>
+          </w:rPr>
+          <w:t>4.3</w:t>
+        </w:r>
+        <w:r>
+          <w:rPr>
+            <w:rStyle w:val="af4"/>
+            <w:rFonts w:ascii="Cambria" w:eastAsia="宋体" w:hAnsi="Cambria" w:cs="Times New Roman" w:hint="eastAsia"/>
+            <w:b/>
+            <w:bCs/>
+            <w:noProof/>
+            <w14:ligatures w14:val="none"/>
+          </w:rPr>
+          <w:t>内部结构</w:t>
+        </w:r>
+        <w:r>
+          <w:rPr>
+            <w:rFonts w:hint="eastAsia"/>
+            <w:noProof/>
+            <w:webHidden/>
+          </w:rPr>
+          <w:tab/>
+        </w:r>
+        <w:r>
+          <w:rPr>
+            <w:rFonts w:hint="eastAsia"/>
+            <w:noProof/>
+            <w:webHidden/>
+          </w:rPr>
+          <w:fldChar w:fldCharType="begin"/>
+        </w:r>
+        <w:r>
+          <w:rPr>
+            <w:rFonts w:hint="eastAsia"/>
+            <w:noProof/>
+            <w:webHidden/>
+          </w:rPr>
+          <w:instrText xml:space="preserve"> </w:instrText>
+        </w:r>
+        <w:r>
+          <w:rPr>
+            <w:noProof/>
+            <w:webHidden/>
+          </w:rPr>
+          <w:instrText>PAGEREF _Toc225248997 \h</w:instrText>
+        </w:r>
+        <w:r>
+          <w:rPr>
+            <w:rFonts w:hint="eastAsia"/>
+            <w:noProof/>
+            <w:webHidden/>
+          </w:rPr>
+          <w:instrText xml:space="preserve"> </w:instrText>
+        </w:r>
+        <w:r>
+          <w:rPr>
+            <w:rFonts w:hint="eastAsia"/>
+            <w:noProof/>
+            <w:webHidden/>
+          </w:rPr>
+        </w:r>
+        <w:r>
+          <w:rPr>
+            <w:rFonts w:hint="eastAsia"/>
+            <w:noProof/>
+            <w:webHidden/>
+          </w:rPr>
+          <w:fldChar w:fldCharType="separate"/>
+        </w:r>
+        <w:r>
+          <w:rPr>
+            <w:rFonts w:hint="eastAsia"/>
+            <w:noProof/>
+            <w:webHidden/>
+          </w:rPr>
+          <w:t>7</w:t>
+        </w:r>
+        <w:r>
+          <w:rPr>
+            <w:rFonts w:hint="eastAsia"/>
+            <w:noProof/>
+            <w:webHidden/>
+          </w:rPr>
+          <w:fldChar w:fldCharType="end"/>
+        </w:r>
+      </w:hyperlink>
+    </w:p>
+    <w:p>
+      <w:pPr>
+        <w:pStyle w:val="TOC2"/>
+        <w:tabs>
+          <w:tab w:val="right" w:leader="dot" w:pos="8296"/>
+        </w:tabs>
+        <w:ind w:left="440"/>
+        <w:rPr>
+          <w:rFonts w:hint="eastAsia"/>
+          <w:noProof/>
+        </w:rPr>
+      </w:pPr>
+      <w:hyperlink w:anchor="_Toc225248998" w:history="1">
+        <w:r>
+          <w:rPr>
+            <w:rStyle w:val="af4"/>
+            <w:rFonts w:ascii="Cambria" w:eastAsia="宋体" w:hAnsi="Cambria" w:cs="Times New Roman" w:hint="eastAsia"/>
+            <w:b/>
+            <w:bCs/>
+            <w:noProof/>
+            <w14:ligatures w14:val="none"/>
+          </w:rPr>
+          <w:t>4.4</w:t>
+        </w:r>
+        <w:r>
+          <w:rPr>
+            <w:rStyle w:val="af4"/>
+            <w:rFonts w:ascii="Cambria" w:eastAsia="宋体" w:hAnsi="Cambria" w:cs="Times New Roman" w:hint="eastAsia"/>
+            <w:b/>
+            <w:bCs/>
+            <w:noProof/>
+            <w14:ligatures w14:val="none"/>
+          </w:rPr>
+          <w:t>职责</w:t>
+        </w:r>
+        <w:r>
+          <w:rPr>
+            <w:rFonts w:hint="eastAsia"/>
+            <w:noProof/>
+            <w:webHidden/>
+          </w:rPr>
+          <w:tab/>
+        </w:r>
+        <w:r>
+          <w:rPr>
+            <w:rFonts w:hint="eastAsia"/>
+            <w:noProof/>
+            <w:webHidden/>
+          </w:rPr>
+          <w:fldChar w:fldCharType="begin"/>
+        </w:r>
+        <w:r>
+          <w:rPr>
+            <w:rFonts w:hint="eastAsia"/>
+            <w:noProof/>
+            <w:webHidden/>
+          </w:rPr>
+          <w:instrText xml:space="preserve"> </w:instrText>
+        </w:r>
+        <w:r>
+          <w:rPr>
+            <w:noProof/>
+            <w:webHidden/>
+          </w:rPr>
+          <w:instrText>PAGEREF _Toc225248998 \h</w:instrText>
+        </w:r>
+        <w:r>
+          <w:rPr>
+            <w:rFonts w:hint="eastAsia"/>
+            <w:noProof/>
+            <w:webHidden/>
+          </w:rPr>
+          <w:instrText xml:space="preserve"> </w:instrText>
+        </w:r>
+        <w:r>
+          <w:rPr>
+            <w:rFonts w:hint="eastAsia"/>
+            <w:noProof/>
+            <w:webHidden/>
+          </w:rPr>
+        </w:r>
+        <w:r>
+          <w:rPr>
+            <w:rFonts w:hint="eastAsia"/>
+            <w:noProof/>
+            <w:webHidden/>
+          </w:rPr>
+          <w:fldChar w:fldCharType="separate"/>
+        </w:r>
+        <w:r>
+          <w:rPr>
+            <w:rFonts w:hint="eastAsia"/>
+            <w:noProof/>
+            <w:webHidden/>
+          </w:rPr>
+          <w:t>8</w:t>
+        </w:r>
+        <w:r>
+          <w:rPr>
+            <w:rFonts w:hint="eastAsia"/>
+            <w:noProof/>
+            <w:webHidden/>
+          </w:rPr>
+          <w:fldChar w:fldCharType="end"/>
+        </w:r>
+      </w:hyperlink>
+    </w:p>
+    <w:p>
+      <w:pPr>
+        <w:pStyle w:val="TOC2"/>
+        <w:tabs>
+          <w:tab w:val="right" w:leader="dot" w:pos="8296"/>
+        </w:tabs>
+        <w:ind w:left="440"/>
+        <w:rPr>
+          <w:rFonts w:hint="eastAsia"/>
+          <w:noProof/>
+        </w:rPr>
+      </w:pPr>
+      <w:hyperlink w:anchor="_Toc225248999" w:history="1">
+        <w:r>
+          <w:rPr>
+            <w:rStyle w:val="af4"/>
+            <w:rFonts w:ascii="Cambria" w:eastAsia="宋体" w:hAnsi="Cambria" w:cs="Times New Roman" w:hint="eastAsia"/>
+            <w:b/>
+            <w:bCs/>
+            <w:noProof/>
+            <w14:ligatures w14:val="none"/>
+          </w:rPr>
+          <w:t>4.5</w:t>
+        </w:r>
+        <w:r>
+          <w:rPr>
+            <w:rStyle w:val="af4"/>
+            <w:rFonts w:ascii="Cambria" w:eastAsia="宋体" w:hAnsi="Cambria" w:cs="Times New Roman" w:hint="eastAsia"/>
+            <w:b/>
+            <w:bCs/>
+            <w:noProof/>
+            <w14:ligatures w14:val="none"/>
+          </w:rPr>
+          <w:t>项目干系人联系方式</w:t>
+        </w:r>
+        <w:r>
+          <w:rPr>
+            <w:rFonts w:hint="eastAsia"/>
+            <w:noProof/>
+            <w:webHidden/>
+          </w:rPr>
+          <w:tab/>
+        </w:r>
+        <w:r>
+          <w:rPr>
+            <w:rFonts w:hint="eastAsia"/>
+            <w:noProof/>
+            <w:webHidden/>
+          </w:rPr>
+          <w:fldChar w:fldCharType="begin"/>
+        </w:r>
+        <w:r>
+          <w:rPr>
+            <w:rFonts w:hint="eastAsia"/>
+            <w:noProof/>
+            <w:webHidden/>
+          </w:rPr>
+          <w:instrText xml:space="preserve"> </w:instrText>
+        </w:r>
+        <w:r>
+          <w:rPr>
+            <w:noProof/>
+            <w:webHidden/>
+          </w:rPr>
+          <w:instrText>PAGEREF _Toc225248999 \h</w:instrText>
+        </w:r>
+        <w:r>
+          <w:rPr>
+            <w:rFonts w:hint="eastAsia"/>
+            <w:noProof/>
+            <w:webHidden/>
+          </w:rPr>
+          <w:instrText xml:space="preserve"> </w:instrText>
+        </w:r>
+        <w:r>
+          <w:rPr>
+            <w:rFonts w:hint="eastAsia"/>
+            <w:noProof/>
+            <w:webHidden/>
+          </w:rPr>
+        </w:r>
+        <w:r>
+          <w:rPr>
+            <w:rFonts w:hint="eastAsia"/>
+            <w:noProof/>
+            <w:webHidden/>
+          </w:rPr>
+          <w:fldChar w:fldCharType="separate"/>
+        </w:r>
+        <w:r>
+          <w:rPr>
+            <w:rFonts w:hint="eastAsia"/>
+            <w:noProof/>
+            <w:webHidden/>
+          </w:rPr>
+          <w:t>8</w:t>
+        </w:r>
+        <w:r>
+          <w:rPr>
+            <w:rFonts w:hint="eastAsia"/>
+            <w:noProof/>
+            <w:webHidden/>
+          </w:rPr>
+          <w:fldChar w:fldCharType="end"/>
+        </w:r>
+      </w:hyperlink>
+    </w:p>
+    <w:p>
+      <w:pPr>
+        <w:pStyle w:val="TOC1"/>
+        <w:tabs>
+          <w:tab w:val="right" w:leader="dot" w:pos="8296"/>
+        </w:tabs>
+        <w:rPr>
+          <w:rFonts w:hint="eastAsia"/>
+          <w:noProof/>
+        </w:rPr>
+      </w:pPr>
+      <w:hyperlink w:anchor="_Toc225249000" w:history="1">
+        <w:r>
+          <w:rPr>
+            <w:rStyle w:val="af4"/>
+            <w:rFonts w:ascii="Calibri" w:eastAsia="宋体" w:hAnsi="Calibri" w:cs="Times New Roman" w:hint="eastAsia"/>
+            <w:b/>
+            <w:bCs/>
+            <w:noProof/>
+            <w:kern w:val="44"/>
+            <w14:ligatures w14:val="none"/>
+          </w:rPr>
+          <w:t>5</w:t>
+        </w:r>
+        <w:r>
+          <w:rPr>
+            <w:rStyle w:val="af4"/>
+            <w:rFonts w:ascii="Calibri" w:eastAsia="宋体" w:hAnsi="Calibri" w:cs="Times New Roman" w:hint="eastAsia"/>
+            <w:b/>
+            <w:bCs/>
+            <w:noProof/>
+            <w:kern w:val="44"/>
+            <w14:ligatures w14:val="none"/>
+          </w:rPr>
+          <w:t>管理过程计划</w:t>
+        </w:r>
+        <w:r>
+          <w:rPr>
+            <w:rFonts w:hint="eastAsia"/>
+            <w:noProof/>
+            <w:webHidden/>
+          </w:rPr>
+          <w:tab/>
+        </w:r>
+        <w:r>
+          <w:rPr>
+            <w:rFonts w:hint="eastAsia"/>
+            <w:noProof/>
+            <w:webHidden/>
+          </w:rPr>
+          <w:fldChar w:fldCharType="begin"/>
+        </w:r>
+        <w:r>
+          <w:rPr>
+            <w:rFonts w:hint="eastAsia"/>
+            <w:noProof/>
+            <w:webHidden/>
+          </w:rPr>
+          <w:instrText xml:space="preserve"> </w:instrText>
+        </w:r>
+        <w:r>
+          <w:rPr>
+            <w:noProof/>
+            <w:webHidden/>
+          </w:rPr>
+          <w:instrText>PAGEREF _Toc225249000 \h</w:instrText>
+        </w:r>
+        <w:r>
+          <w:rPr>
+            <w:rFonts w:hint="eastAsia"/>
+            <w:noProof/>
+            <w:webHidden/>
+          </w:rPr>
+          <w:instrText xml:space="preserve"> </w:instrText>
+        </w:r>
+        <w:r>
+          <w:rPr>
+            <w:rFonts w:hint="eastAsia"/>
+            <w:noProof/>
+            <w:webHidden/>
+          </w:rPr>
+        </w:r>
+        <w:r>
+          <w:rPr>
+            <w:rFonts w:hint="eastAsia"/>
+            <w:noProof/>
+            <w:webHidden/>
+          </w:rPr>
+          <w:fldChar w:fldCharType="separate"/>
+        </w:r>
+        <w:r>
+          <w:rPr>
+            <w:rFonts w:hint="eastAsia"/>
+            <w:noProof/>
+            <w:webHidden/>
+          </w:rPr>
+          <w:t>8</w:t>
+        </w:r>
+        <w:r>
+          <w:rPr>
+            <w:rFonts w:hint="eastAsia"/>
+            <w:noProof/>
+            <w:webHidden/>
+          </w:rPr>
+          <w:fldChar w:fldCharType="end"/>
+        </w:r>
+      </w:hyperlink>
+    </w:p>
+    <w:p>
+      <w:pPr>
+        <w:pStyle w:val="TOC2"/>
+        <w:tabs>
+          <w:tab w:val="right" w:leader="dot" w:pos="8296"/>
+        </w:tabs>
+        <w:ind w:left="440"/>
+        <w:rPr>
+          <w:rFonts w:hint="eastAsia"/>
+          <w:noProof/>
+        </w:rPr>
+      </w:pPr>
+      <w:hyperlink w:anchor="_Toc225249001" w:history="1">
+        <w:r>
+          <w:rPr>
+            <w:rStyle w:val="af4"/>
+            <w:rFonts w:ascii="Cambria" w:eastAsia="宋体" w:hAnsi="Cambria" w:cs="Times New Roman" w:hint="eastAsia"/>
+            <w:b/>
+            <w:bCs/>
+            <w:noProof/>
+            <w14:ligatures w14:val="none"/>
+          </w:rPr>
+          <w:t>5.1</w:t>
+        </w:r>
+        <w:r>
+          <w:rPr>
+            <w:rStyle w:val="af4"/>
+            <w:rFonts w:ascii="Cambria" w:eastAsia="宋体" w:hAnsi="Cambria" w:cs="Times New Roman" w:hint="eastAsia"/>
+            <w:b/>
+            <w:bCs/>
+            <w:noProof/>
+            <w14:ligatures w14:val="none"/>
+          </w:rPr>
+          <w:t>启动计划</w:t>
+        </w:r>
+        <w:r>
+          <w:rPr>
+            <w:rFonts w:hint="eastAsia"/>
+            <w:noProof/>
+            <w:webHidden/>
+          </w:rPr>
+          <w:tab/>
+        </w:r>
+        <w:r>
+          <w:rPr>
+            <w:rFonts w:hint="eastAsia"/>
+            <w:noProof/>
+            <w:webHidden/>
+          </w:rPr>
+          <w:fldChar w:fldCharType="begin"/>
+        </w:r>
+        <w:r>
+          <w:rPr>
+            <w:rFonts w:hint="eastAsia"/>
+            <w:noProof/>
+            <w:webHidden/>
+          </w:rPr>
+          <w:instrText xml:space="preserve"> </w:instrText>
+        </w:r>
+        <w:r>
+          <w:rPr>
+            <w:noProof/>
+            <w:webHidden/>
+          </w:rPr>
+          <w:instrText>PAGEREF _Toc225249001 \h</w:instrText>
+        </w:r>
+        <w:r>
+          <w:rPr>
+            <w:rFonts w:hint="eastAsia"/>
+            <w:noProof/>
+            <w:webHidden/>
+          </w:rPr>
+          <w:instrText xml:space="preserve"> </w:instrText>
+        </w:r>
+        <w:r>
+          <w:rPr>
+            <w:rFonts w:hint="eastAsia"/>
+            <w:noProof/>
+            <w:webHidden/>
+          </w:rPr>
+        </w:r>
+        <w:r>
+          <w:rPr>
+            <w:rFonts w:hint="eastAsia"/>
+            <w:noProof/>
+            <w:webHidden/>
+          </w:rPr>
+          <w:fldChar w:fldCharType="separate"/>
+        </w:r>
+        <w:r>
+          <w:rPr>
+            <w:rFonts w:hint="eastAsia"/>
+            <w:noProof/>
+            <w:webHidden/>
+          </w:rPr>
+          <w:t>8</w:t>
+        </w:r>
+        <w:r>
+          <w:rPr>
+            <w:rFonts w:hint="eastAsia"/>
+            <w:noProof/>
+            <w:webHidden/>
+          </w:rPr>
+          <w:fldChar w:fldCharType="end"/>
+        </w:r>
+      </w:hyperlink>
+    </w:p>
+    <w:p>
+      <w:pPr>
+        <w:pStyle w:val="TOC2"/>
+        <w:tabs>
+          <w:tab w:val="right" w:leader="dot" w:pos="8296"/>
+        </w:tabs>
+        <w:ind w:left="440"/>
+        <w:rPr>
+          <w:rFonts w:hint="eastAsia"/>
+          <w:noProof/>
+        </w:rPr>
+      </w:pPr>
+      <w:hyperlink w:anchor="_Toc225249002" w:history="1">
+        <w:r>
+          <w:rPr>
+            <w:rStyle w:val="af4"/>
+            <w:rFonts w:ascii="Cambria" w:eastAsia="宋体" w:hAnsi="Cambria" w:cs="Times New Roman" w:hint="eastAsia"/>
+            <w:b/>
+            <w:bCs/>
+            <w:noProof/>
+            <w14:ligatures w14:val="none"/>
+          </w:rPr>
+          <w:t>5.2</w:t>
+        </w:r>
+        <w:r>
+          <w:rPr>
+            <w:rStyle w:val="af4"/>
+            <w:rFonts w:ascii="Cambria" w:eastAsia="宋体" w:hAnsi="Cambria" w:cs="Times New Roman" w:hint="eastAsia"/>
+            <w:b/>
+            <w:bCs/>
+            <w:noProof/>
+            <w14:ligatures w14:val="none"/>
+          </w:rPr>
+          <w:t>工作计划</w:t>
+        </w:r>
+        <w:r>
+          <w:rPr>
+            <w:rFonts w:hint="eastAsia"/>
+            <w:noProof/>
+            <w:webHidden/>
+          </w:rPr>
+          <w:tab/>
+        </w:r>
+        <w:r>
+          <w:rPr>
+            <w:rFonts w:hint="eastAsia"/>
+            <w:noProof/>
+            <w:webHidden/>
+          </w:rPr>
+          <w:fldChar w:fldCharType="begin"/>
+        </w:r>
+        <w:r>
+          <w:rPr>
+            <w:rFonts w:hint="eastAsia"/>
+            <w:noProof/>
+            <w:webHidden/>
+          </w:rPr>
+          <w:instrText xml:space="preserve"> </w:instrText>
+        </w:r>
+        <w:r>
+          <w:rPr>
+            <w:noProof/>
+            <w:webHidden/>
+          </w:rPr>
+          <w:instrText>PAGEREF _Toc225249002 \h</w:instrText>
+        </w:r>
+        <w:r>
+          <w:rPr>
+            <w:rFonts w:hint="eastAsia"/>
+            <w:noProof/>
+            <w:webHidden/>
+          </w:rPr>
+          <w:instrText xml:space="preserve"> </w:instrText>
+        </w:r>
+        <w:r>
+          <w:rPr>
+            <w:rFonts w:hint="eastAsia"/>
+            <w:noProof/>
+            <w:webHidden/>
+          </w:rPr>
+        </w:r>
+        <w:r>
+          <w:rPr>
+            <w:rFonts w:hint="eastAsia"/>
+            <w:noProof/>
+            <w:webHidden/>
+          </w:rPr>
+          <w:fldChar w:fldCharType="separate"/>
+        </w:r>
+        <w:r>
+          <w:rPr>
+            <w:rFonts w:hint="eastAsia"/>
+            <w:noProof/>
+            <w:webHidden/>
+          </w:rPr>
+          <w:t>9</w:t>
+        </w:r>
+        <w:r>
+          <w:rPr>
+            <w:rFonts w:hint="eastAsia"/>
+            <w:noProof/>
+            <w:webHidden/>
+          </w:rPr>
+          <w:fldChar w:fldCharType="end"/>
+        </w:r>
+      </w:hyperlink>
+    </w:p>
+    <w:p>
+      <w:pPr>
+        <w:pStyle w:val="TOC2"/>
+        <w:tabs>
+          <w:tab w:val="right" w:leader="dot" w:pos="8296"/>
+        </w:tabs>
+        <w:ind w:left="440"/>
+        <w:rPr>
+          <w:rFonts w:hint="eastAsia"/>
+          <w:noProof/>
+        </w:rPr>
+      </w:pPr>
+      <w:hyperlink w:anchor="_Toc225249003" w:history="1">
+        <w:r>
+          <w:rPr>
+            <w:rStyle w:val="af4"/>
+            <w:rFonts w:ascii="Cambria" w:eastAsia="宋体" w:hAnsi="Cambria" w:cs="Times New Roman" w:hint="eastAsia"/>
+            <w:b/>
+            <w:bCs/>
+            <w:noProof/>
+            <w14:ligatures w14:val="none"/>
+          </w:rPr>
+          <w:t>5.3</w:t>
+        </w:r>
+        <w:r>
+          <w:rPr>
+            <w:rStyle w:val="af4"/>
+            <w:rFonts w:ascii="Cambria" w:eastAsia="宋体" w:hAnsi="Cambria" w:cs="Times New Roman" w:hint="eastAsia"/>
+            <w:b/>
+            <w:bCs/>
+            <w:noProof/>
+            <w14:ligatures w14:val="none"/>
+          </w:rPr>
+          <w:t>控制计划</w:t>
+        </w:r>
+        <w:r>
+          <w:rPr>
+            <w:rFonts w:hint="eastAsia"/>
+            <w:noProof/>
+            <w:webHidden/>
+          </w:rPr>
+          <w:tab/>
+        </w:r>
+        <w:r>
+          <w:rPr>
+            <w:rFonts w:hint="eastAsia"/>
+            <w:noProof/>
+            <w:webHidden/>
+          </w:rPr>
+          <w:fldChar w:fldCharType="begin"/>
+        </w:r>
+        <w:r>
+          <w:rPr>
+            <w:rFonts w:hint="eastAsia"/>
+            <w:noProof/>
+            <w:webHidden/>
+          </w:rPr>
+          <w:instrText xml:space="preserve"> </w:instrText>
+        </w:r>
+        <w:r>
+          <w:rPr>
+            <w:noProof/>
+            <w:webHidden/>
+          </w:rPr>
+          <w:instrText>PAGEREF _Toc225249003 \h</w:instrText>
+        </w:r>
+        <w:r>
+          <w:rPr>
+            <w:rFonts w:hint="eastAsia"/>
+            <w:noProof/>
+            <w:webHidden/>
+          </w:rPr>
+          <w:instrText xml:space="preserve"> </w:instrText>
+        </w:r>
+        <w:r>
+          <w:rPr>
+            <w:rFonts w:hint="eastAsia"/>
+            <w:noProof/>
+            <w:webHidden/>
+          </w:rPr>
+        </w:r>
+        <w:r>
+          <w:rPr>
+            <w:rFonts w:hint="eastAsia"/>
+            <w:noProof/>
+            <w:webHidden/>
+          </w:rPr>
+          <w:fldChar w:fldCharType="separate"/>
+        </w:r>
+        <w:r>
+          <w:rPr>
+            <w:rFonts w:hint="eastAsia"/>
+            <w:noProof/>
+            <w:webHidden/>
+          </w:rPr>
+          <w:t>15</w:t>
+        </w:r>
+        <w:r>
+          <w:rPr>
+            <w:rFonts w:hint="eastAsia"/>
+            <w:noProof/>
+            <w:webHidden/>
+          </w:rPr>
+          <w:fldChar w:fldCharType="end"/>
+        </w:r>
+      </w:hyperlink>
+    </w:p>
+    <w:p>
+      <w:pPr>
+        <w:pStyle w:val="TOC2"/>
+        <w:tabs>
+          <w:tab w:val="right" w:leader="dot" w:pos="8296"/>
+        </w:tabs>
+        <w:ind w:left="440"/>
+        <w:rPr>
+          <w:rFonts w:hint="eastAsia"/>
+          <w:noProof/>
+        </w:rPr>
+      </w:pPr>
+      <w:hyperlink w:anchor="_Toc225249004" w:history="1">
+        <w:r>
+          <w:rPr>
+            <w:rStyle w:val="af4"/>
+            <w:rFonts w:ascii="Cambria" w:eastAsia="宋体" w:hAnsi="Cambria" w:cs="Times New Roman" w:hint="eastAsia"/>
+            <w:b/>
+            <w:bCs/>
+            <w:noProof/>
+            <w14:ligatures w14:val="none"/>
+          </w:rPr>
+          <w:t>5.4</w:t>
+        </w:r>
+        <w:r>
+          <w:rPr>
+            <w:rStyle w:val="af4"/>
+            <w:rFonts w:ascii="Cambria" w:eastAsia="宋体" w:hAnsi="Cambria" w:cs="Times New Roman" w:hint="eastAsia"/>
+            <w:b/>
+            <w:bCs/>
+            <w:noProof/>
+            <w14:ligatures w14:val="none"/>
+          </w:rPr>
+          <w:t>风险管理计划</w:t>
+        </w:r>
+        <w:r>
+          <w:rPr>
+            <w:rFonts w:hint="eastAsia"/>
+            <w:noProof/>
+            <w:webHidden/>
+          </w:rPr>
+          <w:tab/>
+        </w:r>
+        <w:r>
+          <w:rPr>
+            <w:rFonts w:hint="eastAsia"/>
+            <w:noProof/>
+            <w:webHidden/>
+          </w:rPr>
+          <w:fldChar w:fldCharType="begin"/>
+        </w:r>
+        <w:r>
+          <w:rPr>
+            <w:rFonts w:hint="eastAsia"/>
+            <w:noProof/>
+            <w:webHidden/>
+          </w:rPr>
+          <w:instrText xml:space="preserve"> </w:instrText>
+        </w:r>
+        <w:r>
+          <w:rPr>
+            <w:noProof/>
+            <w:webHidden/>
+          </w:rPr>
+          <w:instrText>PAGEREF _Toc225249004 \h</w:instrText>
+        </w:r>
+        <w:r>
+          <w:rPr>
+            <w:rFonts w:hint="eastAsia"/>
+            <w:noProof/>
+            <w:webHidden/>
+          </w:rPr>
+          <w:instrText xml:space="preserve"> </w:instrText>
+        </w:r>
+        <w:r>
+          <w:rPr>
+            <w:rFonts w:hint="eastAsia"/>
+            <w:noProof/>
+            <w:webHidden/>
+          </w:rPr>
+        </w:r>
+        <w:r>
+          <w:rPr>
+            <w:rFonts w:hint="eastAsia"/>
+            <w:noProof/>
+            <w:webHidden/>
+          </w:rPr>
+          <w:fldChar w:fldCharType="separate"/>
+        </w:r>
+        <w:r>
+          <w:rPr>
+            <w:rFonts w:hint="eastAsia"/>
+            <w:noProof/>
+            <w:webHidden/>
+          </w:rPr>
+          <w:t>16</w:t>
+        </w:r>
+        <w:r>
+          <w:rPr>
+            <w:rFonts w:hint="eastAsia"/>
+            <w:noProof/>
+            <w:webHidden/>
+          </w:rPr>
+          <w:fldChar w:fldCharType="end"/>
+        </w:r>
+      </w:hyperlink>
+    </w:p>
+    <w:p>
+      <w:pPr>
+        <w:pStyle w:val="TOC2"/>
+        <w:tabs>
+          <w:tab w:val="right" w:leader="dot" w:pos="8296"/>
+        </w:tabs>
+        <w:ind w:left="440"/>
+        <w:rPr>
+          <w:rFonts w:hint="eastAsia"/>
+          <w:noProof/>
+        </w:rPr>
+      </w:pPr>
+      <w:hyperlink w:anchor="_Toc225249005" w:history="1">
+        <w:r>
+          <w:rPr>
+            <w:rStyle w:val="af4"/>
+            <w:rFonts w:ascii="Cambria" w:eastAsia="宋体" w:hAnsi="Cambria" w:cs="Times New Roman" w:hint="eastAsia"/>
+            <w:b/>
+            <w:bCs/>
+            <w:noProof/>
+            <w14:ligatures w14:val="none"/>
+          </w:rPr>
+          <w:t>5.5</w:t>
+        </w:r>
+        <w:r>
+          <w:rPr>
+            <w:rStyle w:val="af4"/>
+            <w:rFonts w:ascii="Cambria" w:eastAsia="宋体" w:hAnsi="Cambria" w:cs="Times New Roman" w:hint="eastAsia"/>
+            <w:b/>
+            <w:bCs/>
+            <w:noProof/>
+            <w14:ligatures w14:val="none"/>
+          </w:rPr>
+          <w:t>收尾计划</w:t>
+        </w:r>
+        <w:r>
+          <w:rPr>
+            <w:rFonts w:hint="eastAsia"/>
+            <w:noProof/>
+            <w:webHidden/>
+          </w:rPr>
+          <w:tab/>
+        </w:r>
+        <w:r>
+          <w:rPr>
+            <w:rFonts w:hint="eastAsia"/>
+            <w:noProof/>
+            <w:webHidden/>
+          </w:rPr>
+          <w:fldChar w:fldCharType="begin"/>
+        </w:r>
+        <w:r>
+          <w:rPr>
+            <w:rFonts w:hint="eastAsia"/>
+            <w:noProof/>
+            <w:webHidden/>
+          </w:rPr>
+          <w:instrText xml:space="preserve"> </w:instrText>
+        </w:r>
+        <w:r>
+          <w:rPr>
+            <w:noProof/>
+            <w:webHidden/>
+          </w:rPr>
+          <w:instrText>PAGEREF _Toc225249005 \h</w:instrText>
+        </w:r>
+        <w:r>
+          <w:rPr>
+            <w:rFonts w:hint="eastAsia"/>
+            <w:noProof/>
+            <w:webHidden/>
+          </w:rPr>
+          <w:instrText xml:space="preserve"> </w:instrText>
+        </w:r>
+        <w:r>
+          <w:rPr>
+            <w:rFonts w:hint="eastAsia"/>
+            <w:noProof/>
+            <w:webHidden/>
+          </w:rPr>
+        </w:r>
+        <w:r>
+          <w:rPr>
+            <w:rFonts w:hint="eastAsia"/>
+            <w:noProof/>
+            <w:webHidden/>
+          </w:rPr>
+          <w:fldChar w:fldCharType="separate"/>
+        </w:r>
+        <w:r>
+          <w:rPr>
+            <w:rFonts w:hint="eastAsia"/>
+            <w:noProof/>
+            <w:webHidden/>
+          </w:rPr>
+          <w:t>16</w:t>
+        </w:r>
+        <w:r>
+          <w:rPr>
+            <w:rFonts w:hint="eastAsia"/>
+            <w:noProof/>
+            <w:webHidden/>
+          </w:rPr>
+          <w:fldChar w:fldCharType="end"/>
+        </w:r>
+      </w:hyperlink>
+    </w:p>
+    <w:p>
+      <w:pPr>
+        <w:pStyle w:val="TOC1"/>
+        <w:tabs>
+          <w:tab w:val="right" w:leader="dot" w:pos="8296"/>
+        </w:tabs>
+        <w:rPr>
+          <w:rFonts w:hint="eastAsia"/>
+          <w:noProof/>
+        </w:rPr>
+      </w:pPr>
+      <w:hyperlink w:anchor="_Toc225249006" w:history="1">
+        <w:r>
+          <w:rPr>
+            <w:rStyle w:val="af4"/>
+            <w:rFonts w:ascii="Calibri" w:eastAsia="宋体" w:hAnsi="Calibri" w:cs="Times New Roman" w:hint="eastAsia"/>
+            <w:b/>
+            <w:bCs/>
+            <w:noProof/>
+            <w:kern w:val="44"/>
+            <w14:ligatures w14:val="none"/>
+          </w:rPr>
+          <w:t>6</w:t>
+        </w:r>
+        <w:r>
+          <w:rPr>
+            <w:rStyle w:val="af4"/>
+            <w:rFonts w:ascii="Calibri" w:eastAsia="宋体" w:hAnsi="Calibri" w:cs="Times New Roman" w:hint="eastAsia"/>
+            <w:b/>
+            <w:bCs/>
+            <w:noProof/>
+            <w:kern w:val="44"/>
+            <w14:ligatures w14:val="none"/>
+          </w:rPr>
+          <w:t>技术过程计划</w:t>
+        </w:r>
+        <w:r>
+          <w:rPr>
+            <w:rFonts w:hint="eastAsia"/>
+            <w:noProof/>
+            <w:webHidden/>
+          </w:rPr>
+          <w:tab/>
+        </w:r>
+        <w:r>
+          <w:rPr>
+            <w:rFonts w:hint="eastAsia"/>
+            <w:noProof/>
+            <w:webHidden/>
+          </w:rPr>
+          <w:fldChar w:fldCharType="begin"/>
+        </w:r>
+        <w:r>
+          <w:rPr>
+            <w:rFonts w:hint="eastAsia"/>
+            <w:noProof/>
+            <w:webHidden/>
+          </w:rPr>
+          <w:instrText xml:space="preserve"> </w:instrText>
+        </w:r>
+        <w:r>
+          <w:rPr>
+            <w:noProof/>
+            <w:webHidden/>
+          </w:rPr>
+          <w:instrText>PAGEREF _Toc225249006 \h</w:instrText>
+        </w:r>
+        <w:r>
+          <w:rPr>
+            <w:rFonts w:hint="eastAsia"/>
+            <w:noProof/>
+            <w:webHidden/>
+          </w:rPr>
+          <w:instrText xml:space="preserve"> </w:instrText>
+        </w:r>
+        <w:r>
+          <w:rPr>
+            <w:rFonts w:hint="eastAsia"/>
+            <w:noProof/>
+            <w:webHidden/>
+          </w:rPr>
+        </w:r>
+        <w:r>
+          <w:rPr>
+            <w:rFonts w:hint="eastAsia"/>
+            <w:noProof/>
+            <w:webHidden/>
+          </w:rPr>
+          <w:fldChar w:fldCharType="separate"/>
+        </w:r>
+        <w:r>
+          <w:rPr>
+            <w:rFonts w:hint="eastAsia"/>
+            <w:noProof/>
+            <w:webHidden/>
+          </w:rPr>
+          <w:t>17</w:t>
+        </w:r>
+        <w:r>
+          <w:rPr>
+            <w:rFonts w:hint="eastAsia"/>
+            <w:noProof/>
+            <w:webHidden/>
+          </w:rPr>
+          <w:fldChar w:fldCharType="end"/>
+        </w:r>
+      </w:hyperlink>
+    </w:p>
+    <w:p>
+      <w:pPr>
+        <w:pStyle w:val="TOC2"/>
+        <w:tabs>
+          <w:tab w:val="right" w:leader="dot" w:pos="8296"/>
+        </w:tabs>
+        <w:ind w:left="440"/>
+        <w:rPr>
+          <w:rFonts w:hint="eastAsia"/>
+          <w:noProof/>
+        </w:rPr>
+      </w:pPr>
+      <w:hyperlink w:anchor="_Toc225249007" w:history="1">
+        <w:r>
+          <w:rPr>
+            <w:rStyle w:val="af4"/>
+            <w:rFonts w:ascii="Cambria" w:eastAsia="宋体" w:hAnsi="Cambria" w:cs="Times New Roman" w:hint="eastAsia"/>
+            <w:b/>
+            <w:bCs/>
+            <w:noProof/>
+            <w14:ligatures w14:val="none"/>
+          </w:rPr>
+          <w:t>6.1</w:t>
+        </w:r>
+        <w:r>
+          <w:rPr>
+            <w:rStyle w:val="af4"/>
+            <w:rFonts w:ascii="Cambria" w:eastAsia="宋体" w:hAnsi="Cambria" w:cs="Times New Roman" w:hint="eastAsia"/>
+            <w:b/>
+            <w:bCs/>
+            <w:noProof/>
+            <w14:ligatures w14:val="none"/>
+          </w:rPr>
+          <w:t>过程模型</w:t>
+        </w:r>
+        <w:r>
+          <w:rPr>
+            <w:rFonts w:hint="eastAsia"/>
+            <w:noProof/>
+            <w:webHidden/>
+          </w:rPr>
+          <w:tab/>
+        </w:r>
+        <w:r>
+          <w:rPr>
+            <w:rFonts w:hint="eastAsia"/>
+            <w:noProof/>
+            <w:webHidden/>
+          </w:rPr>
+          <w:fldChar w:fldCharType="begin"/>
+        </w:r>
+        <w:r>
+          <w:rPr>
+            <w:rFonts w:hint="eastAsia"/>
+            <w:noProof/>
+            <w:webHidden/>
+          </w:rPr>
+          <w:instrText xml:space="preserve"> </w:instrText>
+        </w:r>
+        <w:r>
+          <w:rPr>
+            <w:noProof/>
+            <w:webHidden/>
+          </w:rPr>
+          <w:instrText>PAGEREF _Toc225249007 \h</w:instrText>
+        </w:r>
+        <w:r>
+          <w:rPr>
+            <w:rFonts w:hint="eastAsia"/>
+            <w:noProof/>
+            <w:webHidden/>
+          </w:rPr>
+          <w:instrText xml:space="preserve"> </w:instrText>
+        </w:r>
+        <w:r>
+          <w:rPr>
+            <w:rFonts w:hint="eastAsia"/>
+            <w:noProof/>
+            <w:webHidden/>
+          </w:rPr>
+        </w:r>
+        <w:r>
+          <w:rPr>
+            <w:rFonts w:hint="eastAsia"/>
+            <w:noProof/>
+            <w:webHidden/>
+          </w:rPr>
+          <w:fldChar w:fldCharType="separate"/>
+        </w:r>
+        <w:r>
+          <w:rPr>
+            <w:rFonts w:hint="eastAsia"/>
+            <w:noProof/>
+            <w:webHidden/>
+          </w:rPr>
+          <w:t>17</w:t>
+        </w:r>
+        <w:r>
+          <w:rPr>
+            <w:rFonts w:hint="eastAsia"/>
+            <w:noProof/>
+            <w:webHidden/>
+          </w:rPr>
+          <w:fldChar w:fldCharType="end"/>
+        </w:r>
+      </w:hyperlink>
+    </w:p>
+    <w:p>
+      <w:pPr>
+        <w:pStyle w:val="TOC2"/>
+        <w:tabs>
+          <w:tab w:val="right" w:leader="dot" w:pos="8296"/>
+        </w:tabs>
+        <w:ind w:left="440"/>
+        <w:rPr>
+          <w:rFonts w:hint="eastAsia"/>
+          <w:noProof/>
+        </w:rPr>
+      </w:pPr>
+      <w:hyperlink w:anchor="_Toc225249008" w:history="1">
+        <w:r>
+          <w:rPr>
+            <w:rStyle w:val="af4"/>
+            <w:rFonts w:ascii="Cambria" w:eastAsia="宋体" w:hAnsi="Cambria" w:cs="Times New Roman" w:hint="eastAsia"/>
+            <w:b/>
+            <w:bCs/>
+            <w:noProof/>
+            <w14:ligatures w14:val="none"/>
+          </w:rPr>
+          <w:t>6.2</w:t>
+        </w:r>
+        <w:r>
+          <w:rPr>
+            <w:rStyle w:val="af4"/>
+            <w:rFonts w:ascii="Cambria" w:eastAsia="宋体" w:hAnsi="Cambria" w:cs="Times New Roman" w:hint="eastAsia"/>
+            <w:b/>
+            <w:bCs/>
+            <w:noProof/>
+            <w14:ligatures w14:val="none"/>
+          </w:rPr>
+          <w:t>方法、工具与技术</w:t>
+        </w:r>
+        <w:r>
+          <w:rPr>
+            <w:rFonts w:hint="eastAsia"/>
+            <w:noProof/>
+            <w:webHidden/>
+          </w:rPr>
+          <w:tab/>
+        </w:r>
+        <w:r>
+          <w:rPr>
+            <w:rFonts w:hint="eastAsia"/>
+            <w:noProof/>
+            <w:webHidden/>
+          </w:rPr>
+          <w:fldChar w:fldCharType="begin"/>
+        </w:r>
+        <w:r>
+          <w:rPr>
+            <w:rFonts w:hint="eastAsia"/>
+            <w:noProof/>
+            <w:webHidden/>
+          </w:rPr>
+          <w:instrText xml:space="preserve"> </w:instrText>
+        </w:r>
+        <w:r>
+          <w:rPr>
+            <w:noProof/>
+            <w:webHidden/>
+          </w:rPr>
+          <w:instrText>PAGEREF _Toc225249008 \h</w:instrText>
+        </w:r>
+        <w:r>
+          <w:rPr>
+            <w:rFonts w:hint="eastAsia"/>
+            <w:noProof/>
+            <w:webHidden/>
+          </w:rPr>
+          <w:instrText xml:space="preserve"> </w:instrText>
+        </w:r>
+        <w:r>
+          <w:rPr>
+            <w:rFonts w:hint="eastAsia"/>
+            <w:noProof/>
+            <w:webHidden/>
+          </w:rPr>
+        </w:r>
+        <w:r>
+          <w:rPr>
+            <w:rFonts w:hint="eastAsia"/>
+            <w:noProof/>
+            <w:webHidden/>
+          </w:rPr>
+          <w:fldChar w:fldCharType="separate"/>
+        </w:r>
+        <w:r>
+          <w:rPr>
+            <w:rFonts w:hint="eastAsia"/>
+            <w:noProof/>
+            <w:webHidden/>
+          </w:rPr>
+          <w:t>17</w:t>
+        </w:r>
+        <w:r>
+          <w:rPr>
+            <w:rFonts w:hint="eastAsia"/>
+            <w:noProof/>
+            <w:webHidden/>
+          </w:rPr>
+          <w:fldChar w:fldCharType="end"/>
+        </w:r>
+      </w:hyperlink>
+    </w:p>
+    <w:p>
+      <w:pPr>
+        <w:pStyle w:val="TOC2"/>
+        <w:tabs>
+          <w:tab w:val="right" w:leader="dot" w:pos="8296"/>
+        </w:tabs>
+        <w:ind w:left="440"/>
+        <w:rPr>
+          <w:rFonts w:hint="eastAsia"/>
+          <w:noProof/>
+        </w:rPr>
+      </w:pPr>
+      <w:hyperlink w:anchor="_Toc225249009" w:history="1">
+        <w:r>
+          <w:rPr>
+            <w:rStyle w:val="af4"/>
+            <w:rFonts w:ascii="Cambria" w:eastAsia="宋体" w:hAnsi="Cambria" w:cs="Times New Roman" w:hint="eastAsia"/>
+            <w:b/>
+            <w:bCs/>
+            <w:noProof/>
+            <w14:ligatures w14:val="none"/>
+          </w:rPr>
+          <w:t>6.3</w:t>
+        </w:r>
+        <w:r>
+          <w:rPr>
+            <w:rStyle w:val="af4"/>
+            <w:rFonts w:ascii="Cambria" w:eastAsia="宋体" w:hAnsi="Cambria" w:cs="Times New Roman" w:hint="eastAsia"/>
+            <w:b/>
+            <w:bCs/>
+            <w:noProof/>
+            <w14:ligatures w14:val="none"/>
+          </w:rPr>
+          <w:t>基础设施计划</w:t>
+        </w:r>
+        <w:r>
+          <w:rPr>
+            <w:rFonts w:hint="eastAsia"/>
+            <w:noProof/>
+            <w:webHidden/>
+          </w:rPr>
+          <w:tab/>
+        </w:r>
+        <w:r>
+          <w:rPr>
+            <w:rFonts w:hint="eastAsia"/>
+            <w:noProof/>
+            <w:webHidden/>
+          </w:rPr>
+          <w:fldChar w:fldCharType="begin"/>
+        </w:r>
+        <w:r>
+          <w:rPr>
+            <w:rFonts w:hint="eastAsia"/>
+            <w:noProof/>
+            <w:webHidden/>
+          </w:rPr>
+          <w:instrText xml:space="preserve"> </w:instrText>
+        </w:r>
+        <w:r>
+          <w:rPr>
+            <w:noProof/>
+            <w:webHidden/>
+          </w:rPr>
+          <w:instrText>PAGEREF _Toc225249009 \h</w:instrText>
+        </w:r>
+        <w:r>
+          <w:rPr>
+            <w:rFonts w:hint="eastAsia"/>
+            <w:noProof/>
+            <w:webHidden/>
+          </w:rPr>
+          <w:instrText xml:space="preserve"> </w:instrText>
+        </w:r>
+        <w:r>
+          <w:rPr>
+            <w:rFonts w:hint="eastAsia"/>
+            <w:noProof/>
+            <w:webHidden/>
+          </w:rPr>
+        </w:r>
+        <w:r>
+          <w:rPr>
+            <w:rFonts w:hint="eastAsia"/>
+            <w:noProof/>
+            <w:webHidden/>
+          </w:rPr>
+          <w:fldChar w:fldCharType="separate"/>
+        </w:r>
+        <w:r>
+          <w:rPr>
+            <w:rFonts w:hint="eastAsia"/>
+            <w:noProof/>
+            <w:webHidden/>
+          </w:rPr>
+          <w:t>17</w:t>
+        </w:r>
+        <w:r>
+          <w:rPr>
+            <w:rFonts w:hint="eastAsia"/>
+            <w:noProof/>
+            <w:webHidden/>
+          </w:rPr>
+          <w:fldChar w:fldCharType="end"/>
+        </w:r>
+      </w:hyperlink>
+    </w:p>
+    <w:p>
+      <w:pPr>
+        <w:pStyle w:val="TOC2"/>
+        <w:tabs>
+          <w:tab w:val="right" w:leader="dot" w:pos="8296"/>
+        </w:tabs>
+        <w:ind w:left="440"/>
+        <w:rPr>
+          <w:rFonts w:hint="eastAsia"/>
+          <w:noProof/>
+        </w:rPr>
+      </w:pPr>
+      <w:hyperlink w:anchor="_Toc225249010" w:history="1">
+        <w:r>
+          <w:rPr>
+            <w:rStyle w:val="af4"/>
+            <w:rFonts w:ascii="Cambria" w:eastAsia="宋体" w:hAnsi="Cambria" w:cs="Times New Roman" w:hint="eastAsia"/>
+            <w:b/>
+            <w:bCs/>
+            <w:noProof/>
+            <w14:ligatures w14:val="none"/>
+          </w:rPr>
+          <w:t>6.4</w:t>
+        </w:r>
+        <w:r>
+          <w:rPr>
+            <w:rStyle w:val="af4"/>
+            <w:rFonts w:ascii="Cambria" w:eastAsia="宋体" w:hAnsi="Cambria" w:cs="Times New Roman" w:hint="eastAsia"/>
+            <w:b/>
+            <w:bCs/>
+            <w:noProof/>
+            <w14:ligatures w14:val="none"/>
+          </w:rPr>
+          <w:t>产品验收计划</w:t>
+        </w:r>
+        <w:r>
+          <w:rPr>
+            <w:rFonts w:hint="eastAsia"/>
+            <w:noProof/>
+            <w:webHidden/>
+          </w:rPr>
+          <w:tab/>
+        </w:r>
+        <w:r>
+          <w:rPr>
+            <w:rFonts w:hint="eastAsia"/>
+            <w:noProof/>
+            <w:webHidden/>
+          </w:rPr>
+          <w:fldChar w:fldCharType="begin"/>
+        </w:r>
+        <w:r>
+          <w:rPr>
+            <w:rFonts w:hint="eastAsia"/>
+            <w:noProof/>
+            <w:webHidden/>
+          </w:rPr>
+          <w:instrText xml:space="preserve"> </w:instrText>
+        </w:r>
+        <w:r>
+          <w:rPr>
+            <w:noProof/>
+            <w:webHidden/>
+          </w:rPr>
+          <w:instrText>PAGEREF _Toc225249010 \h</w:instrText>
+        </w:r>
+        <w:r>
+          <w:rPr>
+            <w:rFonts w:hint="eastAsia"/>
+            <w:noProof/>
+            <w:webHidden/>
+          </w:rPr>
+          <w:instrText xml:space="preserve"> </w:instrText>
+        </w:r>
+        <w:r>
+          <w:rPr>
+            <w:rFonts w:hint="eastAsia"/>
+            <w:noProof/>
+            <w:webHidden/>
+          </w:rPr>
+        </w:r>
+        <w:r>
+          <w:rPr>
+            <w:rFonts w:hint="eastAsia"/>
+            <w:noProof/>
+            <w:webHidden/>
+          </w:rPr>
+          <w:fldChar w:fldCharType="separate"/>
+        </w:r>
+        <w:r>
+          <w:rPr>
+            <w:rFonts w:hint="eastAsia"/>
+            <w:noProof/>
+            <w:webHidden/>
+          </w:rPr>
+          <w:t>17</w:t>
+        </w:r>
+        <w:r>
+          <w:rPr>
+            <w:rFonts w:hint="eastAsia"/>
+            <w:noProof/>
+            <w:webHidden/>
+          </w:rPr>
+          <w:fldChar w:fldCharType="end"/>
+        </w:r>
+      </w:hyperlink>
+    </w:p>
+    <w:p>
+      <w:pPr>
+        <w:pStyle w:val="TOC1"/>
+        <w:tabs>
+          <w:tab w:val="right" w:leader="dot" w:pos="8296"/>
+        </w:tabs>
+        <w:rPr>
+          <w:rFonts w:hint="eastAsia"/>
+          <w:noProof/>
+        </w:rPr>
+      </w:pPr>
+      <w:hyperlink w:anchor="_Toc225249011" w:history="1">
+        <w:r>
+          <w:rPr>
+            <w:rStyle w:val="af4"/>
+            <w:rFonts w:ascii="Calibri" w:eastAsia="宋体" w:hAnsi="Calibri" w:cs="Times New Roman" w:hint="eastAsia"/>
+            <w:b/>
+            <w:bCs/>
+            <w:noProof/>
+            <w:kern w:val="44"/>
+            <w14:ligatures w14:val="none"/>
+          </w:rPr>
+          <w:t>7</w:t>
+        </w:r>
+        <w:r>
+          <w:rPr>
+            <w:rStyle w:val="af4"/>
+            <w:rFonts w:ascii="Calibri" w:eastAsia="宋体" w:hAnsi="Calibri" w:cs="Times New Roman" w:hint="eastAsia"/>
+            <w:b/>
+            <w:bCs/>
+            <w:noProof/>
+            <w:kern w:val="44"/>
+            <w14:ligatures w14:val="none"/>
+          </w:rPr>
+          <w:t>辅助过程计划</w:t>
+        </w:r>
+        <w:r>
+          <w:rPr>
+            <w:rFonts w:hint="eastAsia"/>
+            <w:noProof/>
+            <w:webHidden/>
+          </w:rPr>
+          <w:tab/>
+        </w:r>
+        <w:r>
+          <w:rPr>
+            <w:rFonts w:hint="eastAsia"/>
+            <w:noProof/>
+            <w:webHidden/>
+          </w:rPr>
+          <w:fldChar w:fldCharType="begin"/>
+        </w:r>
+        <w:r>
+          <w:rPr>
+            <w:rFonts w:hint="eastAsia"/>
+            <w:noProof/>
+            <w:webHidden/>
+          </w:rPr>
+          <w:instrText xml:space="preserve"> </w:instrText>
+        </w:r>
+        <w:r>
+          <w:rPr>
+            <w:noProof/>
+            <w:webHidden/>
+          </w:rPr>
+          <w:instrText>PAGEREF _Toc225249011 \h</w:instrText>
+        </w:r>
+        <w:r>
+          <w:rPr>
+            <w:rFonts w:hint="eastAsia"/>
+            <w:noProof/>
+            <w:webHidden/>
+          </w:rPr>
+          <w:instrText xml:space="preserve"> </w:instrText>
+        </w:r>
+        <w:r>
+          <w:rPr>
+            <w:rFonts w:hint="eastAsia"/>
+            <w:noProof/>
+            <w:webHidden/>
+          </w:rPr>
+        </w:r>
+        <w:r>
+          <w:rPr>
+            <w:rFonts w:hint="eastAsia"/>
+            <w:noProof/>
+            <w:webHidden/>
+          </w:rPr>
+          <w:fldChar w:fldCharType="separate"/>
+        </w:r>
+        <w:r>
+          <w:rPr>
+            <w:rFonts w:hint="eastAsia"/>
+            <w:noProof/>
+            <w:webHidden/>
+          </w:rPr>
+          <w:t>17</w:t>
+        </w:r>
+        <w:r>
+          <w:rPr>
+            <w:rFonts w:hint="eastAsia"/>
+            <w:noProof/>
+            <w:webHidden/>
+          </w:rPr>
+          <w:fldChar w:fldCharType="end"/>
+        </w:r>
+      </w:hyperlink>
+    </w:p>
+    <w:p>
+      <w:pPr>
+        <w:pStyle w:val="TOC2"/>
+        <w:tabs>
+          <w:tab w:val="right" w:leader="dot" w:pos="8296"/>
+        </w:tabs>
+        <w:ind w:left="440"/>
+        <w:rPr>
+          <w:rFonts w:hint="eastAsia"/>
+          <w:noProof/>
+        </w:rPr>
+      </w:pPr>
+      <w:hyperlink w:anchor="_Toc225249012" w:history="1">
+        <w:r>
+          <w:rPr>
+            <w:rStyle w:val="af4"/>
+            <w:rFonts w:ascii="Cambria" w:eastAsia="宋体" w:hAnsi="Cambria" w:cs="Times New Roman" w:hint="eastAsia"/>
+            <w:b/>
+            <w:bCs/>
+            <w:noProof/>
+            <w14:ligatures w14:val="none"/>
+          </w:rPr>
+          <w:t>7.1</w:t>
+        </w:r>
+        <w:r>
+          <w:rPr>
+            <w:rStyle w:val="af4"/>
+            <w:rFonts w:ascii="Cambria" w:eastAsia="宋体" w:hAnsi="Cambria" w:cs="Times New Roman" w:hint="eastAsia"/>
+            <w:b/>
+            <w:bCs/>
+            <w:noProof/>
+            <w14:ligatures w14:val="none"/>
+          </w:rPr>
+          <w:t>配置管理计划</w:t>
+        </w:r>
+        <w:r>
+          <w:rPr>
+            <w:rFonts w:hint="eastAsia"/>
+            <w:noProof/>
+            <w:webHidden/>
+          </w:rPr>
+          <w:tab/>
+        </w:r>
+        <w:r>
+          <w:rPr>
+            <w:rFonts w:hint="eastAsia"/>
+            <w:noProof/>
+            <w:webHidden/>
+          </w:rPr>
+          <w:fldChar w:fldCharType="begin"/>
+        </w:r>
+        <w:r>
+          <w:rPr>
+            <w:rFonts w:hint="eastAsia"/>
+            <w:noProof/>
+            <w:webHidden/>
+          </w:rPr>
+          <w:instrText xml:space="preserve"> </w:instrText>
+        </w:r>
+        <w:r>
+          <w:rPr>
+            <w:noProof/>
+            <w:webHidden/>
+          </w:rPr>
+          <w:instrText>PAGEREF _Toc225249012 \h</w:instrText>
+        </w:r>
+        <w:r>
+          <w:rPr>
+            <w:rFonts w:hint="eastAsia"/>
+            <w:noProof/>
+            <w:webHidden/>
+          </w:rPr>
+          <w:instrText xml:space="preserve"> </w:instrText>
+        </w:r>
+        <w:r>
+          <w:rPr>
+            <w:rFonts w:hint="eastAsia"/>
+            <w:noProof/>
+            <w:webHidden/>
+          </w:rPr>
+        </w:r>
+        <w:r>
+          <w:rPr>
+            <w:rFonts w:hint="eastAsia"/>
+            <w:noProof/>
+            <w:webHidden/>
+          </w:rPr>
+          <w:fldChar w:fldCharType="separate"/>
+        </w:r>
+        <w:r>
+          <w:rPr>
+            <w:rFonts w:hint="eastAsia"/>
+            <w:noProof/>
+            <w:webHidden/>
+          </w:rPr>
+          <w:t>17</w:t>
+        </w:r>
+        <w:r>
+          <w:rPr>
+            <w:rFonts w:hint="eastAsia"/>
+            <w:noProof/>
+            <w:webHidden/>
+          </w:rPr>
+          <w:fldChar w:fldCharType="end"/>
+        </w:r>
+      </w:hyperlink>
+    </w:p>
+    <w:p>
+      <w:pPr>
+        <w:pStyle w:val="TOC2"/>
+        <w:tabs>
+          <w:tab w:val="right" w:leader="dot" w:pos="8296"/>
+        </w:tabs>
+        <w:ind w:left="440"/>
+        <w:rPr>
+          <w:rFonts w:hint="eastAsia"/>
+          <w:noProof/>
+        </w:rPr>
+      </w:pPr>
+      <w:hyperlink w:anchor="_Toc225249013" w:history="1">
+        <w:r>
+          <w:rPr>
+            <w:rStyle w:val="af4"/>
+            <w:rFonts w:ascii="Cambria" w:eastAsia="宋体" w:hAnsi="Cambria" w:cs="Times New Roman" w:hint="eastAsia"/>
+            <w:b/>
+            <w:bCs/>
+            <w:noProof/>
+            <w14:ligatures w14:val="none"/>
+          </w:rPr>
+          <w:t>7.2</w:t>
+        </w:r>
+        <w:r>
+          <w:rPr>
+            <w:rStyle w:val="af4"/>
+            <w:rFonts w:ascii="Cambria" w:eastAsia="宋体" w:hAnsi="Cambria" w:cs="Times New Roman" w:hint="eastAsia"/>
+            <w:b/>
+            <w:bCs/>
+            <w:noProof/>
+            <w14:ligatures w14:val="none"/>
+          </w:rPr>
+          <w:t>验证与确认计划</w:t>
+        </w:r>
+        <w:r>
+          <w:rPr>
+            <w:rFonts w:hint="eastAsia"/>
+            <w:noProof/>
+            <w:webHidden/>
+          </w:rPr>
+          <w:tab/>
+        </w:r>
+        <w:r>
+          <w:rPr>
+            <w:rFonts w:hint="eastAsia"/>
+            <w:noProof/>
+            <w:webHidden/>
+          </w:rPr>
+          <w:fldChar w:fldCharType="begin"/>
+        </w:r>
+        <w:r>
+          <w:rPr>
+            <w:rFonts w:hint="eastAsia"/>
+            <w:noProof/>
+            <w:webHidden/>
+          </w:rPr>
+          <w:instrText xml:space="preserve"> </w:instrText>
+        </w:r>
+        <w:r>
+          <w:rPr>
+            <w:noProof/>
+            <w:webHidden/>
+          </w:rPr>
+          <w:instrText>PAGEREF _Toc225249013 \h</w:instrText>
+        </w:r>
+        <w:r>
+          <w:rPr>
+            <w:rFonts w:hint="eastAsia"/>
+            <w:noProof/>
+            <w:webHidden/>
+          </w:rPr>
+          <w:instrText xml:space="preserve"> </w:instrText>
+        </w:r>
+        <w:r>
+          <w:rPr>
+            <w:rFonts w:hint="eastAsia"/>
+            <w:noProof/>
+            <w:webHidden/>
+          </w:rPr>
+        </w:r>
+        <w:r>
+          <w:rPr>
+            <w:rFonts w:hint="eastAsia"/>
+            <w:noProof/>
+            <w:webHidden/>
+          </w:rPr>
+          <w:fldChar w:fldCharType="separate"/>
+        </w:r>
+        <w:r>
+          <w:rPr>
+            <w:rFonts w:hint="eastAsia"/>
+            <w:noProof/>
+            <w:webHidden/>
+          </w:rPr>
+          <w:t>18</w:t>
+        </w:r>
+        <w:r>
+          <w:rPr>
+            <w:rFonts w:hint="eastAsia"/>
+            <w:noProof/>
+            <w:webHidden/>
+          </w:rPr>
+          <w:fldChar w:fldCharType="end"/>
+        </w:r>
+      </w:hyperlink>
+    </w:p>
+    <w:p>
+      <w:pPr>
+        <w:pStyle w:val="TOC2"/>
+        <w:tabs>
+          <w:tab w:val="right" w:leader="dot" w:pos="8296"/>
+        </w:tabs>
+        <w:ind w:left="440"/>
+        <w:rPr>
+          <w:rFonts w:hint="eastAsia"/>
+          <w:noProof/>
+        </w:rPr>
+      </w:pPr>
+      <w:hyperlink w:anchor="_Toc225249014" w:history="1">
+        <w:r>
+          <w:rPr>
+            <w:rStyle w:val="af4"/>
+            <w:rFonts w:ascii="Cambria" w:eastAsia="宋体" w:hAnsi="Cambria" w:cs="Times New Roman" w:hint="eastAsia"/>
+            <w:b/>
+            <w:bCs/>
+            <w:noProof/>
+            <w14:ligatures w14:val="none"/>
+          </w:rPr>
+          <w:t>7.3</w:t>
+        </w:r>
+        <w:r>
+          <w:rPr>
+            <w:rStyle w:val="af4"/>
+            <w:rFonts w:ascii="Cambria" w:eastAsia="宋体" w:hAnsi="Cambria" w:cs="Times New Roman" w:hint="eastAsia"/>
+            <w:b/>
+            <w:bCs/>
+            <w:noProof/>
+            <w14:ligatures w14:val="none"/>
+          </w:rPr>
+          <w:t>文档计划</w:t>
+        </w:r>
+        <w:r>
+          <w:rPr>
+            <w:rFonts w:hint="eastAsia"/>
+            <w:noProof/>
+            <w:webHidden/>
+          </w:rPr>
+          <w:tab/>
+        </w:r>
+        <w:r>
+          <w:rPr>
+            <w:rFonts w:hint="eastAsia"/>
+            <w:noProof/>
+            <w:webHidden/>
+          </w:rPr>
+          <w:fldChar w:fldCharType="begin"/>
+        </w:r>
+        <w:r>
+          <w:rPr>
+            <w:rFonts w:hint="eastAsia"/>
+            <w:noProof/>
+            <w:webHidden/>
+          </w:rPr>
+          <w:instrText xml:space="preserve"> </w:instrText>
+        </w:r>
+        <w:r>
+          <w:rPr>
+            <w:noProof/>
+            <w:webHidden/>
+          </w:rPr>
+          <w:instrText>PAGEREF _Toc225249014 \h</w:instrText>
+        </w:r>
+        <w:r>
+          <w:rPr>
+            <w:rFonts w:hint="eastAsia"/>
+            <w:noProof/>
+            <w:webHidden/>
+          </w:rPr>
+          <w:instrText xml:space="preserve"> </w:instrText>
+        </w:r>
+        <w:r>
+          <w:rPr>
+            <w:rFonts w:hint="eastAsia"/>
+            <w:noProof/>
+            <w:webHidden/>
+          </w:rPr>
+        </w:r>
+        <w:r>
+          <w:rPr>
+            <w:rFonts w:hint="eastAsia"/>
+            <w:noProof/>
+            <w:webHidden/>
+          </w:rPr>
+          <w:fldChar w:fldCharType="separate"/>
+        </w:r>
+        <w:r>
+          <w:rPr>
+            <w:rFonts w:hint="eastAsia"/>
+            <w:noProof/>
+            <w:webHidden/>
+          </w:rPr>
+          <w:t>18</w:t>
+        </w:r>
+        <w:r>
+          <w:rPr>
+            <w:rFonts w:hint="eastAsia"/>
+            <w:noProof/>
+            <w:webHidden/>
+          </w:rPr>
+          <w:fldChar w:fldCharType="end"/>
+        </w:r>
+      </w:hyperlink>
+    </w:p>
+    <w:p>
+      <w:pPr>
+        <w:pStyle w:val="TOC2"/>
+        <w:tabs>
+          <w:tab w:val="right" w:leader="dot" w:pos="8296"/>
+        </w:tabs>
+        <w:ind w:left="440"/>
+        <w:rPr>
+          <w:rFonts w:hint="eastAsia"/>
+          <w:noProof/>
+        </w:rPr>
+      </w:pPr>
+      <w:hyperlink w:anchor="_Toc225249015" w:history="1">
+        <w:r>
+          <w:rPr>
+            <w:rStyle w:val="af4"/>
+            <w:rFonts w:ascii="Cambria" w:eastAsia="宋体" w:hAnsi="Cambria" w:cs="Times New Roman" w:hint="eastAsia"/>
+            <w:b/>
+            <w:bCs/>
+            <w:noProof/>
+            <w14:ligatures w14:val="none"/>
+          </w:rPr>
+          <w:t>7.4</w:t>
+        </w:r>
+        <w:r>
+          <w:rPr>
+            <w:rStyle w:val="af4"/>
+            <w:rFonts w:ascii="Cambria" w:eastAsia="宋体" w:hAnsi="Cambria" w:cs="Times New Roman" w:hint="eastAsia"/>
+            <w:b/>
+            <w:bCs/>
+            <w:noProof/>
+            <w14:ligatures w14:val="none"/>
+          </w:rPr>
+          <w:t>评审与审计</w:t>
+        </w:r>
+        <w:r>
+          <w:rPr>
+            <w:rFonts w:hint="eastAsia"/>
+            <w:noProof/>
+            <w:webHidden/>
+          </w:rPr>
+          <w:tab/>
+        </w:r>
+        <w:r>
+          <w:rPr>
+            <w:rFonts w:hint="eastAsia"/>
+            <w:noProof/>
+            <w:webHidden/>
+          </w:rPr>
+          <w:fldChar w:fldCharType="begin"/>
+        </w:r>
+        <w:r>
+          <w:rPr>
+            <w:rFonts w:hint="eastAsia"/>
+            <w:noProof/>
+            <w:webHidden/>
+          </w:rPr>
+          <w:instrText xml:space="preserve"> </w:instrText>
+        </w:r>
+        <w:r>
+          <w:rPr>
+            <w:noProof/>
+            <w:webHidden/>
+          </w:rPr>
+          <w:instrText>PAGEREF _Toc225249015 \h</w:instrText>
+        </w:r>
+        <w:r>
+          <w:rPr>
+            <w:rFonts w:hint="eastAsia"/>
+            <w:noProof/>
+            <w:webHidden/>
+          </w:rPr>
+          <w:instrText xml:space="preserve"> </w:instrText>
+        </w:r>
+        <w:r>
+          <w:rPr>
+            <w:rFonts w:hint="eastAsia"/>
+            <w:noProof/>
+            <w:webHidden/>
+          </w:rPr>
+        </w:r>
+        <w:r>
+          <w:rPr>
+            <w:rFonts w:hint="eastAsia"/>
+            <w:noProof/>
+            <w:webHidden/>
+          </w:rPr>
+          <w:fldChar w:fldCharType="separate"/>
+        </w:r>
+        <w:r>
+          <w:rPr>
+            <w:rFonts w:hint="eastAsia"/>
+            <w:noProof/>
+            <w:webHidden/>
+          </w:rPr>
+          <w:t>18</w:t>
+        </w:r>
+        <w:r>
+          <w:rPr>
+            <w:rFonts w:hint="eastAsia"/>
+            <w:noProof/>
+            <w:webHidden/>
+          </w:rPr>
+          <w:fldChar w:fldCharType="end"/>
+        </w:r>
+      </w:hyperlink>
+    </w:p>
+    <w:p>
+      <w:pPr>
+        <w:pStyle w:val="TOC2"/>
+        <w:tabs>
+          <w:tab w:val="right" w:leader="dot" w:pos="8296"/>
+        </w:tabs>
+        <w:ind w:left="440"/>
+        <w:rPr>
+          <w:rFonts w:hint="eastAsia"/>
+          <w:noProof/>
+        </w:rPr>
+      </w:pPr>
+      <w:hyperlink w:anchor="_Toc225249016" w:history="1">
+        <w:r>
+          <w:rPr>
+            <w:rStyle w:val="af4"/>
+            <w:rFonts w:ascii="Cambria" w:eastAsia="宋体" w:hAnsi="Cambria" w:cs="Times New Roman" w:hint="eastAsia"/>
+            <w:b/>
+            <w:bCs/>
+            <w:noProof/>
+            <w14:ligatures w14:val="none"/>
+          </w:rPr>
+          <w:t>7.5</w:t>
+        </w:r>
+        <w:r>
+          <w:rPr>
+            <w:rStyle w:val="af4"/>
+            <w:rFonts w:ascii="Cambria" w:eastAsia="宋体" w:hAnsi="Cambria" w:cs="Times New Roman" w:hint="eastAsia"/>
+            <w:b/>
+            <w:bCs/>
+            <w:noProof/>
+            <w14:ligatures w14:val="none"/>
+          </w:rPr>
+          <w:t>问题解决计划</w:t>
+        </w:r>
+        <w:r>
+          <w:rPr>
+            <w:rFonts w:hint="eastAsia"/>
+            <w:noProof/>
+            <w:webHidden/>
+          </w:rPr>
+          <w:tab/>
+        </w:r>
+        <w:r>
+          <w:rPr>
+            <w:rFonts w:hint="eastAsia"/>
+            <w:noProof/>
+            <w:webHidden/>
+          </w:rPr>
+          <w:fldChar w:fldCharType="begin"/>
+        </w:r>
+        <w:r>
+          <w:rPr>
+            <w:rFonts w:hint="eastAsia"/>
+            <w:noProof/>
+            <w:webHidden/>
+          </w:rPr>
+          <w:instrText xml:space="preserve"> </w:instrText>
+        </w:r>
+        <w:r>
+          <w:rPr>
+            <w:noProof/>
+            <w:webHidden/>
+          </w:rPr>
+          <w:instrText>PAGEREF _Toc225249016 \h</w:instrText>
+        </w:r>
+        <w:r>
+          <w:rPr>
+            <w:rFonts w:hint="eastAsia"/>
+            <w:noProof/>
+            <w:webHidden/>
+          </w:rPr>
+          <w:instrText xml:space="preserve"> </w:instrText>
+        </w:r>
+        <w:r>
+          <w:rPr>
+            <w:rFonts w:hint="eastAsia"/>
+            <w:noProof/>
+            <w:webHidden/>
+          </w:rPr>
+        </w:r>
+        <w:r>
+          <w:rPr>
+            <w:rFonts w:hint="eastAsia"/>
+            <w:noProof/>
+            <w:webHidden/>
+          </w:rPr>
+          <w:fldChar w:fldCharType="separate"/>
+        </w:r>
+        <w:r>
+          <w:rPr>
+            <w:rFonts w:hint="eastAsia"/>
+            <w:noProof/>
+            <w:webHidden/>
+          </w:rPr>
+          <w:t>18</w:t>
+        </w:r>
+        <w:r>
+          <w:rPr>
+            <w:rFonts w:hint="eastAsia"/>
+            <w:noProof/>
+            <w:webHidden/>
+          </w:rPr>
+          <w:fldChar w:fldCharType="end"/>
+        </w:r>
+      </w:hyperlink>
+    </w:p>
+    <w:p>
+      <w:pPr>
+        <w:pStyle w:val="TOC2"/>
+        <w:tabs>
+          <w:tab w:val="right" w:leader="dot" w:pos="8296"/>
+        </w:tabs>
+        <w:ind w:left="440"/>
+        <w:rPr>
+          <w:rFonts w:hint="eastAsia"/>
+          <w:noProof/>
+        </w:rPr>
+      </w:pPr>
+      <w:hyperlink w:anchor="_Toc225249017" w:history="1">
+        <w:r>
+          <w:rPr>
+            <w:rStyle w:val="af4"/>
+            <w:rFonts w:ascii="Cambria" w:eastAsia="宋体" w:hAnsi="Cambria" w:cs="Times New Roman" w:hint="eastAsia"/>
+            <w:b/>
+            <w:bCs/>
+            <w:noProof/>
+            <w14:ligatures w14:val="none"/>
+          </w:rPr>
+          <w:t>7.6</w:t>
+        </w:r>
+        <w:r>
+          <w:rPr>
+            <w:rStyle w:val="af4"/>
+            <w:rFonts w:ascii="Cambria" w:eastAsia="宋体" w:hAnsi="Cambria" w:cs="Times New Roman" w:hint="eastAsia"/>
+            <w:b/>
+            <w:bCs/>
+            <w:noProof/>
+            <w14:ligatures w14:val="none"/>
+          </w:rPr>
+          <w:t>过程改进计划</w:t>
+        </w:r>
+        <w:r>
+          <w:rPr>
+            <w:rFonts w:hint="eastAsia"/>
+            <w:noProof/>
+            <w:webHidden/>
+          </w:rPr>
+          <w:tab/>
+        </w:r>
+        <w:r>
+          <w:rPr>
+            <w:rFonts w:hint="eastAsia"/>
+            <w:noProof/>
+            <w:webHidden/>
+          </w:rPr>
+          <w:fldChar w:fldCharType="begin"/>
+        </w:r>
+        <w:r>
+          <w:rPr>
+            <w:rFonts w:hint="eastAsia"/>
+            <w:noProof/>
+            <w:webHidden/>
+          </w:rPr>
+          <w:instrText xml:space="preserve"> </w:instrText>
+        </w:r>
+        <w:r>
+          <w:rPr>
+            <w:noProof/>
+            <w:webHidden/>
+          </w:rPr>
+          <w:instrText>PAGEREF _Toc225249017 \h</w:instrText>
+        </w:r>
+        <w:r>
+          <w:rPr>
+            <w:rFonts w:hint="eastAsia"/>
+            <w:noProof/>
+            <w:webHidden/>
+          </w:rPr>
+          <w:instrText xml:space="preserve"> </w:instrText>
+        </w:r>
+        <w:r>
+          <w:rPr>
+            <w:rFonts w:hint="eastAsia"/>
+            <w:noProof/>
+            <w:webHidden/>
+          </w:rPr>
+        </w:r>
+        <w:r>
+          <w:rPr>
+            <w:rFonts w:hint="eastAsia"/>
+            <w:noProof/>
+            <w:webHidden/>
+          </w:rPr>
+          <w:fldChar w:fldCharType="separate"/>
+        </w:r>
+        <w:r>
+          <w:rPr>
+            <w:rFonts w:hint="eastAsia"/>
+            <w:noProof/>
+            <w:webHidden/>
+          </w:rPr>
+          <w:t>19</w:t>
+        </w:r>
+        <w:r>
+          <w:rPr>
+            <w:rFonts w:hint="eastAsia"/>
+            <w:noProof/>
+            <w:webHidden/>
+          </w:rPr>
+          <w:fldChar w:fldCharType="end"/>
+        </w:r>
+      </w:hyperlink>
     </w:p>
     <w:p>
       <w:pPr>
@@ -1009,10 +4006,7 @@
           <w14:ligatures w14:val="none"/>
         </w:rPr>
       </w:pPr>
-    </w:p>
-    <w:p>
-      <w:pPr>
-        <w:jc w:val="center"/>
+      <w:r>
         <w:rPr>
           <w:rFonts w:ascii="Times New Roman" w:eastAsia="宋体" w:hAnsi="Times New Roman" w:cs="Times New Roman"/>
           <w:kern w:val="0"/>
@@ -1020,7 +4014,8 @@
           <w:lang w:val="en-AU"/>
           <w14:ligatures w14:val="none"/>
         </w:rPr>
-      </w:pPr>
+        <w:fldChar w:fldCharType="end"/>
+      </w:r>
     </w:p>
     <w:p>
       <w:pPr>
@@ -1146,7 +4141,55 @@
       <w:pPr>
         <w:jc w:val="center"/>
         <w:rPr>
-          <w:rFonts w:ascii="Times New Roman" w:eastAsia="宋体" w:hAnsi="Times New Roman" w:cs="Times New Roman" w:hint="eastAsia"/>
+          <w:rFonts w:ascii="Times New Roman" w:eastAsia="宋体" w:hAnsi="Times New Roman" w:cs="Times New Roman"/>
+          <w:kern w:val="0"/>
+          <w:sz w:val="52"/>
+          <w:lang w:val="en-AU"/>
+          <w14:ligatures w14:val="none"/>
+        </w:rPr>
+      </w:pPr>
+    </w:p>
+    <w:p>
+      <w:pPr>
+        <w:jc w:val="center"/>
+        <w:rPr>
+          <w:rFonts w:ascii="Times New Roman" w:eastAsia="宋体" w:hAnsi="Times New Roman" w:cs="Times New Roman"/>
+          <w:kern w:val="0"/>
+          <w:sz w:val="52"/>
+          <w:lang w:val="en-AU"/>
+          <w14:ligatures w14:val="none"/>
+        </w:rPr>
+      </w:pPr>
+    </w:p>
+    <w:p>
+      <w:pPr>
+        <w:jc w:val="center"/>
+        <w:rPr>
+          <w:rFonts w:ascii="Times New Roman" w:eastAsia="宋体" w:hAnsi="Times New Roman" w:cs="Times New Roman"/>
+          <w:kern w:val="0"/>
+          <w:sz w:val="52"/>
+          <w:lang w:val="en-AU"/>
+          <w14:ligatures w14:val="none"/>
+        </w:rPr>
+      </w:pPr>
+    </w:p>
+    <w:p>
+      <w:pPr>
+        <w:jc w:val="center"/>
+        <w:rPr>
+          <w:rFonts w:ascii="Times New Roman" w:eastAsia="宋体" w:hAnsi="Times New Roman" w:cs="Times New Roman"/>
+          <w:kern w:val="0"/>
+          <w:sz w:val="52"/>
+          <w:lang w:val="en-AU"/>
+          <w14:ligatures w14:val="none"/>
+        </w:rPr>
+      </w:pPr>
+    </w:p>
+    <w:p>
+      <w:pPr>
+        <w:jc w:val="center"/>
+        <w:rPr>
+          <w:rFonts w:ascii="Times New Roman" w:eastAsia="宋体" w:hAnsi="Times New Roman" w:cs="Times New Roman"/>
           <w:kern w:val="0"/>
           <w:sz w:val="52"/>
           <w:lang w:val="en-AU"/>
@@ -1172,6 +4215,7 @@
       </w:pPr>
       <w:bookmarkStart w:id="0" w:name="_Toc261423634"/>
       <w:bookmarkStart w:id="1" w:name="_Toc225193847"/>
+      <w:bookmarkStart w:id="2" w:name="_Toc225248990"/>
       <w:r>
         <w:rPr>
           <w:rFonts w:ascii="Calibri" w:eastAsia="宋体" w:hAnsi="Calibri" w:cs="Times New Roman" w:hint="eastAsia"/>
@@ -1199,6 +4243,7 @@
         </w:rPr>
         <w:t>概述</w:t>
       </w:r>
+      <w:bookmarkEnd w:id="2"/>
     </w:p>
     <w:p>
       <w:pPr>
@@ -1216,8 +4261,9 @@
           <w14:ligatures w14:val="none"/>
         </w:rPr>
       </w:pPr>
-      <w:bookmarkStart w:id="2" w:name="_Toc261423635"/>
-      <w:bookmarkStart w:id="3" w:name="_Toc225193848"/>
+      <w:bookmarkStart w:id="3" w:name="_Toc261423635"/>
+      <w:bookmarkStart w:id="4" w:name="_Toc225193848"/>
+      <w:bookmarkStart w:id="5" w:name="_Toc225248991"/>
       <w:r>
         <w:rPr>
           <w:rFonts w:ascii="Cambria" w:eastAsia="宋体" w:hAnsi="Cambria" w:cs="Times New Roman" w:hint="eastAsia"/>
@@ -1252,8 +4298,8 @@
         </w:rPr>
         <w:t>览</w:t>
       </w:r>
-      <w:bookmarkEnd w:id="2"/>
       <w:bookmarkEnd w:id="3"/>
+      <w:bookmarkEnd w:id="4"/>
       <w:proofErr w:type="gramEnd"/>
       <w:r>
         <w:rPr>
@@ -1266,6 +4312,7 @@
         </w:rPr>
         <w:t>项目摘要</w:t>
       </w:r>
+      <w:bookmarkEnd w:id="5"/>
     </w:p>
     <w:p>
       <w:pPr>
@@ -1575,7 +4622,7 @@
         <w:jc w:val="both"/>
         <w:outlineLvl w:val="2"/>
         <w:rPr>
-          <w:rFonts w:ascii="Cambria" w:eastAsia="宋体" w:hAnsi="Cambria" w:cs="Times New Roman" w:hint="eastAsia"/>
+          <w:rFonts w:ascii="Cambria" w:eastAsia="宋体" w:hAnsi="Cambria" w:cs="Times New Roman"/>
           <w:b/>
           <w:bCs/>
           <w:sz w:val="28"/>
@@ -1638,7 +4685,7 @@
         </w:numPr>
         <w:spacing w:after="0" w:line="360" w:lineRule="auto"/>
         <w:rPr>
-          <w:rFonts w:ascii="宋体" w:eastAsia="宋体" w:hAnsi="宋体" w:cs="Times New Roman"/>
+          <w:rFonts w:ascii="宋体" w:eastAsia="宋体" w:hAnsi="宋体" w:cs="Times New Roman" w:hint="eastAsia"/>
           <w:snapToGrid w:val="0"/>
           <w:color w:val="000000"/>
           <w:kern w:val="0"/>
@@ -1666,7 +4713,7 @@
         </w:numPr>
         <w:spacing w:after="0" w:line="360" w:lineRule="auto"/>
         <w:rPr>
-          <w:rFonts w:ascii="宋体" w:eastAsia="宋体" w:hAnsi="宋体" w:cs="Times New Roman"/>
+          <w:rFonts w:ascii="宋体" w:eastAsia="宋体" w:hAnsi="宋体" w:cs="Times New Roman" w:hint="eastAsia"/>
           <w:snapToGrid w:val="0"/>
           <w:color w:val="000000"/>
           <w:kern w:val="0"/>
@@ -1694,7 +4741,7 @@
         </w:numPr>
         <w:spacing w:after="0" w:line="360" w:lineRule="auto"/>
         <w:rPr>
-          <w:rFonts w:ascii="宋体" w:eastAsia="宋体" w:hAnsi="宋体" w:cs="Times New Roman"/>
+          <w:rFonts w:ascii="宋体" w:eastAsia="宋体" w:hAnsi="宋体" w:cs="Times New Roman" w:hint="eastAsia"/>
           <w:snapToGrid w:val="0"/>
           <w:color w:val="000000"/>
           <w:kern w:val="0"/>
@@ -1742,7 +4789,7 @@
         </w:numPr>
         <w:spacing w:after="0" w:line="360" w:lineRule="auto"/>
         <w:rPr>
-          <w:rFonts w:ascii="宋体" w:eastAsia="宋体" w:hAnsi="宋体" w:cs="Times New Roman"/>
+          <w:rFonts w:ascii="宋体" w:eastAsia="宋体" w:hAnsi="宋体" w:cs="Times New Roman" w:hint="eastAsia"/>
           <w:snapToGrid w:val="0"/>
           <w:color w:val="000000"/>
           <w:kern w:val="0"/>
@@ -1770,7 +4817,7 @@
         </w:numPr>
         <w:spacing w:after="0" w:line="360" w:lineRule="auto"/>
         <w:rPr>
-          <w:rFonts w:ascii="宋体" w:eastAsia="宋体" w:hAnsi="宋体" w:cs="Times New Roman"/>
+          <w:rFonts w:ascii="宋体" w:eastAsia="宋体" w:hAnsi="宋体" w:cs="Times New Roman" w:hint="eastAsia"/>
           <w:snapToGrid w:val="0"/>
           <w:color w:val="000000"/>
           <w:kern w:val="0"/>
@@ -1796,7 +4843,7 @@
         <w:jc w:val="both"/>
         <w:outlineLvl w:val="2"/>
         <w:rPr>
-          <w:rFonts w:ascii="Cambria" w:eastAsia="宋体" w:hAnsi="Cambria" w:cs="Times New Roman" w:hint="eastAsia"/>
+          <w:rFonts w:ascii="Cambria" w:eastAsia="宋体" w:hAnsi="Cambria" w:cs="Times New Roman"/>
           <w:b/>
           <w:bCs/>
           <w:sz w:val="28"/>
@@ -1860,7 +4907,7 @@
         </w:numPr>
         <w:spacing w:after="0" w:line="360" w:lineRule="auto"/>
         <w:rPr>
-          <w:rFonts w:ascii="宋体" w:eastAsia="宋体" w:hAnsi="宋体" w:cs="Times New Roman"/>
+          <w:rFonts w:ascii="宋体" w:eastAsia="宋体" w:hAnsi="宋体" w:cs="Times New Roman" w:hint="eastAsia"/>
           <w:snapToGrid w:val="0"/>
           <w:color w:val="000000"/>
           <w:kern w:val="0"/>
@@ -2010,8 +5057,9 @@
           <w14:ligatures w14:val="none"/>
         </w:rPr>
       </w:pPr>
-      <w:bookmarkStart w:id="4" w:name="_Toc261423639"/>
-      <w:bookmarkStart w:id="5" w:name="_Toc225193850"/>
+      <w:bookmarkStart w:id="6" w:name="_Toc261423639"/>
+      <w:bookmarkStart w:id="7" w:name="_Toc225193850"/>
+      <w:bookmarkStart w:id="8" w:name="_Toc225248992"/>
       <w:r>
         <w:rPr>
           <w:rFonts w:ascii="Calibri" w:eastAsia="宋体" w:hAnsi="Calibri" w:cs="Times New Roman" w:hint="eastAsia"/>
@@ -2024,8 +5072,8 @@
         </w:rPr>
         <w:t xml:space="preserve">2 </w:t>
       </w:r>
-      <w:bookmarkEnd w:id="4"/>
-      <w:bookmarkEnd w:id="5"/>
+      <w:bookmarkEnd w:id="6"/>
+      <w:bookmarkEnd w:id="7"/>
       <w:r>
         <w:rPr>
           <w:rFonts w:ascii="Calibri" w:eastAsia="宋体" w:hAnsi="Calibri" w:cs="Times New Roman"/>
@@ -2038,6 +5086,7 @@
         </w:rPr>
         <w:t>引用文献</w:t>
       </w:r>
+      <w:bookmarkEnd w:id="8"/>
     </w:p>
     <w:p>
       <w:pPr>
@@ -2049,23 +5098,13 @@
         </w:numPr>
         <w:spacing w:after="0" w:line="360" w:lineRule="auto"/>
         <w:rPr>
-          <w:rFonts w:ascii="宋体" w:eastAsia="宋体" w:hAnsi="宋体" w:cs="Times New Roman"/>
-          <w:snapToGrid w:val="0"/>
-          <w:color w:val="000000"/>
-          <w:kern w:val="0"/>
-          <w14:ligatures w14:val="none"/>
-        </w:rPr>
-      </w:pPr>
-      <w:r>
-        <w:rPr>
           <w:rFonts w:ascii="宋体" w:eastAsia="宋体" w:hAnsi="宋体" w:cs="Times New Roman" w:hint="eastAsia"/>
           <w:snapToGrid w:val="0"/>
           <w:color w:val="000000"/>
           <w:kern w:val="0"/>
           <w14:ligatures w14:val="none"/>
         </w:rPr>
-        <w:t>《</w:t>
-      </w:r>
+      </w:pPr>
       <w:r>
         <w:rPr>
           <w:rFonts w:ascii="宋体" w:eastAsia="宋体" w:hAnsi="宋体" w:cs="Times New Roman" w:hint="eastAsia"/>
@@ -2074,17 +5113,7 @@
           <w:kern w:val="0"/>
           <w14:ligatures w14:val="none"/>
         </w:rPr>
-        <w:t>IEEE-1058-1998-Software-Project-Management-Plans</w:t>
-      </w:r>
-      <w:r>
-        <w:rPr>
-          <w:rFonts w:ascii="宋体" w:eastAsia="宋体" w:hAnsi="宋体" w:cs="Times New Roman" w:hint="eastAsia"/>
-          <w:snapToGrid w:val="0"/>
-          <w:color w:val="000000"/>
-          <w:kern w:val="0"/>
-          <w14:ligatures w14:val="none"/>
-        </w:rPr>
-        <w:t>》</w:t>
+        <w:t>《IEEE-1058-1998-Software-Project-Management-Plans》</w:t>
       </w:r>
     </w:p>
     <w:p>
@@ -2097,7 +5126,7 @@
         </w:numPr>
         <w:spacing w:after="0" w:line="360" w:lineRule="auto"/>
         <w:rPr>
-          <w:rFonts w:ascii="宋体" w:eastAsia="宋体" w:hAnsi="宋体" w:cs="Times New Roman"/>
+          <w:rFonts w:ascii="宋体" w:eastAsia="宋体" w:hAnsi="宋体" w:cs="Times New Roman" w:hint="eastAsia"/>
           <w:snapToGrid w:val="0"/>
           <w:color w:val="000000"/>
           <w:kern w:val="0"/>
@@ -2224,8 +5253,9 @@
           <w14:ligatures w14:val="none"/>
         </w:rPr>
       </w:pPr>
-      <w:bookmarkStart w:id="6" w:name="_Toc261423642"/>
-      <w:bookmarkStart w:id="7" w:name="_Toc225193853"/>
+      <w:bookmarkStart w:id="9" w:name="_Toc261423642"/>
+      <w:bookmarkStart w:id="10" w:name="_Toc225193853"/>
+      <w:bookmarkStart w:id="11" w:name="_Toc225248993"/>
       <w:r>
         <w:rPr>
           <w:rFonts w:ascii="Calibri" w:eastAsia="宋体" w:hAnsi="Calibri" w:cs="Times New Roman" w:hint="eastAsia"/>
@@ -2238,8 +5268,8 @@
         </w:rPr>
         <w:t>3</w:t>
       </w:r>
-      <w:bookmarkEnd w:id="6"/>
-      <w:bookmarkEnd w:id="7"/>
+      <w:bookmarkEnd w:id="9"/>
+      <w:bookmarkEnd w:id="10"/>
       <w:r>
         <w:rPr>
           <w:rFonts w:ascii="Calibri" w:eastAsia="宋体" w:hAnsi="Calibri" w:cs="Times New Roman"/>
@@ -2252,6 +5282,7 @@
         </w:rPr>
         <w:t>定义</w:t>
       </w:r>
+      <w:bookmarkEnd w:id="11"/>
     </w:p>
     <w:p>
       <w:pPr>
@@ -2333,7 +5364,7 @@
         </w:numPr>
         <w:spacing w:after="0" w:line="360" w:lineRule="auto"/>
         <w:rPr>
-          <w:rFonts w:ascii="宋体" w:eastAsia="宋体" w:hAnsi="宋体" w:cs="Times New Roman"/>
+          <w:rFonts w:ascii="宋体" w:eastAsia="宋体" w:hAnsi="宋体" w:cs="Times New Roman" w:hint="eastAsia"/>
           <w:snapToGrid w:val="0"/>
           <w:color w:val="000000"/>
           <w:kern w:val="0"/>
@@ -2435,7 +5466,7 @@
         </w:numPr>
         <w:spacing w:after="0" w:line="360" w:lineRule="auto"/>
         <w:rPr>
-          <w:rFonts w:ascii="宋体" w:eastAsia="宋体" w:hAnsi="宋体" w:cs="Times New Roman"/>
+          <w:rFonts w:ascii="宋体" w:eastAsia="宋体" w:hAnsi="宋体" w:cs="Times New Roman" w:hint="eastAsia"/>
           <w:snapToGrid w:val="0"/>
           <w:color w:val="000000"/>
           <w:kern w:val="0"/>
@@ -2604,8 +5635,9 @@
           <w14:ligatures w14:val="none"/>
         </w:rPr>
       </w:pPr>
-      <w:bookmarkStart w:id="8" w:name="_Toc261423646"/>
-      <w:bookmarkStart w:id="9" w:name="_Toc225193857"/>
+      <w:bookmarkStart w:id="12" w:name="_Toc261423646"/>
+      <w:bookmarkStart w:id="13" w:name="_Toc225193857"/>
+      <w:bookmarkStart w:id="14" w:name="_Toc225248994"/>
       <w:r>
         <w:rPr>
           <w:rFonts w:ascii="Calibri" w:eastAsia="宋体" w:hAnsi="Calibri" w:cs="Times New Roman" w:hint="eastAsia"/>
@@ -2630,8 +5662,9 @@
         </w:rPr>
         <w:t>项目组织</w:t>
       </w:r>
-      <w:bookmarkEnd w:id="8"/>
-      <w:bookmarkEnd w:id="9"/>
+      <w:bookmarkEnd w:id="12"/>
+      <w:bookmarkEnd w:id="13"/>
+      <w:bookmarkEnd w:id="14"/>
     </w:p>
     <w:p>
       <w:pPr>
@@ -2649,8 +5682,9 @@
           <w14:ligatures w14:val="none"/>
         </w:rPr>
       </w:pPr>
-      <w:bookmarkStart w:id="10" w:name="_Toc261423647"/>
-      <w:bookmarkStart w:id="11" w:name="_Toc225193858"/>
+      <w:bookmarkStart w:id="15" w:name="_Toc261423647"/>
+      <w:bookmarkStart w:id="16" w:name="_Toc225193858"/>
+      <w:bookmarkStart w:id="17" w:name="_Toc225248995"/>
       <w:r>
         <w:rPr>
           <w:rFonts w:ascii="Cambria" w:eastAsia="宋体" w:hAnsi="Cambria" w:cs="Times New Roman" w:hint="eastAsia"/>
@@ -2695,8 +5729,9 @@
         </w:rPr>
         <w:t>图</w:t>
       </w:r>
-      <w:bookmarkEnd w:id="10"/>
-      <w:bookmarkEnd w:id="11"/>
+      <w:bookmarkEnd w:id="15"/>
+      <w:bookmarkEnd w:id="16"/>
+      <w:bookmarkEnd w:id="17"/>
     </w:p>
     <w:p>
       <w:pPr>
@@ -2716,7 +5751,7 @@
           <w14:ligatures w14:val="none"/>
         </w:rPr>
         <w:drawing>
-          <wp:inline distT="0" distB="0" distL="0" distR="0" wp14:anchorId="75F566B3" wp14:editId="516C6281">
+          <wp:inline distT="0" distB="0" distL="0" distR="0" wp14:anchorId="75F566B3" wp14:editId="3FC68514">
             <wp:extent cx="5256837" cy="2647950"/>
             <wp:effectExtent l="0" t="0" r="1270" b="0"/>
             <wp:docPr id="591930242" name="图片 3"/>
@@ -2733,7 +5768,7 @@
                     </pic:cNvPicPr>
                   </pic:nvPicPr>
                   <pic:blipFill>
-                    <a:blip r:embed="rId8" cstate="print">
+                    <a:blip r:embed="rId9" cstate="print">
                       <a:extLst>
                         <a:ext uri="{28A0092B-C50C-407E-A947-70E740481C1C}">
                           <a14:useLocalDpi xmlns:a14="http://schemas.microsoft.com/office/drawing/2010/main" val="0"/>
@@ -2781,6 +5816,7 @@
           <w14:ligatures w14:val="none"/>
         </w:rPr>
       </w:pPr>
+      <w:bookmarkStart w:id="18" w:name="_Toc225248996"/>
       <w:r>
         <w:rPr>
           <w:rFonts w:ascii="Cambria" w:eastAsia="宋体" w:hAnsi="Cambria" w:cs="Times New Roman" w:hint="eastAsia"/>
@@ -2814,6 +5850,7 @@
         </w:rPr>
         <w:t>外部接口</w:t>
       </w:r>
+      <w:bookmarkEnd w:id="18"/>
     </w:p>
     <w:p>
       <w:pPr>
@@ -2825,7 +5862,7 @@
         </w:numPr>
         <w:spacing w:after="0" w:line="360" w:lineRule="auto"/>
         <w:rPr>
-          <w:rFonts w:ascii="宋体" w:eastAsia="宋体" w:hAnsi="宋体" w:cs="Times New Roman"/>
+          <w:rFonts w:ascii="宋体" w:eastAsia="宋体" w:hAnsi="宋体" w:cs="Times New Roman" w:hint="eastAsia"/>
           <w:snapToGrid w:val="0"/>
           <w:color w:val="000000"/>
           <w:kern w:val="0"/>
@@ -2936,6 +5973,7 @@
           <w14:ligatures w14:val="none"/>
         </w:rPr>
       </w:pPr>
+      <w:bookmarkStart w:id="19" w:name="_Toc225248997"/>
       <w:r>
         <w:rPr>
           <w:rFonts w:ascii="Cambria" w:eastAsia="宋体" w:hAnsi="Cambria" w:cs="Times New Roman" w:hint="eastAsia"/>
@@ -2969,6 +6007,7 @@
         </w:rPr>
         <w:t>内部结构</w:t>
       </w:r>
+      <w:bookmarkEnd w:id="19"/>
     </w:p>
     <w:p>
       <w:pPr>
@@ -2976,7 +6015,7 @@
         <w:ind w:firstLineChars="200" w:firstLine="440"/>
         <w:jc w:val="both"/>
         <w:rPr>
-          <w:rFonts w:ascii="Times New Roman" w:eastAsia="宋体" w:hAnsi="Times New Roman" w:cs="Times New Roman" w:hint="eastAsia"/>
+          <w:rFonts w:ascii="Times New Roman" w:eastAsia="宋体" w:hAnsi="Times New Roman" w:cs="Times New Roman"/>
           <w:bCs/>
           <w:color w:val="000000"/>
           <w14:ligatures w14:val="none"/>
@@ -3055,8 +6094,9 @@
           <w14:ligatures w14:val="none"/>
         </w:rPr>
       </w:pPr>
-      <w:bookmarkStart w:id="12" w:name="_Toc261423648"/>
-      <w:bookmarkStart w:id="13" w:name="_Toc225193859"/>
+      <w:bookmarkStart w:id="20" w:name="_Toc261423648"/>
+      <w:bookmarkStart w:id="21" w:name="_Toc225193859"/>
+      <w:bookmarkStart w:id="22" w:name="_Toc225248998"/>
       <w:r>
         <w:rPr>
           <w:rFonts w:ascii="Cambria" w:eastAsia="宋体" w:hAnsi="Cambria" w:cs="Times New Roman" w:hint="eastAsia"/>
@@ -3091,8 +6131,9 @@
         </w:rPr>
         <w:t>职责</w:t>
       </w:r>
-      <w:bookmarkEnd w:id="12"/>
-      <w:bookmarkEnd w:id="13"/>
+      <w:bookmarkEnd w:id="20"/>
+      <w:bookmarkEnd w:id="21"/>
+      <w:bookmarkEnd w:id="22"/>
     </w:p>
     <w:tbl>
       <w:tblPr>
@@ -3738,6 +6779,7 @@
           <w14:ligatures w14:val="none"/>
         </w:rPr>
       </w:pPr>
+      <w:bookmarkStart w:id="23" w:name="_Toc225248999"/>
       <w:r>
         <w:rPr>
           <w:rFonts w:ascii="Cambria" w:eastAsia="宋体" w:hAnsi="Cambria" w:cs="Times New Roman" w:hint="eastAsia"/>
@@ -3771,6 +6813,7 @@
         </w:rPr>
         <w:t>项目干系人联系方式</w:t>
       </w:r>
+      <w:bookmarkEnd w:id="23"/>
       <w:r>
         <w:rPr>
           <w:rFonts w:ascii="Cambria" w:eastAsia="宋体" w:hAnsi="Cambria" w:cs="Times New Roman"/>
@@ -4360,7 +7403,7 @@
         <w:spacing w:after="0" w:line="360" w:lineRule="auto"/>
         <w:jc w:val="both"/>
         <w:rPr>
-          <w:rFonts w:ascii="Times New Roman" w:eastAsia="宋体" w:hAnsi="Times New Roman" w:cs="Times New Roman" w:hint="eastAsia"/>
+          <w:rFonts w:ascii="Times New Roman" w:eastAsia="宋体" w:hAnsi="Times New Roman" w:cs="Times New Roman"/>
           <w:sz w:val="21"/>
           <w14:ligatures w14:val="none"/>
         </w:rPr>
@@ -4382,8 +7425,9 @@
           <w14:ligatures w14:val="none"/>
         </w:rPr>
       </w:pPr>
-      <w:bookmarkStart w:id="14" w:name="_Toc261423649"/>
-      <w:bookmarkStart w:id="15" w:name="_Toc225193860"/>
+      <w:bookmarkStart w:id="24" w:name="_Toc261423649"/>
+      <w:bookmarkStart w:id="25" w:name="_Toc225193860"/>
+      <w:bookmarkStart w:id="26" w:name="_Toc225249000"/>
       <w:r>
         <w:rPr>
           <w:rFonts w:ascii="Calibri" w:eastAsia="宋体" w:hAnsi="Calibri" w:cs="Times New Roman" w:hint="eastAsia"/>
@@ -4396,8 +7440,8 @@
         </w:rPr>
         <w:t>5</w:t>
       </w:r>
-      <w:bookmarkEnd w:id="14"/>
-      <w:bookmarkEnd w:id="15"/>
+      <w:bookmarkEnd w:id="24"/>
+      <w:bookmarkEnd w:id="25"/>
       <w:r>
         <w:rPr>
           <w:rFonts w:ascii="Calibri" w:eastAsia="宋体" w:hAnsi="Calibri" w:cs="Times New Roman"/>
@@ -4410,6 +7454,7 @@
         </w:rPr>
         <w:t>管理过程计划</w:t>
       </w:r>
+      <w:bookmarkEnd w:id="26"/>
     </w:p>
     <w:p>
       <w:pPr>
@@ -4427,9 +7472,10 @@
           <w14:ligatures w14:val="none"/>
         </w:rPr>
       </w:pPr>
-      <w:bookmarkStart w:id="16" w:name="_Toc104091350"/>
-      <w:bookmarkStart w:id="17" w:name="_Toc261423650"/>
-      <w:bookmarkStart w:id="18" w:name="_Toc225193861"/>
+      <w:bookmarkStart w:id="27" w:name="_Toc104091350"/>
+      <w:bookmarkStart w:id="28" w:name="_Toc261423650"/>
+      <w:bookmarkStart w:id="29" w:name="_Toc225193861"/>
+      <w:bookmarkStart w:id="30" w:name="_Toc225249001"/>
       <w:r>
         <w:rPr>
           <w:rFonts w:ascii="Cambria" w:eastAsia="宋体" w:hAnsi="Cambria" w:cs="Times New Roman" w:hint="eastAsia"/>
@@ -4441,9 +7487,9 @@
         </w:rPr>
         <w:t>5.1</w:t>
       </w:r>
-      <w:bookmarkEnd w:id="16"/>
-      <w:bookmarkEnd w:id="17"/>
-      <w:bookmarkEnd w:id="18"/>
+      <w:bookmarkEnd w:id="27"/>
+      <w:bookmarkEnd w:id="28"/>
+      <w:bookmarkEnd w:id="29"/>
       <w:r>
         <w:rPr>
           <w:rFonts w:ascii="Cambria" w:eastAsia="宋体" w:hAnsi="Cambria" w:cs="Times New Roman"/>
@@ -4455,6 +7501,7 @@
         </w:rPr>
         <w:t>启动计划</w:t>
       </w:r>
+      <w:bookmarkEnd w:id="30"/>
     </w:p>
     <w:p>
       <w:pPr>
@@ -4464,7 +7511,7 @@
         <w:jc w:val="both"/>
         <w:outlineLvl w:val="2"/>
         <w:rPr>
-          <w:rFonts w:ascii="Cambria" w:eastAsia="宋体" w:hAnsi="Cambria" w:cs="Times New Roman" w:hint="eastAsia"/>
+          <w:rFonts w:ascii="Cambria" w:eastAsia="宋体" w:hAnsi="Cambria" w:cs="Times New Roman"/>
           <w:b/>
           <w:bCs/>
           <w:sz w:val="28"/>
@@ -4534,7 +7581,7 @@
         <w:ind w:firstLineChars="200" w:firstLine="440"/>
         <w:jc w:val="both"/>
         <w:rPr>
-          <w:rFonts w:ascii="宋体" w:eastAsia="宋体" w:hAnsi="宋体" w:cs="Times New Roman"/>
+          <w:rFonts w:ascii="宋体" w:eastAsia="宋体" w:hAnsi="宋体" w:cs="Times New Roman" w:hint="eastAsia"/>
           <w:bCs/>
           <w:color w:val="000000"/>
           <w14:ligatures w14:val="none"/>
@@ -4578,7 +7625,7 @@
         <w:jc w:val="both"/>
         <w:outlineLvl w:val="2"/>
         <w:rPr>
-          <w:rFonts w:ascii="Cambria" w:eastAsia="宋体" w:hAnsi="Cambria" w:cs="Times New Roman" w:hint="eastAsia"/>
+          <w:rFonts w:ascii="Cambria" w:eastAsia="宋体" w:hAnsi="Cambria" w:cs="Times New Roman"/>
           <w:b/>
           <w:bCs/>
           <w:sz w:val="28"/>
@@ -4648,7 +7695,7 @@
         <w:ind w:firstLineChars="200" w:firstLine="440"/>
         <w:jc w:val="both"/>
         <w:rPr>
-          <w:rFonts w:ascii="宋体" w:eastAsia="宋体" w:hAnsi="宋体" w:cs="Times New Roman"/>
+          <w:rFonts w:ascii="宋体" w:eastAsia="宋体" w:hAnsi="宋体" w:cs="Times New Roman" w:hint="eastAsia"/>
           <w:bCs/>
           <w:color w:val="000000"/>
           <w14:ligatures w14:val="none"/>
@@ -5084,7 +8131,7 @@
         <w:jc w:val="both"/>
         <w:outlineLvl w:val="2"/>
         <w:rPr>
-          <w:rFonts w:ascii="Cambria" w:eastAsia="宋体" w:hAnsi="Cambria" w:cs="Times New Roman" w:hint="eastAsia"/>
+          <w:rFonts w:ascii="Cambria" w:eastAsia="宋体" w:hAnsi="Cambria" w:cs="Times New Roman"/>
           <w:b/>
           <w:bCs/>
           <w:sz w:val="28"/>
@@ -5154,7 +8201,7 @@
         <w:ind w:firstLineChars="200" w:firstLine="440"/>
         <w:jc w:val="both"/>
         <w:rPr>
-          <w:rFonts w:ascii="宋体" w:eastAsia="宋体" w:hAnsi="宋体" w:cs="Times New Roman"/>
+          <w:rFonts w:ascii="宋体" w:eastAsia="宋体" w:hAnsi="宋体" w:cs="Times New Roman" w:hint="eastAsia"/>
           <w:bCs/>
           <w:color w:val="000000"/>
           <w14:ligatures w14:val="none"/>
@@ -5250,7 +8297,7 @@
         <w:jc w:val="both"/>
         <w:outlineLvl w:val="2"/>
         <w:rPr>
-          <w:rFonts w:ascii="Cambria" w:eastAsia="宋体" w:hAnsi="Cambria" w:cs="Times New Roman" w:hint="eastAsia"/>
+          <w:rFonts w:ascii="Cambria" w:eastAsia="宋体" w:hAnsi="Cambria" w:cs="Times New Roman"/>
           <w:b/>
           <w:bCs/>
           <w:sz w:val="28"/>
@@ -5370,8 +8417,9 @@
           <w14:ligatures w14:val="none"/>
         </w:rPr>
       </w:pPr>
-      <w:bookmarkStart w:id="19" w:name="_Toc261423651"/>
-      <w:bookmarkStart w:id="20" w:name="_Toc225193862"/>
+      <w:bookmarkStart w:id="31" w:name="_Toc261423651"/>
+      <w:bookmarkStart w:id="32" w:name="_Toc225193862"/>
+      <w:bookmarkStart w:id="33" w:name="_Toc225249002"/>
       <w:r>
         <w:rPr>
           <w:rFonts w:ascii="Cambria" w:eastAsia="宋体" w:hAnsi="Cambria" w:cs="Times New Roman" w:hint="eastAsia"/>
@@ -5383,8 +8431,8 @@
         </w:rPr>
         <w:t>5.2</w:t>
       </w:r>
-      <w:bookmarkEnd w:id="19"/>
-      <w:bookmarkEnd w:id="20"/>
+      <w:bookmarkEnd w:id="31"/>
+      <w:bookmarkEnd w:id="32"/>
       <w:r>
         <w:rPr>
           <w:rFonts w:ascii="Cambria" w:eastAsia="宋体" w:hAnsi="Cambria" w:cs="Times New Roman"/>
@@ -5396,6 +8444,7 @@
         </w:rPr>
         <w:t>工作计划</w:t>
       </w:r>
+      <w:bookmarkEnd w:id="33"/>
     </w:p>
     <w:p>
       <w:pPr>
@@ -5405,7 +8454,7 @@
         <w:jc w:val="both"/>
         <w:outlineLvl w:val="2"/>
         <w:rPr>
-          <w:rFonts w:ascii="Cambria" w:eastAsia="宋体" w:hAnsi="Cambria" w:cs="Times New Roman" w:hint="eastAsia"/>
+          <w:rFonts w:ascii="Cambria" w:eastAsia="宋体" w:hAnsi="Cambria" w:cs="Times New Roman"/>
           <w:b/>
           <w:bCs/>
           <w:sz w:val="28"/>
@@ -5497,7 +8546,7 @@
         <w:ind w:firstLineChars="200" w:firstLine="440"/>
         <w:jc w:val="both"/>
         <w:rPr>
-          <w:rFonts w:ascii="宋体" w:eastAsia="宋体" w:hAnsi="宋体" w:cs="Times New Roman"/>
+          <w:rFonts w:ascii="宋体" w:eastAsia="宋体" w:hAnsi="宋体" w:cs="Times New Roman" w:hint="eastAsia"/>
           <w:bCs/>
           <w:color w:val="000000"/>
           <w14:ligatures w14:val="none"/>
@@ -5986,7 +9035,7 @@
         <w:jc w:val="both"/>
         <w:outlineLvl w:val="2"/>
         <w:rPr>
-          <w:rFonts w:ascii="Cambria" w:eastAsia="宋体" w:hAnsi="Cambria" w:cs="Times New Roman" w:hint="eastAsia"/>
+          <w:rFonts w:ascii="Cambria" w:eastAsia="宋体" w:hAnsi="Cambria" w:cs="Times New Roman"/>
           <w:b/>
           <w:bCs/>
           <w:sz w:val="28"/>
@@ -6115,7 +9164,7 @@
           <w:sz w:val="24"/>
           <w14:ligatures w14:val="none"/>
         </w:rPr>
-        <w:t xml:space="preserve"> </w:t>
+        <w:t xml:space="preserve"> WBS</w:t>
       </w:r>
       <w:r>
         <w:rPr>
@@ -6125,27 +9174,7 @@
           <w:sz w:val="24"/>
           <w14:ligatures w14:val="none"/>
         </w:rPr>
-        <w:t>WBS</w:t>
-      </w:r>
-      <w:r>
-        <w:rPr>
-          <w:rFonts w:ascii="Cambria" w:eastAsia="宋体" w:hAnsi="Cambria" w:cs="Times New Roman" w:hint="eastAsia"/>
-          <w:b/>
-          <w:bCs/>
-          <w:sz w:val="24"/>
-          <w14:ligatures w14:val="none"/>
-        </w:rPr>
-        <w:t>结构</w:t>
-      </w:r>
-      <w:r>
-        <w:rPr>
-          <w:rFonts w:ascii="Cambria" w:eastAsia="宋体" w:hAnsi="Cambria" w:cs="Times New Roman" w:hint="eastAsia"/>
-          <w:b/>
-          <w:bCs/>
-          <w:sz w:val="24"/>
-          <w14:ligatures w14:val="none"/>
-        </w:rPr>
-        <w:t>图</w:t>
+        <w:t>结构图</w:t>
       </w:r>
     </w:p>
     <w:p>
@@ -6153,24 +9182,24 @@
         <w:spacing w:after="0" w:line="360" w:lineRule="auto"/>
         <w:jc w:val="both"/>
         <w:rPr>
+          <w:rFonts w:ascii="Cambria" w:eastAsia="宋体" w:hAnsi="Cambria" w:cs="Times New Roman"/>
+          <w:b/>
+          <w:bCs/>
+          <w:sz w:val="24"/>
+          <w14:ligatures w14:val="none"/>
+        </w:rPr>
+      </w:pPr>
+      <w:r>
+        <w:rPr>
           <w:rFonts w:ascii="Cambria" w:eastAsia="宋体" w:hAnsi="Cambria" w:cs="Times New Roman" w:hint="eastAsia"/>
           <w:b/>
-          <w:bCs/>
+          <w:noProof/>
+          <w:color w:val="000000"/>
           <w:sz w:val="24"/>
           <w14:ligatures w14:val="none"/>
         </w:rPr>
-      </w:pPr>
-      <w:r>
-        <w:rPr>
-          <w:rFonts w:ascii="Cambria" w:eastAsia="宋体" w:hAnsi="Cambria" w:cs="Times New Roman" w:hint="eastAsia"/>
-          <w:b/>
-          <w:noProof/>
-          <w:color w:val="000000"/>
-          <w:sz w:val="24"/>
-          <w14:ligatures w14:val="none"/>
-        </w:rPr>
         <w:drawing>
-          <wp:inline distT="0" distB="0" distL="0" distR="0" wp14:anchorId="134E8452" wp14:editId="28384FB3">
+          <wp:inline distT="0" distB="0" distL="0" distR="0" wp14:anchorId="134E8452" wp14:editId="7F141069">
             <wp:extent cx="5257800" cy="2584450"/>
             <wp:effectExtent l="0" t="0" r="0" b="6350"/>
             <wp:docPr id="1392069295" name="图片 1"/>
@@ -6187,7 +9216,7 @@
                     </pic:cNvPicPr>
                   </pic:nvPicPr>
                   <pic:blipFill>
-                    <a:blip r:embed="rId9" cstate="print">
+                    <a:blip r:embed="rId10" cstate="print">
                       <a:extLst>
                         <a:ext uri="{28A0092B-C50C-407E-A947-70E740481C1C}">
                           <a14:useLocalDpi xmlns:a14="http://schemas.microsoft.com/office/drawing/2010/main" val="0"/>
@@ -6306,7 +9335,7 @@
               <w:spacing w:line="312" w:lineRule="auto"/>
               <w:jc w:val="center"/>
               <w:rPr>
-                <w:rFonts w:ascii="宋体" w:eastAsia="宋体" w:hAnsi="宋体"/>
+                <w:rFonts w:ascii="宋体" w:eastAsia="宋体" w:hAnsi="宋体" w:hint="eastAsia"/>
                 <w:sz w:val="22"/>
                 <w:lang w:eastAsia="zh-CN"/>
               </w:rPr>
@@ -6368,7 +9397,7 @@
               <w:spacing w:line="312" w:lineRule="auto"/>
               <w:jc w:val="center"/>
               <w:rPr>
-                <w:rFonts w:ascii="宋体" w:eastAsia="宋体" w:hAnsi="宋体"/>
+                <w:rFonts w:ascii="宋体" w:eastAsia="宋体" w:hAnsi="宋体" w:hint="eastAsia"/>
                 <w:sz w:val="22"/>
                 <w:lang w:eastAsia="zh-CN"/>
               </w:rPr>
@@ -6399,7 +9428,7 @@
               <w:spacing w:line="312" w:lineRule="auto"/>
               <w:jc w:val="center"/>
               <w:rPr>
-                <w:rFonts w:ascii="宋体" w:eastAsia="宋体" w:hAnsi="宋体"/>
+                <w:rFonts w:ascii="宋体" w:eastAsia="宋体" w:hAnsi="宋体" w:hint="eastAsia"/>
                 <w:sz w:val="22"/>
                 <w:lang w:eastAsia="zh-CN"/>
               </w:rPr>
@@ -6430,7 +9459,7 @@
               <w:spacing w:after="0" w:line="312" w:lineRule="auto"/>
               <w:jc w:val="center"/>
               <w:rPr>
-                <w:rFonts w:ascii="宋体" w:eastAsia="宋体" w:hAnsi="宋体"/>
+                <w:rFonts w:ascii="宋体" w:eastAsia="宋体" w:hAnsi="宋体" w:hint="eastAsia"/>
                 <w:sz w:val="22"/>
                 <w:lang w:eastAsia="zh-CN"/>
               </w:rPr>
@@ -12305,7 +15334,7 @@
         <w:spacing w:after="0" w:line="360" w:lineRule="auto"/>
         <w:jc w:val="both"/>
         <w:rPr>
-          <w:rFonts w:ascii="Cambria" w:eastAsia="宋体" w:hAnsi="Cambria" w:cs="Times New Roman" w:hint="eastAsia"/>
+          <w:rFonts w:ascii="Cambria" w:eastAsia="宋体" w:hAnsi="Cambria" w:cs="Times New Roman"/>
           <w:b/>
           <w:color w:val="000000"/>
           <w:sz w:val="24"/>
@@ -12321,7 +15350,7 @@
         <w:jc w:val="both"/>
         <w:outlineLvl w:val="2"/>
         <w:rPr>
-          <w:rFonts w:ascii="Cambria" w:eastAsia="宋体" w:hAnsi="Cambria" w:cs="Times New Roman" w:hint="eastAsia"/>
+          <w:rFonts w:ascii="Cambria" w:eastAsia="宋体" w:hAnsi="Cambria" w:cs="Times New Roman"/>
           <w:b/>
           <w:bCs/>
           <w:sz w:val="28"/>
@@ -12446,7 +15475,7 @@
         <w:jc w:val="both"/>
         <w:outlineLvl w:val="2"/>
         <w:rPr>
-          <w:rFonts w:ascii="Cambria" w:eastAsia="宋体" w:hAnsi="Cambria" w:cs="Times New Roman" w:hint="eastAsia"/>
+          <w:rFonts w:ascii="Cambria" w:eastAsia="宋体" w:hAnsi="Cambria" w:cs="Times New Roman"/>
           <w:b/>
           <w:bCs/>
           <w:sz w:val="28"/>
@@ -12539,7 +15568,7 @@
         <w:ind w:firstLineChars="200" w:firstLine="440"/>
         <w:jc w:val="both"/>
         <w:rPr>
-          <w:rFonts w:ascii="宋体" w:eastAsia="宋体" w:hAnsi="宋体" w:cs="Times New Roman"/>
+          <w:rFonts w:ascii="宋体" w:eastAsia="宋体" w:hAnsi="宋体" w:cs="Times New Roman" w:hint="eastAsia"/>
           <w:bCs/>
           <w:color w:val="000000"/>
           <w14:ligatures w14:val="none"/>
@@ -12682,8 +15711,9 @@
           <w14:ligatures w14:val="none"/>
         </w:rPr>
       </w:pPr>
-      <w:bookmarkStart w:id="21" w:name="_Toc261423652"/>
-      <w:bookmarkStart w:id="22" w:name="_Toc225193863"/>
+      <w:bookmarkStart w:id="34" w:name="_Toc261423652"/>
+      <w:bookmarkStart w:id="35" w:name="_Toc225193863"/>
+      <w:bookmarkStart w:id="36" w:name="_Toc225249003"/>
       <w:r>
         <w:rPr>
           <w:rFonts w:ascii="Cambria" w:eastAsia="宋体" w:hAnsi="Cambria" w:cs="Times New Roman" w:hint="eastAsia"/>
@@ -12695,8 +15725,8 @@
         </w:rPr>
         <w:t>5.3</w:t>
       </w:r>
-      <w:bookmarkEnd w:id="21"/>
-      <w:bookmarkEnd w:id="22"/>
+      <w:bookmarkEnd w:id="34"/>
+      <w:bookmarkEnd w:id="35"/>
       <w:r>
         <w:rPr>
           <w:rFonts w:ascii="Cambria" w:eastAsia="宋体" w:hAnsi="Cambria" w:cs="Times New Roman"/>
@@ -12708,6 +15738,7 @@
         </w:rPr>
         <w:t>控制计划</w:t>
       </w:r>
+      <w:bookmarkEnd w:id="36"/>
     </w:p>
     <w:p>
       <w:pPr>
@@ -12717,7 +15748,7 @@
         <w:jc w:val="both"/>
         <w:outlineLvl w:val="2"/>
         <w:rPr>
-          <w:rFonts w:ascii="Cambria" w:eastAsia="宋体" w:hAnsi="Cambria" w:cs="Times New Roman" w:hint="eastAsia"/>
+          <w:rFonts w:ascii="Cambria" w:eastAsia="宋体" w:hAnsi="Cambria" w:cs="Times New Roman"/>
           <w:b/>
           <w:bCs/>
           <w:sz w:val="28"/>
@@ -12809,7 +15840,7 @@
         <w:ind w:firstLineChars="200" w:firstLine="440"/>
         <w:jc w:val="both"/>
         <w:rPr>
-          <w:rFonts w:ascii="宋体" w:eastAsia="宋体" w:hAnsi="宋体" w:cs="Times New Roman"/>
+          <w:rFonts w:ascii="宋体" w:eastAsia="宋体" w:hAnsi="宋体" w:cs="Times New Roman" w:hint="eastAsia"/>
           <w:bCs/>
           <w:color w:val="000000"/>
           <w14:ligatures w14:val="none"/>
@@ -13321,7 +16352,7 @@
         <w:jc w:val="both"/>
         <w:outlineLvl w:val="2"/>
         <w:rPr>
-          <w:rFonts w:ascii="Cambria" w:eastAsia="宋体" w:hAnsi="Cambria" w:cs="Times New Roman" w:hint="eastAsia"/>
+          <w:rFonts w:ascii="Cambria" w:eastAsia="宋体" w:hAnsi="Cambria" w:cs="Times New Roman"/>
           <w:b/>
           <w:bCs/>
           <w:sz w:val="28"/>
@@ -13413,7 +16444,7 @@
         <w:ind w:firstLineChars="200" w:firstLine="440"/>
         <w:jc w:val="both"/>
         <w:rPr>
-          <w:rFonts w:ascii="宋体" w:eastAsia="宋体" w:hAnsi="宋体" w:cs="Times New Roman"/>
+          <w:rFonts w:ascii="宋体" w:eastAsia="宋体" w:hAnsi="宋体" w:cs="Times New Roman" w:hint="eastAsia"/>
           <w:bCs/>
           <w:color w:val="000000"/>
           <w14:ligatures w14:val="none"/>
@@ -13452,7 +16483,7 @@
         <w:jc w:val="both"/>
         <w:outlineLvl w:val="2"/>
         <w:rPr>
-          <w:rFonts w:ascii="Cambria" w:eastAsia="宋体" w:hAnsi="Cambria" w:cs="Times New Roman" w:hint="eastAsia"/>
+          <w:rFonts w:ascii="Cambria" w:eastAsia="宋体" w:hAnsi="Cambria" w:cs="Times New Roman"/>
           <w:b/>
           <w:bCs/>
           <w:sz w:val="28"/>
@@ -13544,7 +16575,7 @@
         <w:ind w:firstLineChars="200" w:firstLine="440"/>
         <w:jc w:val="both"/>
         <w:rPr>
-          <w:rFonts w:ascii="宋体" w:eastAsia="宋体" w:hAnsi="宋体" w:cs="Times New Roman"/>
+          <w:rFonts w:ascii="宋体" w:eastAsia="宋体" w:hAnsi="宋体" w:cs="Times New Roman" w:hint="eastAsia"/>
           <w:bCs/>
           <w:color w:val="000000"/>
           <w14:ligatures w14:val="none"/>
@@ -13577,7 +16608,7 @@
         <w:jc w:val="both"/>
         <w:outlineLvl w:val="2"/>
         <w:rPr>
-          <w:rFonts w:ascii="Cambria" w:eastAsia="宋体" w:hAnsi="Cambria" w:cs="Times New Roman" w:hint="eastAsia"/>
+          <w:rFonts w:ascii="Cambria" w:eastAsia="宋体" w:hAnsi="Cambria" w:cs="Times New Roman"/>
           <w:b/>
           <w:bCs/>
           <w:sz w:val="28"/>
@@ -13670,7 +16701,7 @@
         <w:ind w:firstLineChars="200" w:firstLine="440"/>
         <w:jc w:val="both"/>
         <w:rPr>
-          <w:rFonts w:ascii="Times New Roman" w:eastAsia="宋体" w:hAnsi="Times New Roman" w:cs="Times New Roman" w:hint="eastAsia"/>
+          <w:rFonts w:ascii="Times New Roman" w:eastAsia="宋体" w:hAnsi="Times New Roman" w:cs="Times New Roman"/>
           <w14:ligatures w14:val="none"/>
         </w:rPr>
       </w:pPr>
@@ -13771,7 +16802,7 @@
         <w:jc w:val="both"/>
         <w:outlineLvl w:val="2"/>
         <w:rPr>
-          <w:rFonts w:ascii="Cambria" w:eastAsia="宋体" w:hAnsi="Cambria" w:cs="Times New Roman" w:hint="eastAsia"/>
+          <w:rFonts w:ascii="Cambria" w:eastAsia="宋体" w:hAnsi="Cambria" w:cs="Times New Roman"/>
           <w:b/>
           <w:bCs/>
           <w:sz w:val="28"/>
@@ -13904,25 +16935,26 @@
           <w14:ligatures w14:val="none"/>
         </w:rPr>
       </w:pPr>
-      <w:bookmarkStart w:id="23" w:name="_Toc6617354"/>
-      <w:bookmarkStart w:id="24" w:name="_Toc6618635"/>
-      <w:bookmarkStart w:id="25" w:name="_Toc6619353"/>
-      <w:bookmarkStart w:id="26" w:name="_Toc6620065"/>
-      <w:bookmarkStart w:id="27" w:name="_Toc6621016"/>
-      <w:bookmarkStart w:id="28" w:name="_Toc8524931"/>
-      <w:bookmarkStart w:id="29" w:name="_Toc8525177"/>
-      <w:bookmarkStart w:id="30" w:name="_Toc8525244"/>
-      <w:bookmarkStart w:id="31" w:name="_Toc8525310"/>
-      <w:bookmarkStart w:id="32" w:name="_Toc9063815"/>
-      <w:bookmarkStart w:id="33" w:name="_Toc9064231"/>
-      <w:bookmarkStart w:id="34" w:name="_Toc9064587"/>
-      <w:bookmarkStart w:id="35" w:name="_Toc9902574"/>
-      <w:bookmarkStart w:id="36" w:name="_Toc10249504"/>
-      <w:bookmarkStart w:id="37" w:name="_Toc10249739"/>
-      <w:bookmarkStart w:id="38" w:name="_Toc10258834"/>
-      <w:bookmarkStart w:id="39" w:name="_Toc104091353"/>
-      <w:bookmarkStart w:id="40" w:name="_Toc261423653"/>
-      <w:bookmarkStart w:id="41" w:name="_Toc225193864"/>
+      <w:bookmarkStart w:id="37" w:name="_Toc6617354"/>
+      <w:bookmarkStart w:id="38" w:name="_Toc6618635"/>
+      <w:bookmarkStart w:id="39" w:name="_Toc6619353"/>
+      <w:bookmarkStart w:id="40" w:name="_Toc6620065"/>
+      <w:bookmarkStart w:id="41" w:name="_Toc6621016"/>
+      <w:bookmarkStart w:id="42" w:name="_Toc8524931"/>
+      <w:bookmarkStart w:id="43" w:name="_Toc8525177"/>
+      <w:bookmarkStart w:id="44" w:name="_Toc8525244"/>
+      <w:bookmarkStart w:id="45" w:name="_Toc8525310"/>
+      <w:bookmarkStart w:id="46" w:name="_Toc9063815"/>
+      <w:bookmarkStart w:id="47" w:name="_Toc9064231"/>
+      <w:bookmarkStart w:id="48" w:name="_Toc9064587"/>
+      <w:bookmarkStart w:id="49" w:name="_Toc9902574"/>
+      <w:bookmarkStart w:id="50" w:name="_Toc10249504"/>
+      <w:bookmarkStart w:id="51" w:name="_Toc10249739"/>
+      <w:bookmarkStart w:id="52" w:name="_Toc10258834"/>
+      <w:bookmarkStart w:id="53" w:name="_Toc104091353"/>
+      <w:bookmarkStart w:id="54" w:name="_Toc261423653"/>
+      <w:bookmarkStart w:id="55" w:name="_Toc225193864"/>
+      <w:bookmarkStart w:id="56" w:name="_Toc225249004"/>
       <w:r>
         <w:rPr>
           <w:rFonts w:ascii="Cambria" w:eastAsia="宋体" w:hAnsi="Cambria" w:cs="Times New Roman" w:hint="eastAsia"/>
@@ -13934,25 +16966,25 @@
         </w:rPr>
         <w:t>5.4</w:t>
       </w:r>
-      <w:bookmarkEnd w:id="23"/>
-      <w:bookmarkEnd w:id="24"/>
-      <w:bookmarkEnd w:id="25"/>
-      <w:bookmarkEnd w:id="26"/>
-      <w:bookmarkEnd w:id="27"/>
-      <w:bookmarkEnd w:id="28"/>
-      <w:bookmarkEnd w:id="29"/>
-      <w:bookmarkEnd w:id="30"/>
-      <w:bookmarkEnd w:id="31"/>
-      <w:bookmarkEnd w:id="32"/>
-      <w:bookmarkEnd w:id="33"/>
-      <w:bookmarkEnd w:id="34"/>
-      <w:bookmarkEnd w:id="35"/>
-      <w:bookmarkEnd w:id="36"/>
       <w:bookmarkEnd w:id="37"/>
       <w:bookmarkEnd w:id="38"/>
       <w:bookmarkEnd w:id="39"/>
       <w:bookmarkEnd w:id="40"/>
       <w:bookmarkEnd w:id="41"/>
+      <w:bookmarkEnd w:id="42"/>
+      <w:bookmarkEnd w:id="43"/>
+      <w:bookmarkEnd w:id="44"/>
+      <w:bookmarkEnd w:id="45"/>
+      <w:bookmarkEnd w:id="46"/>
+      <w:bookmarkEnd w:id="47"/>
+      <w:bookmarkEnd w:id="48"/>
+      <w:bookmarkEnd w:id="49"/>
+      <w:bookmarkEnd w:id="50"/>
+      <w:bookmarkEnd w:id="51"/>
+      <w:bookmarkEnd w:id="52"/>
+      <w:bookmarkEnd w:id="53"/>
+      <w:bookmarkEnd w:id="54"/>
+      <w:bookmarkEnd w:id="55"/>
       <w:r>
         <w:rPr>
           <w:rFonts w:ascii="Cambria" w:eastAsia="宋体" w:hAnsi="Cambria" w:cs="Times New Roman"/>
@@ -13964,6 +16996,7 @@
         </w:rPr>
         <w:t>风险管理计划</w:t>
       </w:r>
+      <w:bookmarkEnd w:id="56"/>
     </w:p>
     <w:tbl>
       <w:tblPr>
@@ -14018,8 +17051,31 @@
                 <w14:ligatures w14:val="none"/>
               </w:rPr>
               <w:br w:type="page"/>
-            </w:r>
-            <w:r>
+              <w:t xml:space="preserve"> </w:t>
+            </w:r>
+            <w:r>
+              <w:rPr>
+                <w:rFonts w:ascii="Arial" w:eastAsia="宋体" w:hAnsi="Arial" w:cs="Arial" w:hint="eastAsia"/>
+                <w:b/>
+                <w:color w:val="000000"/>
+                <w:sz w:val="21"/>
+                <w:szCs w:val="21"/>
+                <w14:ligatures w14:val="none"/>
+              </w:rPr>
+              <w:t>风险编号</w:t>
+            </w:r>
+          </w:p>
+        </w:tc>
+        <w:tc>
+          <w:tcPr>
+            <w:tcW w:w="3402" w:type="dxa"/>
+            <w:shd w:val="pct12" w:color="auto" w:fill="auto"/>
+            <w:vAlign w:val="center"/>
+          </w:tcPr>
+          <w:p>
+            <w:pPr>
+              <w:spacing w:before="40" w:after="40" w:line="320" w:lineRule="exact"/>
+              <w:jc w:val="center"/>
               <w:rPr>
                 <w:rFonts w:ascii="Arial" w:eastAsia="宋体" w:hAnsi="Arial" w:cs="Arial"/>
                 <w:b/>
@@ -14028,8 +17084,7 @@
                 <w:szCs w:val="21"/>
                 <w14:ligatures w14:val="none"/>
               </w:rPr>
-              <w:t xml:space="preserve"> </w:t>
-            </w:r>
+            </w:pPr>
             <w:r>
               <w:rPr>
                 <w:rFonts w:ascii="Arial" w:eastAsia="宋体" w:hAnsi="Arial" w:cs="Arial" w:hint="eastAsia"/>
@@ -14039,13 +17094,13 @@
                 <w:szCs w:val="21"/>
                 <w14:ligatures w14:val="none"/>
               </w:rPr>
-              <w:t>风险编号</w:t>
-            </w:r>
-          </w:p>
-        </w:tc>
-        <w:tc>
-          <w:tcPr>
-            <w:tcW w:w="3402" w:type="dxa"/>
+              <w:t>风险描述</w:t>
+            </w:r>
+          </w:p>
+        </w:tc>
+        <w:tc>
+          <w:tcPr>
+            <w:tcW w:w="3686" w:type="dxa"/>
             <w:shd w:val="pct12" w:color="auto" w:fill="auto"/>
             <w:vAlign w:val="center"/>
           </w:tcPr>
@@ -14071,38 +17126,6 @@
                 <w:szCs w:val="21"/>
                 <w14:ligatures w14:val="none"/>
               </w:rPr>
-              <w:t>风险描述</w:t>
-            </w:r>
-          </w:p>
-        </w:tc>
-        <w:tc>
-          <w:tcPr>
-            <w:tcW w:w="3686" w:type="dxa"/>
-            <w:shd w:val="pct12" w:color="auto" w:fill="auto"/>
-            <w:vAlign w:val="center"/>
-          </w:tcPr>
-          <w:p>
-            <w:pPr>
-              <w:spacing w:before="40" w:after="40" w:line="320" w:lineRule="exact"/>
-              <w:jc w:val="center"/>
-              <w:rPr>
-                <w:rFonts w:ascii="Arial" w:eastAsia="宋体" w:hAnsi="Arial" w:cs="Arial"/>
-                <w:b/>
-                <w:color w:val="000000"/>
-                <w:sz w:val="21"/>
-                <w:szCs w:val="21"/>
-                <w14:ligatures w14:val="none"/>
-              </w:rPr>
-            </w:pPr>
-            <w:r>
-              <w:rPr>
-                <w:rFonts w:ascii="Arial" w:eastAsia="宋体" w:hAnsi="Arial" w:cs="Arial" w:hint="eastAsia"/>
-                <w:b/>
-                <w:color w:val="000000"/>
-                <w:sz w:val="21"/>
-                <w:szCs w:val="21"/>
-                <w14:ligatures w14:val="none"/>
-              </w:rPr>
               <w:t>应对措施</w:t>
             </w:r>
           </w:p>
@@ -14185,7 +17208,7 @@
               <w:spacing w:after="0" w:line="360" w:lineRule="auto"/>
               <w:jc w:val="both"/>
               <w:rPr>
-                <w:rFonts w:ascii="Times New Roman" w:eastAsia="宋体" w:hAnsi="Times New Roman" w:cs="Times New Roman" w:hint="eastAsia"/>
+                <w:rFonts w:ascii="Times New Roman" w:eastAsia="宋体" w:hAnsi="Times New Roman" w:cs="Times New Roman"/>
                 <w:sz w:val="21"/>
                 <w14:ligatures w14:val="none"/>
               </w:rPr>
@@ -14244,14 +17267,12 @@
               </w:rPr>
               <w:t>雷达图诊断</w:t>
             </w:r>
-            <w:proofErr w:type="gramStart"/>
             <w:r>
               <w:rPr>
                 <w:rFonts w:ascii="Arial" w:hAnsi="Arial" w:cs="Arial"/>
               </w:rPr>
               <w:t>”</w:t>
             </w:r>
-            <w:proofErr w:type="gramEnd"/>
             <w:r>
               <w:rPr>
                 <w:rFonts w:ascii="Arial" w:hAnsi="Arial" w:cs="Arial"/>
@@ -14287,8 +17308,89 @@
                 <w:szCs w:val="21"/>
                 <w14:ligatures w14:val="none"/>
               </w:rPr>
-              <w:t>R</w:t>
-            </w:r>
+              <w:t>R2</w:t>
+            </w:r>
+          </w:p>
+        </w:tc>
+        <w:tc>
+          <w:tcPr>
+            <w:tcW w:w="3402" w:type="dxa"/>
+            <w:vAlign w:val="center"/>
+          </w:tcPr>
+          <w:p>
+            <w:pPr>
+              <w:spacing w:before="40" w:after="40" w:line="320" w:lineRule="exact"/>
+              <w:jc w:val="both"/>
+              <w:rPr>
+                <w:rFonts w:ascii="Arial" w:eastAsia="宋体" w:hAnsi="Arial" w:cs="Arial"/>
+                <w:color w:val="000000"/>
+                <w:sz w:val="21"/>
+                <w:szCs w:val="21"/>
+                <w14:ligatures w14:val="none"/>
+              </w:rPr>
+            </w:pPr>
+            <w:r>
+              <w:rPr>
+                <w:rFonts w:ascii="Arial" w:hAnsi="Arial" w:cs="Arial"/>
+              </w:rPr>
+              <w:t>UML</w:t>
+            </w:r>
+            <w:r>
+              <w:rPr>
+                <w:rFonts w:ascii="Arial" w:hAnsi="Arial" w:cs="Arial"/>
+              </w:rPr>
+              <w:t>模型与原型设计脱节</w:t>
+            </w:r>
+            <w:r>
+              <w:rPr>
+                <w:rFonts w:ascii="Arial" w:hAnsi="Arial" w:cs="Arial"/>
+              </w:rPr>
+              <w:t>：建模人员与原型设计人员理解不一致，导致系统逻辑无法自洽。</w:t>
+            </w:r>
+          </w:p>
+        </w:tc>
+        <w:tc>
+          <w:tcPr>
+            <w:tcW w:w="3686" w:type="dxa"/>
+            <w:vAlign w:val="center"/>
+          </w:tcPr>
+          <w:p>
+            <w:pPr>
+              <w:spacing w:after="0" w:line="360" w:lineRule="auto"/>
+              <w:jc w:val="both"/>
+              <w:rPr>
+                <w:rFonts w:ascii="Times New Roman" w:eastAsia="宋体" w:hAnsi="Times New Roman" w:cs="Times New Roman"/>
+                <w:sz w:val="21"/>
+                <w14:ligatures w14:val="none"/>
+              </w:rPr>
+            </w:pPr>
+            <w:r>
+              <w:rPr>
+                <w:rFonts w:ascii="Arial" w:hAnsi="Arial" w:cs="Arial"/>
+              </w:rPr>
+              <w:t>在原型设计前，全组必须对核心数据流图与用例图进行内部交叉走查确认。</w:t>
+            </w:r>
+          </w:p>
+        </w:tc>
+      </w:tr>
+      <w:tr>
+        <w:tc>
+          <w:tcPr>
+            <w:tcW w:w="1276" w:type="dxa"/>
+            <w:vAlign w:val="center"/>
+          </w:tcPr>
+          <w:p>
+            <w:pPr>
+              <w:spacing w:before="40" w:after="40" w:line="320" w:lineRule="exact"/>
+              <w:jc w:val="center"/>
+              <w:rPr>
+                <w:rFonts w:ascii="Arial" w:eastAsia="宋体" w:hAnsi="Arial" w:cs="Arial"/>
+                <w:color w:val="000000"/>
+                <w:sz w:val="21"/>
+                <w:szCs w:val="21"/>
+                <w14:ligatures w14:val="none"/>
+              </w:rPr>
+            </w:pPr>
             <w:r>
               <w:rPr>
                 <w:rFonts w:ascii="Arial" w:eastAsia="宋体" w:hAnsi="Arial" w:cs="Arial" w:hint="eastAsia"/>
@@ -14297,7 +17399,7 @@
                 <w:szCs w:val="21"/>
                 <w14:ligatures w14:val="none"/>
               </w:rPr>
-              <w:t>2</w:t>
+              <w:t>R3</w:t>
             </w:r>
           </w:p>
         </w:tc>
@@ -14322,19 +17424,57 @@
               <w:rPr>
                 <w:rFonts w:ascii="Arial" w:hAnsi="Arial" w:cs="Arial"/>
               </w:rPr>
-              <w:t>UML</w:t>
+              <w:t>AI</w:t>
             </w:r>
             <w:r>
               <w:rPr>
                 <w:rFonts w:ascii="Arial" w:hAnsi="Arial" w:cs="Arial"/>
               </w:rPr>
-              <w:t>模型与原型设计脱节</w:t>
+              <w:t>特性导致的需求边界模糊</w:t>
             </w:r>
             <w:r>
               <w:rPr>
                 <w:rFonts w:ascii="Arial" w:hAnsi="Arial" w:cs="Arial"/>
               </w:rPr>
-              <w:t>：建模人员与原型设计人员理解不一致，导致系统逻辑无法自洽。</w:t>
+              <w:t>：大模型生成的</w:t>
+            </w:r>
+            <w:proofErr w:type="gramStart"/>
+            <w:r>
+              <w:rPr>
+                <w:rFonts w:ascii="Arial" w:hAnsi="Arial" w:cs="Arial"/>
+              </w:rPr>
+              <w:t>不</w:t>
+            </w:r>
+            <w:proofErr w:type="gramEnd"/>
+            <w:r>
+              <w:rPr>
+                <w:rFonts w:ascii="Arial" w:hAnsi="Arial" w:cs="Arial"/>
+              </w:rPr>
+              <w:t>可控性使得</w:t>
+            </w:r>
+            <w:r>
+              <w:rPr>
+                <w:rFonts w:ascii="Arial" w:hAnsi="Arial" w:cs="Arial"/>
+              </w:rPr>
+              <w:t>“</w:t>
+            </w:r>
+            <w:r>
+              <w:rPr>
+                <w:rFonts w:ascii="Arial" w:hAnsi="Arial" w:cs="Arial"/>
+              </w:rPr>
+              <w:t>非功能性需求</w:t>
+            </w:r>
+            <w:r>
+              <w:rPr>
+                <w:rFonts w:ascii="Arial" w:hAnsi="Arial" w:cs="Arial"/>
+              </w:rPr>
+              <w:t>”</w:t>
+            </w:r>
+            <w:r>
+              <w:rPr>
+                <w:rFonts w:ascii="Arial" w:hAnsi="Arial" w:cs="Arial"/>
+              </w:rPr>
+              <w:t>（如准确率）难以在文档中精确定量。</w:t>
             </w:r>
           </w:p>
         </w:tc>
@@ -14348,16 +17488,72 @@
               <w:spacing w:after="0" w:line="360" w:lineRule="auto"/>
               <w:jc w:val="both"/>
               <w:rPr>
-                <w:rFonts w:ascii="Times New Roman" w:eastAsia="宋体" w:hAnsi="Times New Roman" w:cs="Times New Roman" w:hint="eastAsia"/>
+                <w:rFonts w:ascii="Times New Roman" w:eastAsia="宋体" w:hAnsi="Times New Roman" w:cs="Times New Roman"/>
                 <w:sz w:val="21"/>
                 <w14:ligatures w14:val="none"/>
               </w:rPr>
             </w:pPr>
             <w:r>
               <w:rPr>
+                <w:rStyle w:val="citation-132"/>
                 <w:rFonts w:ascii="Arial" w:hAnsi="Arial" w:cs="Arial"/>
               </w:rPr>
-              <w:t>在原型设计前，全组必须对核心数据流图与用例图进行内部交叉走查确认。</w:t>
+              <w:t>查阅前沿在线资料，在</w:t>
+            </w:r>
+            <w:r>
+              <w:rPr>
+                <w:rStyle w:val="citation-132"/>
+                <w:rFonts w:ascii="Arial" w:hAnsi="Arial" w:cs="Arial"/>
+              </w:rPr>
+              <w:t>SRS</w:t>
+            </w:r>
+            <w:r>
+              <w:rPr>
+                <w:rStyle w:val="citation-132"/>
+                <w:rFonts w:ascii="Arial" w:hAnsi="Arial" w:cs="Arial"/>
+              </w:rPr>
+              <w:t>文档中明确规定建立</w:t>
+            </w:r>
+            <w:r>
+              <w:rPr>
+                <w:rStyle w:val="citation-132"/>
+                <w:rFonts w:ascii="Arial" w:hAnsi="Arial" w:cs="Arial"/>
+              </w:rPr>
+              <w:t>“</w:t>
+            </w:r>
+            <w:r>
+              <w:rPr>
+                <w:rStyle w:val="citation-132"/>
+                <w:rFonts w:ascii="Arial" w:hAnsi="Arial" w:cs="Arial"/>
+              </w:rPr>
+              <w:t>人工审核把关机制</w:t>
+            </w:r>
+            <w:r>
+              <w:rPr>
+                <w:rStyle w:val="citation-132"/>
+                <w:rFonts w:ascii="Arial" w:hAnsi="Arial" w:cs="Arial"/>
+              </w:rPr>
+              <w:t>”</w:t>
+            </w:r>
+            <w:r>
+              <w:rPr>
+                <w:rStyle w:val="citation-132"/>
+                <w:rFonts w:ascii="Arial" w:hAnsi="Arial" w:cs="Arial"/>
+              </w:rPr>
+              <w:t>作为系统关键流程来规避幻觉风险</w:t>
+            </w:r>
+            <w:r>
+              <w:rPr>
+                <w:rStyle w:val="citation-132"/>
+                <w:rFonts w:ascii="Arial" w:hAnsi="Arial" w:cs="Arial"/>
+              </w:rPr>
+              <w:t xml:space="preserve"> </w:t>
+            </w:r>
+            <w:r>
+              <w:rPr>
+                <w:rFonts w:ascii="Arial" w:hAnsi="Arial" w:cs="Arial"/>
+              </w:rPr>
+              <w:t>。</w:t>
             </w:r>
           </w:p>
         </w:tc>
@@ -14388,17 +17584,7 @@
                 <w:szCs w:val="21"/>
                 <w14:ligatures w14:val="none"/>
               </w:rPr>
-              <w:t>R</w:t>
-            </w:r>
-            <w:r>
-              <w:rPr>
-                <w:rFonts w:ascii="Arial" w:eastAsia="宋体" w:hAnsi="Arial" w:cs="Arial" w:hint="eastAsia"/>
-                <w:color w:val="000000"/>
-                <w:sz w:val="21"/>
-                <w:szCs w:val="21"/>
-                <w14:ligatures w14:val="none"/>
-              </w:rPr>
-              <w:t>3</w:t>
+              <w:t>R4</w:t>
             </w:r>
           </w:p>
         </w:tc>
@@ -14423,57 +17609,25 @@
               <w:rPr>
                 <w:rFonts w:ascii="Arial" w:hAnsi="Arial" w:cs="Arial"/>
               </w:rPr>
-              <w:t>AI</w:t>
+              <w:t>协同冲突与版本混乱</w:t>
             </w:r>
             <w:r>
               <w:rPr>
                 <w:rFonts w:ascii="Arial" w:hAnsi="Arial" w:cs="Arial"/>
               </w:rPr>
-              <w:t>特性导致的需求边界模糊</w:t>
+              <w:t>：临近期末多人同时修改</w:t>
             </w:r>
             <w:r>
               <w:rPr>
                 <w:rFonts w:ascii="Arial" w:hAnsi="Arial" w:cs="Arial"/>
               </w:rPr>
-              <w:t>：大模型生成的</w:t>
-            </w:r>
-            <w:proofErr w:type="gramStart"/>
+              <w:t>SRS</w:t>
+            </w:r>
             <w:r>
               <w:rPr>
                 <w:rFonts w:ascii="Arial" w:hAnsi="Arial" w:cs="Arial"/>
               </w:rPr>
-              <w:t>不</w:t>
-            </w:r>
-            <w:proofErr w:type="gramEnd"/>
-            <w:r>
-              <w:rPr>
-                <w:rFonts w:ascii="Arial" w:hAnsi="Arial" w:cs="Arial"/>
-              </w:rPr>
-              <w:t>可控性使得</w:t>
-            </w:r>
-            <w:r>
-              <w:rPr>
-                <w:rFonts w:ascii="Arial" w:hAnsi="Arial" w:cs="Arial"/>
-              </w:rPr>
-              <w:t>“</w:t>
-            </w:r>
-            <w:r>
-              <w:rPr>
-                <w:rFonts w:ascii="Arial" w:hAnsi="Arial" w:cs="Arial"/>
-              </w:rPr>
-              <w:t>非功能性需求</w:t>
-            </w:r>
-            <w:r>
-              <w:rPr>
-                <w:rFonts w:ascii="Arial" w:hAnsi="Arial" w:cs="Arial"/>
-              </w:rPr>
-              <w:t>”</w:t>
-            </w:r>
-            <w:r>
-              <w:rPr>
-                <w:rFonts w:ascii="Arial" w:hAnsi="Arial" w:cs="Arial"/>
-              </w:rPr>
-              <w:t>（如准确率）难以在文档中精确定量。</w:t>
+              <w:t>文档导致内容被覆盖。</w:t>
             </w:r>
           </w:p>
         </w:tc>
@@ -14487,170 +17641,7 @@
               <w:spacing w:after="0" w:line="360" w:lineRule="auto"/>
               <w:jc w:val="both"/>
               <w:rPr>
-                <w:rFonts w:ascii="Times New Roman" w:eastAsia="宋体" w:hAnsi="Times New Roman" w:cs="Times New Roman" w:hint="eastAsia"/>
-                <w:sz w:val="21"/>
-                <w14:ligatures w14:val="none"/>
-              </w:rPr>
-            </w:pPr>
-            <w:r>
-              <w:rPr>
-                <w:rStyle w:val="citation-132"/>
-                <w:rFonts w:ascii="Arial" w:hAnsi="Arial" w:cs="Arial"/>
-              </w:rPr>
-              <w:t>查阅前沿在线资料，在</w:t>
-            </w:r>
-            <w:r>
-              <w:rPr>
-                <w:rStyle w:val="citation-132"/>
-                <w:rFonts w:ascii="Arial" w:hAnsi="Arial" w:cs="Arial"/>
-              </w:rPr>
-              <w:t>SRS</w:t>
-            </w:r>
-            <w:r>
-              <w:rPr>
-                <w:rStyle w:val="citation-132"/>
-                <w:rFonts w:ascii="Arial" w:hAnsi="Arial" w:cs="Arial"/>
-              </w:rPr>
-              <w:t>文档中明确规定建立</w:t>
-            </w:r>
-            <w:r>
-              <w:rPr>
-                <w:rStyle w:val="citation-132"/>
-                <w:rFonts w:ascii="Arial" w:hAnsi="Arial" w:cs="Arial"/>
-              </w:rPr>
-              <w:t>“</w:t>
-            </w:r>
-            <w:r>
-              <w:rPr>
-                <w:rStyle w:val="citation-132"/>
-                <w:rFonts w:ascii="Arial" w:hAnsi="Arial" w:cs="Arial"/>
-              </w:rPr>
-              <w:t>人工审核把关机制</w:t>
-            </w:r>
-            <w:r>
-              <w:rPr>
-                <w:rStyle w:val="citation-132"/>
-                <w:rFonts w:ascii="Arial" w:hAnsi="Arial" w:cs="Arial"/>
-              </w:rPr>
-              <w:t>”</w:t>
-            </w:r>
-            <w:r>
-              <w:rPr>
-                <w:rStyle w:val="citation-132"/>
-                <w:rFonts w:ascii="Arial" w:hAnsi="Arial" w:cs="Arial"/>
-              </w:rPr>
-              <w:t>作为系统关键流程来规避幻觉风险</w:t>
-            </w:r>
-            <w:r>
-              <w:rPr>
-                <w:rStyle w:val="citation-132"/>
-                <w:rFonts w:ascii="Arial" w:hAnsi="Arial" w:cs="Arial"/>
-              </w:rPr>
-              <w:t xml:space="preserve"> </w:t>
-            </w:r>
-            <w:r>
-              <w:rPr>
-                <w:rFonts w:ascii="Arial" w:hAnsi="Arial" w:cs="Arial"/>
-              </w:rPr>
-              <w:t>。</w:t>
-            </w:r>
-          </w:p>
-        </w:tc>
-      </w:tr>
-      <w:tr>
-        <w:tc>
-          <w:tcPr>
-            <w:tcW w:w="1276" w:type="dxa"/>
-            <w:vAlign w:val="center"/>
-          </w:tcPr>
-          <w:p>
-            <w:pPr>
-              <w:spacing w:before="40" w:after="40" w:line="320" w:lineRule="exact"/>
-              <w:jc w:val="center"/>
-              <w:rPr>
-                <w:rFonts w:ascii="Arial" w:eastAsia="宋体" w:hAnsi="Arial" w:cs="Arial"/>
-                <w:color w:val="000000"/>
-                <w:sz w:val="21"/>
-                <w:szCs w:val="21"/>
-                <w14:ligatures w14:val="none"/>
-              </w:rPr>
-            </w:pPr>
-            <w:r>
-              <w:rPr>
-                <w:rFonts w:ascii="Arial" w:eastAsia="宋体" w:hAnsi="Arial" w:cs="Arial" w:hint="eastAsia"/>
-                <w:color w:val="000000"/>
-                <w:sz w:val="21"/>
-                <w:szCs w:val="21"/>
-                <w14:ligatures w14:val="none"/>
-              </w:rPr>
-              <w:t>R</w:t>
-            </w:r>
-            <w:r>
-              <w:rPr>
-                <w:rFonts w:ascii="Arial" w:eastAsia="宋体" w:hAnsi="Arial" w:cs="Arial" w:hint="eastAsia"/>
-                <w:color w:val="000000"/>
-                <w:sz w:val="21"/>
-                <w:szCs w:val="21"/>
-                <w14:ligatures w14:val="none"/>
-              </w:rPr>
-              <w:t>4</w:t>
-            </w:r>
-          </w:p>
-        </w:tc>
-        <w:tc>
-          <w:tcPr>
-            <w:tcW w:w="3402" w:type="dxa"/>
-            <w:vAlign w:val="center"/>
-          </w:tcPr>
-          <w:p>
-            <w:pPr>
-              <w:spacing w:before="40" w:after="40" w:line="320" w:lineRule="exact"/>
-              <w:jc w:val="both"/>
-              <w:rPr>
-                <w:rFonts w:ascii="Arial" w:eastAsia="宋体" w:hAnsi="Arial" w:cs="Arial"/>
-                <w:color w:val="000000"/>
-                <w:sz w:val="21"/>
-                <w:szCs w:val="21"/>
-                <w14:ligatures w14:val="none"/>
-              </w:rPr>
-            </w:pPr>
-            <w:r>
-              <w:rPr>
-                <w:rFonts w:ascii="Arial" w:hAnsi="Arial" w:cs="Arial"/>
-              </w:rPr>
-              <w:t>协同冲突与版本混乱</w:t>
-            </w:r>
-            <w:r>
-              <w:rPr>
-                <w:rFonts w:ascii="Arial" w:hAnsi="Arial" w:cs="Arial"/>
-              </w:rPr>
-              <w:t>：临近期末多人同时修改</w:t>
-            </w:r>
-            <w:r>
-              <w:rPr>
-                <w:rFonts w:ascii="Arial" w:hAnsi="Arial" w:cs="Arial"/>
-              </w:rPr>
-              <w:t>SRS</w:t>
-            </w:r>
-            <w:r>
-              <w:rPr>
-                <w:rFonts w:ascii="Arial" w:hAnsi="Arial" w:cs="Arial"/>
-              </w:rPr>
-              <w:t>文档导致内容被覆盖。</w:t>
-            </w:r>
-          </w:p>
-        </w:tc>
-        <w:tc>
-          <w:tcPr>
-            <w:tcW w:w="3686" w:type="dxa"/>
-            <w:vAlign w:val="center"/>
-          </w:tcPr>
-          <w:p>
-            <w:pPr>
-              <w:spacing w:after="0" w:line="360" w:lineRule="auto"/>
-              <w:jc w:val="both"/>
-              <w:rPr>
-                <w:rFonts w:ascii="Times New Roman" w:eastAsia="宋体" w:hAnsi="Times New Roman" w:cs="Times New Roman" w:hint="eastAsia"/>
+                <w:rFonts w:ascii="Times New Roman" w:eastAsia="宋体" w:hAnsi="Times New Roman" w:cs="Times New Roman"/>
                 <w:sz w:val="21"/>
                 <w14:ligatures w14:val="none"/>
               </w:rPr>
@@ -14693,7 +17684,7 @@
         <w:jc w:val="both"/>
         <w:outlineLvl w:val="1"/>
         <w:rPr>
-          <w:rFonts w:ascii="Cambria" w:eastAsia="宋体" w:hAnsi="Cambria" w:cs="Times New Roman" w:hint="eastAsia"/>
+          <w:rFonts w:ascii="Cambria" w:eastAsia="宋体" w:hAnsi="Cambria" w:cs="Times New Roman"/>
           <w:b/>
           <w:bCs/>
           <w:sz w:val="32"/>
@@ -14701,6 +17692,7 @@
           <w14:ligatures w14:val="none"/>
         </w:rPr>
       </w:pPr>
+      <w:bookmarkStart w:id="57" w:name="_Toc225249005"/>
       <w:r>
         <w:rPr>
           <w:rFonts w:ascii="Cambria" w:eastAsia="宋体" w:hAnsi="Cambria" w:cs="Times New Roman" w:hint="eastAsia"/>
@@ -14734,6 +17726,7 @@
         </w:rPr>
         <w:t>收尾计划</w:t>
       </w:r>
+      <w:bookmarkEnd w:id="57"/>
     </w:p>
     <w:p>
       <w:pPr>
@@ -14741,7 +17734,7 @@
         <w:ind w:firstLineChars="200" w:firstLine="440"/>
         <w:jc w:val="both"/>
         <w:rPr>
-          <w:rFonts w:ascii="Times New Roman" w:eastAsia="宋体" w:hAnsi="Times New Roman" w:cs="Times New Roman" w:hint="eastAsia"/>
+          <w:rFonts w:ascii="Times New Roman" w:eastAsia="宋体" w:hAnsi="Times New Roman" w:cs="Times New Roman"/>
           <w:bCs/>
           <w:color w:val="000000"/>
           <w14:ligatures w14:val="none"/>
@@ -14838,8 +17831,9 @@
           <w14:ligatures w14:val="none"/>
         </w:rPr>
       </w:pPr>
-      <w:bookmarkStart w:id="42" w:name="_Toc261423654"/>
-      <w:bookmarkStart w:id="43" w:name="_Toc225193865"/>
+      <w:bookmarkStart w:id="58" w:name="_Toc261423654"/>
+      <w:bookmarkStart w:id="59" w:name="_Toc225193865"/>
+      <w:bookmarkStart w:id="60" w:name="_Toc225249006"/>
       <w:r>
         <w:rPr>
           <w:rFonts w:ascii="Calibri" w:eastAsia="宋体" w:hAnsi="Calibri" w:cs="Times New Roman" w:hint="eastAsia"/>
@@ -14853,8 +17847,8 @@
         <w:lastRenderedPageBreak/>
         <w:t>6</w:t>
       </w:r>
-      <w:bookmarkEnd w:id="42"/>
-      <w:bookmarkEnd w:id="43"/>
+      <w:bookmarkEnd w:id="58"/>
+      <w:bookmarkEnd w:id="59"/>
       <w:r>
         <w:rPr>
           <w:rFonts w:ascii="Calibri" w:eastAsia="宋体" w:hAnsi="Calibri" w:cs="Times New Roman"/>
@@ -14867,6 +17861,7 @@
         </w:rPr>
         <w:t>技术过程计划</w:t>
       </w:r>
+      <w:bookmarkEnd w:id="60"/>
     </w:p>
     <w:p>
       <w:pPr>
@@ -14884,9 +17879,10 @@
           <w14:ligatures w14:val="none"/>
         </w:rPr>
       </w:pPr>
-      <w:bookmarkStart w:id="44" w:name="_Toc104091355"/>
-      <w:bookmarkStart w:id="45" w:name="_Toc261423655"/>
-      <w:bookmarkStart w:id="46" w:name="_Toc225193866"/>
+      <w:bookmarkStart w:id="61" w:name="_Toc104091355"/>
+      <w:bookmarkStart w:id="62" w:name="_Toc261423655"/>
+      <w:bookmarkStart w:id="63" w:name="_Toc225193866"/>
+      <w:bookmarkStart w:id="64" w:name="_Toc225249007"/>
       <w:r>
         <w:rPr>
           <w:rFonts w:ascii="Cambria" w:eastAsia="宋体" w:hAnsi="Cambria" w:cs="Times New Roman" w:hint="eastAsia"/>
@@ -14898,9 +17894,9 @@
         </w:rPr>
         <w:t>6.1</w:t>
       </w:r>
-      <w:bookmarkEnd w:id="44"/>
-      <w:bookmarkEnd w:id="45"/>
-      <w:bookmarkEnd w:id="46"/>
+      <w:bookmarkEnd w:id="61"/>
+      <w:bookmarkEnd w:id="62"/>
+      <w:bookmarkEnd w:id="63"/>
       <w:r>
         <w:rPr>
           <w:rFonts w:ascii="Cambria" w:eastAsia="宋体" w:hAnsi="Cambria" w:cs="Times New Roman"/>
@@ -14912,6 +17908,7 @@
         </w:rPr>
         <w:t>过程模型</w:t>
       </w:r>
+      <w:bookmarkEnd w:id="64"/>
     </w:p>
     <w:p>
       <w:pPr>
@@ -15066,8 +18063,9 @@
           <w14:ligatures w14:val="none"/>
         </w:rPr>
       </w:pPr>
-      <w:bookmarkStart w:id="47" w:name="_Toc261423657"/>
-      <w:bookmarkStart w:id="48" w:name="_Toc225193867"/>
+      <w:bookmarkStart w:id="65" w:name="_Toc261423657"/>
+      <w:bookmarkStart w:id="66" w:name="_Toc225193867"/>
+      <w:bookmarkStart w:id="67" w:name="_Toc225249008"/>
       <w:r>
         <w:rPr>
           <w:rFonts w:ascii="Cambria" w:eastAsia="宋体" w:hAnsi="Cambria" w:cs="Times New Roman" w:hint="eastAsia"/>
@@ -15090,8 +18088,8 @@
         </w:rPr>
         <w:t>2</w:t>
       </w:r>
-      <w:bookmarkEnd w:id="47"/>
-      <w:bookmarkEnd w:id="48"/>
+      <w:bookmarkEnd w:id="65"/>
+      <w:bookmarkEnd w:id="66"/>
       <w:r>
         <w:rPr>
           <w:rFonts w:ascii="Cambria" w:eastAsia="宋体" w:hAnsi="Cambria" w:cs="Times New Roman"/>
@@ -15103,6 +18101,7 @@
         </w:rPr>
         <w:t>方法、工具与技术</w:t>
       </w:r>
+      <w:bookmarkEnd w:id="67"/>
     </w:p>
     <w:p>
       <w:pPr>
@@ -15114,7 +18113,7 @@
         <w:spacing w:before="60" w:after="0" w:line="360" w:lineRule="auto"/>
         <w:jc w:val="both"/>
         <w:rPr>
-          <w:rFonts w:ascii="宋体" w:eastAsia="宋体" w:hAnsi="宋体" w:cs="Times New Roman"/>
+          <w:rFonts w:ascii="宋体" w:eastAsia="宋体" w:hAnsi="宋体" w:cs="Times New Roman" w:hint="eastAsia"/>
           <w:bCs/>
           <w:color w:val="000000"/>
           <w14:ligatures w14:val="none"/>
@@ -15169,48 +18168,30 @@
         <w:spacing w:before="60" w:after="0" w:line="360" w:lineRule="auto"/>
         <w:jc w:val="both"/>
         <w:rPr>
+          <w:rFonts w:ascii="宋体" w:eastAsia="宋体" w:hAnsi="宋体" w:cs="Times New Roman" w:hint="eastAsia"/>
+          <w:bCs/>
+          <w:color w:val="000000"/>
+          <w14:ligatures w14:val="none"/>
+        </w:rPr>
+      </w:pPr>
+      <w:r>
+        <w:rPr>
           <w:rFonts w:ascii="宋体" w:eastAsia="宋体" w:hAnsi="宋体" w:cs="Times New Roman"/>
-          <w:bCs/>
-          <w:color w:val="000000"/>
-          <w14:ligatures w14:val="none"/>
-        </w:rPr>
-      </w:pPr>
+          <w:b/>
+          <w:bCs/>
+          <w:color w:val="000000"/>
+          <w14:ligatures w14:val="none"/>
+        </w:rPr>
+        <w:t>工具</w:t>
+      </w:r>
       <w:r>
         <w:rPr>
           <w:rFonts w:ascii="宋体" w:eastAsia="宋体" w:hAnsi="宋体" w:cs="Times New Roman"/>
-          <w:b/>
-          <w:bCs/>
-          <w:color w:val="000000"/>
-          <w14:ligatures w14:val="none"/>
-        </w:rPr>
-        <w:t>工具</w:t>
-      </w:r>
-      <w:r>
-        <w:rPr>
-          <w:rFonts w:ascii="宋体" w:eastAsia="宋体" w:hAnsi="宋体" w:cs="Times New Roman"/>
-          <w:bCs/>
-          <w:color w:val="000000"/>
-          <w14:ligatures w14:val="none"/>
-        </w:rPr>
-        <w:t>：</w:t>
-      </w:r>
-      <w:r>
-        <w:rPr>
-          <w:rFonts w:ascii="宋体" w:eastAsia="宋体" w:hAnsi="宋体" w:cs="Times New Roman"/>
-          <w:bCs/>
-          <w:color w:val="000000"/>
-          <w14:ligatures w14:val="none"/>
-        </w:rPr>
-        <w:t xml:space="preserve"> </w:t>
-      </w:r>
-      <w:r>
-        <w:rPr>
-          <w:rFonts w:ascii="宋体" w:eastAsia="宋体" w:hAnsi="宋体" w:cs="Times New Roman"/>
-          <w:bCs/>
-          <w:color w:val="000000"/>
-          <w14:ligatures w14:val="none"/>
-        </w:rPr>
-        <w:t>Axure（原型交互）、</w:t>
+          <w:bCs/>
+          <w:color w:val="000000"/>
+          <w14:ligatures w14:val="none"/>
+        </w:rPr>
+        <w:t>： Axure（原型交互）、</w:t>
       </w:r>
       <w:proofErr w:type="spellStart"/>
       <w:r>
@@ -15285,7 +18266,7 @@
         <w:jc w:val="both"/>
         <w:outlineLvl w:val="1"/>
         <w:rPr>
-          <w:rFonts w:ascii="Cambria" w:eastAsia="宋体" w:hAnsi="Cambria" w:cs="Times New Roman" w:hint="eastAsia"/>
+          <w:rFonts w:ascii="Cambria" w:eastAsia="宋体" w:hAnsi="Cambria" w:cs="Times New Roman"/>
           <w:b/>
           <w:bCs/>
           <w:sz w:val="32"/>
@@ -15293,6 +18274,7 @@
           <w14:ligatures w14:val="none"/>
         </w:rPr>
       </w:pPr>
+      <w:bookmarkStart w:id="68" w:name="_Toc225249009"/>
       <w:r>
         <w:rPr>
           <w:rFonts w:ascii="Cambria" w:eastAsia="宋体" w:hAnsi="Cambria" w:cs="Times New Roman" w:hint="eastAsia"/>
@@ -15326,6 +18308,7 @@
         </w:rPr>
         <w:t>基础设施计划</w:t>
       </w:r>
+      <w:bookmarkEnd w:id="68"/>
     </w:p>
     <w:p>
       <w:pPr>
@@ -15430,6 +18413,7 @@
           <w14:ligatures w14:val="none"/>
         </w:rPr>
       </w:pPr>
+      <w:bookmarkStart w:id="69" w:name="_Toc225249010"/>
       <w:r>
         <w:rPr>
           <w:rFonts w:ascii="Cambria" w:eastAsia="宋体" w:hAnsi="Cambria" w:cs="Times New Roman" w:hint="eastAsia"/>
@@ -15463,6 +18447,7 @@
         </w:rPr>
         <w:t>产品验收计划</w:t>
       </w:r>
+      <w:bookmarkEnd w:id="69"/>
     </w:p>
     <w:p>
       <w:pPr>
@@ -15474,7 +18459,7 @@
         <w:spacing w:before="60" w:after="0" w:line="360" w:lineRule="auto"/>
         <w:jc w:val="both"/>
         <w:rPr>
-          <w:rFonts w:ascii="宋体" w:eastAsia="宋体" w:hAnsi="宋体" w:cs="Times New Roman"/>
+          <w:rFonts w:ascii="宋体" w:eastAsia="宋体" w:hAnsi="宋体" w:cs="Times New Roman" w:hint="eastAsia"/>
           <w:bCs/>
           <w:color w:val="000000"/>
           <w14:ligatures w14:val="none"/>
@@ -15575,7 +18560,7 @@
         <w:spacing w:before="60" w:after="0" w:line="360" w:lineRule="auto"/>
         <w:jc w:val="both"/>
         <w:rPr>
-          <w:rFonts w:ascii="Times New Roman" w:eastAsia="宋体" w:hAnsi="Times New Roman" w:cs="Times New Roman" w:hint="eastAsia"/>
+          <w:rFonts w:ascii="Times New Roman" w:eastAsia="宋体" w:hAnsi="Times New Roman" w:cs="Times New Roman"/>
           <w:bCs/>
           <w:color w:val="000000"/>
           <w14:ligatures w14:val="none"/>
@@ -15598,8 +18583,9 @@
           <w14:ligatures w14:val="none"/>
         </w:rPr>
       </w:pPr>
-      <w:bookmarkStart w:id="49" w:name="_Toc261423658"/>
-      <w:bookmarkStart w:id="50" w:name="_Toc225193868"/>
+      <w:bookmarkStart w:id="70" w:name="_Toc261423658"/>
+      <w:bookmarkStart w:id="71" w:name="_Toc225193868"/>
+      <w:bookmarkStart w:id="72" w:name="_Toc225249011"/>
       <w:r>
         <w:rPr>
           <w:rFonts w:ascii="Calibri" w:eastAsia="宋体" w:hAnsi="Calibri" w:cs="Times New Roman" w:hint="eastAsia"/>
@@ -15612,8 +18598,8 @@
         </w:rPr>
         <w:t>7</w:t>
       </w:r>
-      <w:bookmarkEnd w:id="49"/>
-      <w:bookmarkEnd w:id="50"/>
+      <w:bookmarkEnd w:id="70"/>
+      <w:bookmarkEnd w:id="71"/>
       <w:r>
         <w:rPr>
           <w:rFonts w:ascii="Calibri" w:eastAsia="宋体" w:hAnsi="Calibri" w:cs="Times New Roman"/>
@@ -15626,6 +18612,7 @@
         </w:rPr>
         <w:t>辅助过程计划</w:t>
       </w:r>
+      <w:bookmarkEnd w:id="72"/>
     </w:p>
     <w:p>
       <w:pPr>
@@ -15643,8 +18630,9 @@
           <w14:ligatures w14:val="none"/>
         </w:rPr>
       </w:pPr>
-      <w:bookmarkStart w:id="51" w:name="_Toc261423659"/>
-      <w:bookmarkStart w:id="52" w:name="_Toc225193869"/>
+      <w:bookmarkStart w:id="73" w:name="_Toc261423659"/>
+      <w:bookmarkStart w:id="74" w:name="_Toc225193869"/>
+      <w:bookmarkStart w:id="75" w:name="_Toc225249012"/>
       <w:r>
         <w:rPr>
           <w:rFonts w:ascii="Cambria" w:eastAsia="宋体" w:hAnsi="Cambria" w:cs="Times New Roman" w:hint="eastAsia"/>
@@ -15656,8 +18644,8 @@
         </w:rPr>
         <w:t>7.1</w:t>
       </w:r>
-      <w:bookmarkEnd w:id="51"/>
-      <w:bookmarkEnd w:id="52"/>
+      <w:bookmarkEnd w:id="73"/>
+      <w:bookmarkEnd w:id="74"/>
       <w:r>
         <w:rPr>
           <w:rFonts w:ascii="Cambria" w:eastAsia="宋体" w:hAnsi="Cambria" w:cs="Times New Roman"/>
@@ -15669,6 +18657,7 @@
         </w:rPr>
         <w:t>配置管理计划</w:t>
       </w:r>
+      <w:bookmarkEnd w:id="75"/>
     </w:p>
     <w:p>
       <w:pPr>
@@ -15726,8 +18715,9 @@
           <w14:ligatures w14:val="none"/>
         </w:rPr>
       </w:pPr>
-      <w:bookmarkStart w:id="53" w:name="_Toc261423660"/>
-      <w:bookmarkStart w:id="54" w:name="_Toc225193870"/>
+      <w:bookmarkStart w:id="76" w:name="_Toc261423660"/>
+      <w:bookmarkStart w:id="77" w:name="_Toc225193870"/>
+      <w:bookmarkStart w:id="78" w:name="_Toc225249013"/>
       <w:r>
         <w:rPr>
           <w:rFonts w:ascii="Cambria" w:eastAsia="宋体" w:hAnsi="Cambria" w:cs="Times New Roman" w:hint="eastAsia"/>
@@ -15740,8 +18730,8 @@
         <w:lastRenderedPageBreak/>
         <w:t>7.2</w:t>
       </w:r>
-      <w:bookmarkEnd w:id="53"/>
-      <w:bookmarkEnd w:id="54"/>
+      <w:bookmarkEnd w:id="76"/>
+      <w:bookmarkEnd w:id="77"/>
       <w:r>
         <w:rPr>
           <w:rFonts w:ascii="Cambria" w:eastAsia="宋体" w:hAnsi="Cambria" w:cs="Times New Roman"/>
@@ -15753,6 +18743,7 @@
         </w:rPr>
         <w:t>验证与确认计划</w:t>
       </w:r>
+      <w:bookmarkEnd w:id="78"/>
     </w:p>
     <w:p>
       <w:pPr>
@@ -15809,7 +18800,7 @@
         <w:spacing w:before="60" w:after="0" w:line="360" w:lineRule="auto"/>
         <w:jc w:val="both"/>
         <w:rPr>
-          <w:rFonts w:ascii="Times New Roman" w:eastAsia="宋体" w:hAnsi="Times New Roman" w:cs="Times New Roman" w:hint="eastAsia"/>
+          <w:rFonts w:ascii="Times New Roman" w:eastAsia="宋体" w:hAnsi="Times New Roman" w:cs="Times New Roman"/>
           <w14:ligatures w14:val="none"/>
         </w:rPr>
       </w:pPr>
@@ -15852,7 +18843,7 @@
         <w:jc w:val="both"/>
         <w:outlineLvl w:val="1"/>
         <w:rPr>
-          <w:rFonts w:ascii="Cambria" w:eastAsia="宋体" w:hAnsi="Cambria" w:cs="Times New Roman" w:hint="eastAsia"/>
+          <w:rFonts w:ascii="Cambria" w:eastAsia="宋体" w:hAnsi="Cambria" w:cs="Times New Roman"/>
           <w:b/>
           <w:bCs/>
           <w:sz w:val="32"/>
@@ -15860,6 +18851,7 @@
           <w14:ligatures w14:val="none"/>
         </w:rPr>
       </w:pPr>
+      <w:bookmarkStart w:id="79" w:name="_Toc225249014"/>
       <w:r>
         <w:rPr>
           <w:rFonts w:ascii="Cambria" w:eastAsia="宋体" w:hAnsi="Cambria" w:cs="Times New Roman" w:hint="eastAsia"/>
@@ -15893,6 +18885,7 @@
         </w:rPr>
         <w:t>文档计划</w:t>
       </w:r>
+      <w:bookmarkEnd w:id="79"/>
     </w:p>
     <w:tbl>
       <w:tblPr>
@@ -15957,8 +18950,29 @@
                 <w:szCs w:val="21"/>
                 <w14:ligatures w14:val="none"/>
               </w:rPr>
-              <w:t>文档</w:t>
-            </w:r>
+              <w:t>文档编号</w:t>
+            </w:r>
+          </w:p>
+        </w:tc>
+        <w:tc>
+          <w:tcPr>
+            <w:tcW w:w="3402" w:type="dxa"/>
+            <w:shd w:val="pct12" w:color="auto" w:fill="auto"/>
+            <w:vAlign w:val="center"/>
+          </w:tcPr>
+          <w:p>
+            <w:pPr>
+              <w:spacing w:before="40" w:after="40" w:line="320" w:lineRule="exact"/>
+              <w:jc w:val="center"/>
+              <w:rPr>
+                <w:rFonts w:ascii="Arial" w:eastAsia="宋体" w:hAnsi="Arial" w:cs="Arial"/>
+                <w:b/>
+                <w:color w:val="000000"/>
+                <w:sz w:val="21"/>
+                <w:szCs w:val="21"/>
+                <w14:ligatures w14:val="none"/>
+              </w:rPr>
+            </w:pPr>
             <w:r>
               <w:rPr>
                 <w:rFonts w:ascii="Arial" w:eastAsia="宋体" w:hAnsi="Arial" w:cs="Arial" w:hint="eastAsia"/>
@@ -15968,38 +18982,6 @@
                 <w:szCs w:val="21"/>
                 <w14:ligatures w14:val="none"/>
               </w:rPr>
-              <w:t>编号</w:t>
-            </w:r>
-          </w:p>
-        </w:tc>
-        <w:tc>
-          <w:tcPr>
-            <w:tcW w:w="3402" w:type="dxa"/>
-            <w:shd w:val="pct12" w:color="auto" w:fill="auto"/>
-            <w:vAlign w:val="center"/>
-          </w:tcPr>
-          <w:p>
-            <w:pPr>
-              <w:spacing w:before="40" w:after="40" w:line="320" w:lineRule="exact"/>
-              <w:jc w:val="center"/>
-              <w:rPr>
-                <w:rFonts w:ascii="Arial" w:eastAsia="宋体" w:hAnsi="Arial" w:cs="Arial"/>
-                <w:b/>
-                <w:color w:val="000000"/>
-                <w:sz w:val="21"/>
-                <w:szCs w:val="21"/>
-                <w14:ligatures w14:val="none"/>
-              </w:rPr>
-            </w:pPr>
-            <w:r>
-              <w:rPr>
-                <w:rFonts w:ascii="Arial" w:eastAsia="宋体" w:hAnsi="Arial" w:cs="Arial" w:hint="eastAsia"/>
-                <w:b/>
-                <w:color w:val="000000"/>
-                <w:sz w:val="21"/>
-                <w:szCs w:val="21"/>
-                <w14:ligatures w14:val="none"/>
-              </w:rPr>
               <w:t>文档</w:t>
             </w:r>
           </w:p>
@@ -16031,8 +19013,72 @@
                 <w:szCs w:val="21"/>
                 <w14:ligatures w14:val="none"/>
               </w:rPr>
-              <w:t>W</w:t>
-            </w:r>
+              <w:t>W1</w:t>
+            </w:r>
+          </w:p>
+        </w:tc>
+        <w:tc>
+          <w:tcPr>
+            <w:tcW w:w="3402" w:type="dxa"/>
+            <w:vAlign w:val="center"/>
+          </w:tcPr>
+          <w:p>
+            <w:pPr>
+              <w:spacing w:before="40" w:after="40" w:line="320" w:lineRule="exact"/>
+              <w:jc w:val="center"/>
+              <w:rPr>
+                <w:rFonts w:ascii="Arial" w:hAnsi="Arial" w:cs="Arial"/>
+              </w:rPr>
+            </w:pPr>
+          </w:p>
+          <w:p>
+            <w:pPr>
+              <w:spacing w:before="40" w:after="40" w:line="320" w:lineRule="exact"/>
+              <w:jc w:val="center"/>
+              <w:rPr>
+                <w:rFonts w:ascii="Arial" w:hAnsi="Arial" w:cs="Arial"/>
+              </w:rPr>
+            </w:pPr>
+            <w:r>
+              <w:rPr>
+                <w:rFonts w:ascii="Arial" w:hAnsi="Arial" w:cs="Arial"/>
+              </w:rPr>
+              <w:t>项目计划书</w:t>
+            </w:r>
+          </w:p>
+          <w:p>
+            <w:pPr>
+              <w:spacing w:before="40" w:after="40" w:line="320" w:lineRule="exact"/>
+              <w:jc w:val="center"/>
+              <w:rPr>
+                <w:rFonts w:ascii="Arial" w:eastAsia="宋体" w:hAnsi="Arial" w:cs="Arial"/>
+                <w:color w:val="000000"/>
+                <w:sz w:val="21"/>
+                <w:szCs w:val="21"/>
+                <w14:ligatures w14:val="none"/>
+              </w:rPr>
+            </w:pPr>
+          </w:p>
+        </w:tc>
+      </w:tr>
+      <w:tr>
+        <w:tc>
+          <w:tcPr>
+            <w:tcW w:w="1276" w:type="dxa"/>
+            <w:vAlign w:val="center"/>
+          </w:tcPr>
+          <w:p>
+            <w:pPr>
+              <w:spacing w:before="40" w:after="40" w:line="320" w:lineRule="exact"/>
+              <w:jc w:val="center"/>
+              <w:rPr>
+                <w:rFonts w:ascii="Arial" w:eastAsia="宋体" w:hAnsi="Arial" w:cs="Arial"/>
+                <w:color w:val="000000"/>
+                <w:sz w:val="21"/>
+                <w:szCs w:val="21"/>
+                <w14:ligatures w14:val="none"/>
+              </w:rPr>
+            </w:pPr>
             <w:r>
               <w:rPr>
                 <w:rFonts w:ascii="Arial" w:eastAsia="宋体" w:hAnsi="Arial" w:cs="Arial" w:hint="eastAsia"/>
@@ -16041,7 +19087,7 @@
                 <w:szCs w:val="21"/>
                 <w14:ligatures w14:val="none"/>
               </w:rPr>
-              <w:t>1</w:t>
+              <w:t>W2</w:t>
             </w:r>
           </w:p>
         </w:tc>
@@ -16071,13 +19117,43 @@
               <w:rPr>
                 <w:rFonts w:ascii="Arial" w:hAnsi="Arial" w:cs="Arial"/>
               </w:rPr>
-              <w:t>项目计划书</w:t>
+              <w:t>可行性研究报告</w:t>
             </w:r>
           </w:p>
           <w:p>
             <w:pPr>
               <w:spacing w:before="40" w:after="40" w:line="320" w:lineRule="exact"/>
               <w:jc w:val="center"/>
+              <w:rPr>
+                <w:rFonts w:ascii="Arial" w:eastAsia="宋体" w:hAnsi="Arial" w:cs="Arial"/>
+                <w:color w:val="000000"/>
+                <w:sz w:val="21"/>
+                <w:szCs w:val="21"/>
+                <w14:ligatures w14:val="none"/>
+              </w:rPr>
+            </w:pPr>
+          </w:p>
+        </w:tc>
+      </w:tr>
+      <w:tr>
+        <w:tc>
+          <w:tcPr>
+            <w:tcW w:w="1276" w:type="dxa"/>
+            <w:vAlign w:val="center"/>
+          </w:tcPr>
+          <w:p>
+            <w:pPr>
+              <w:spacing w:before="40" w:after="40" w:line="320" w:lineRule="exact"/>
+              <w:jc w:val="center"/>
+              <w:rPr>
+                <w:rFonts w:ascii="Arial" w:eastAsia="宋体" w:hAnsi="Arial" w:cs="Arial"/>
+                <w:color w:val="000000"/>
+                <w:sz w:val="21"/>
+                <w:szCs w:val="21"/>
+                <w14:ligatures w14:val="none"/>
+              </w:rPr>
+            </w:pPr>
+            <w:r>
               <w:rPr>
                 <w:rFonts w:ascii="Arial" w:eastAsia="宋体" w:hAnsi="Arial" w:cs="Arial" w:hint="eastAsia"/>
                 <w:color w:val="000000"/>
@@ -16085,16 +19161,39 @@
                 <w:szCs w:val="21"/>
                 <w14:ligatures w14:val="none"/>
               </w:rPr>
-            </w:pPr>
-          </w:p>
-        </w:tc>
-      </w:tr>
-      <w:tr>
-        <w:tc>
-          <w:tcPr>
-            <w:tcW w:w="1276" w:type="dxa"/>
+              <w:t>W3</w:t>
+            </w:r>
+          </w:p>
+        </w:tc>
+        <w:tc>
+          <w:tcPr>
+            <w:tcW w:w="3402" w:type="dxa"/>
             <w:vAlign w:val="center"/>
           </w:tcPr>
+          <w:p>
+            <w:pPr>
+              <w:spacing w:before="40" w:after="40" w:line="320" w:lineRule="exact"/>
+              <w:jc w:val="center"/>
+              <w:rPr>
+                <w:rFonts w:ascii="Arial" w:hAnsi="Arial" w:cs="Arial"/>
+              </w:rPr>
+            </w:pPr>
+          </w:p>
+          <w:p>
+            <w:pPr>
+              <w:spacing w:before="40" w:after="40" w:line="320" w:lineRule="exact"/>
+              <w:jc w:val="center"/>
+              <w:rPr>
+                <w:rFonts w:ascii="Arial" w:hAnsi="Arial" w:cs="Arial"/>
+              </w:rPr>
+            </w:pPr>
+            <w:r>
+              <w:rPr>
+                <w:rFonts w:ascii="Arial" w:hAnsi="Arial" w:cs="Arial"/>
+              </w:rPr>
+              <w:t>项目章程</w:t>
+            </w:r>
+          </w:p>
           <w:p>
             <w:pPr>
               <w:spacing w:before="40" w:after="40" w:line="320" w:lineRule="exact"/>
@@ -16107,6 +19206,27 @@
                 <w14:ligatures w14:val="none"/>
               </w:rPr>
             </w:pPr>
+          </w:p>
+        </w:tc>
+      </w:tr>
+      <w:tr>
+        <w:tc>
+          <w:tcPr>
+            <w:tcW w:w="1276" w:type="dxa"/>
+            <w:vAlign w:val="center"/>
+          </w:tcPr>
+          <w:p>
+            <w:pPr>
+              <w:spacing w:before="40" w:after="40" w:line="320" w:lineRule="exact"/>
+              <w:jc w:val="center"/>
+              <w:rPr>
+                <w:rFonts w:ascii="Arial" w:eastAsia="宋体" w:hAnsi="Arial" w:cs="Arial"/>
+                <w:color w:val="000000"/>
+                <w:sz w:val="21"/>
+                <w:szCs w:val="21"/>
+                <w14:ligatures w14:val="none"/>
+              </w:rPr>
+            </w:pPr>
             <w:r>
               <w:rPr>
                 <w:rFonts w:ascii="Arial" w:eastAsia="宋体" w:hAnsi="Arial" w:cs="Arial" w:hint="eastAsia"/>
@@ -16115,17 +19235,7 @@
                 <w:szCs w:val="21"/>
                 <w14:ligatures w14:val="none"/>
               </w:rPr>
-              <w:t>W</w:t>
-            </w:r>
-            <w:r>
-              <w:rPr>
-                <w:rFonts w:ascii="Arial" w:eastAsia="宋体" w:hAnsi="Arial" w:cs="Arial" w:hint="eastAsia"/>
-                <w:color w:val="000000"/>
-                <w:sz w:val="21"/>
-                <w:szCs w:val="21"/>
-                <w14:ligatures w14:val="none"/>
-              </w:rPr>
-              <w:t>2</w:t>
+              <w:t>W4</w:t>
             </w:r>
           </w:p>
         </w:tc>
@@ -16155,30 +19265,9 @@
               <w:rPr>
                 <w:rFonts w:ascii="Arial" w:hAnsi="Arial" w:cs="Arial"/>
               </w:rPr>
-              <w:t>可行性研究报告</w:t>
-            </w:r>
-          </w:p>
-          <w:p>
-            <w:pPr>
-              <w:spacing w:before="40" w:after="40" w:line="320" w:lineRule="exact"/>
-              <w:jc w:val="center"/>
-              <w:rPr>
-                <w:rFonts w:ascii="Arial" w:eastAsia="宋体" w:hAnsi="Arial" w:cs="Arial" w:hint="eastAsia"/>
-                <w:color w:val="000000"/>
-                <w:sz w:val="21"/>
-                <w:szCs w:val="21"/>
-                <w14:ligatures w14:val="none"/>
-              </w:rPr>
-            </w:pPr>
-          </w:p>
-        </w:tc>
-      </w:tr>
-      <w:tr>
-        <w:tc>
-          <w:tcPr>
-            <w:tcW w:w="1276" w:type="dxa"/>
-            <w:vAlign w:val="center"/>
-          </w:tcPr>
+              <w:t>软件需求规格说明书</w:t>
+            </w:r>
+          </w:p>
           <w:p>
             <w:pPr>
               <w:spacing w:before="40" w:after="40" w:line="320" w:lineRule="exact"/>
@@ -16191,153 +19280,6 @@
                 <w14:ligatures w14:val="none"/>
               </w:rPr>
             </w:pPr>
-            <w:r>
-              <w:rPr>
-                <w:rFonts w:ascii="Arial" w:eastAsia="宋体" w:hAnsi="Arial" w:cs="Arial" w:hint="eastAsia"/>
-                <w:color w:val="000000"/>
-                <w:sz w:val="21"/>
-                <w:szCs w:val="21"/>
-                <w14:ligatures w14:val="none"/>
-              </w:rPr>
-              <w:t>W</w:t>
-            </w:r>
-            <w:r>
-              <w:rPr>
-                <w:rFonts w:ascii="Arial" w:eastAsia="宋体" w:hAnsi="Arial" w:cs="Arial" w:hint="eastAsia"/>
-                <w:color w:val="000000"/>
-                <w:sz w:val="21"/>
-                <w:szCs w:val="21"/>
-                <w14:ligatures w14:val="none"/>
-              </w:rPr>
-              <w:t>3</w:t>
-            </w:r>
-          </w:p>
-        </w:tc>
-        <w:tc>
-          <w:tcPr>
-            <w:tcW w:w="3402" w:type="dxa"/>
-            <w:vAlign w:val="center"/>
-          </w:tcPr>
-          <w:p>
-            <w:pPr>
-              <w:spacing w:before="40" w:after="40" w:line="320" w:lineRule="exact"/>
-              <w:jc w:val="center"/>
-              <w:rPr>
-                <w:rFonts w:ascii="Arial" w:hAnsi="Arial" w:cs="Arial"/>
-              </w:rPr>
-            </w:pPr>
-          </w:p>
-          <w:p>
-            <w:pPr>
-              <w:spacing w:before="40" w:after="40" w:line="320" w:lineRule="exact"/>
-              <w:jc w:val="center"/>
-              <w:rPr>
-                <w:rFonts w:ascii="Arial" w:hAnsi="Arial" w:cs="Arial"/>
-              </w:rPr>
-            </w:pPr>
-            <w:r>
-              <w:rPr>
-                <w:rFonts w:ascii="Arial" w:hAnsi="Arial" w:cs="Arial"/>
-              </w:rPr>
-              <w:t>项目章程</w:t>
-            </w:r>
-          </w:p>
-          <w:p>
-            <w:pPr>
-              <w:spacing w:before="40" w:after="40" w:line="320" w:lineRule="exact"/>
-              <w:jc w:val="center"/>
-              <w:rPr>
-                <w:rFonts w:ascii="Arial" w:eastAsia="宋体" w:hAnsi="Arial" w:cs="Arial" w:hint="eastAsia"/>
-                <w:color w:val="000000"/>
-                <w:sz w:val="21"/>
-                <w:szCs w:val="21"/>
-                <w14:ligatures w14:val="none"/>
-              </w:rPr>
-            </w:pPr>
-          </w:p>
-        </w:tc>
-      </w:tr>
-      <w:tr>
-        <w:tc>
-          <w:tcPr>
-            <w:tcW w:w="1276" w:type="dxa"/>
-            <w:vAlign w:val="center"/>
-          </w:tcPr>
-          <w:p>
-            <w:pPr>
-              <w:spacing w:before="40" w:after="40" w:line="320" w:lineRule="exact"/>
-              <w:jc w:val="center"/>
-              <w:rPr>
-                <w:rFonts w:ascii="Arial" w:eastAsia="宋体" w:hAnsi="Arial" w:cs="Arial"/>
-                <w:color w:val="000000"/>
-                <w:sz w:val="21"/>
-                <w:szCs w:val="21"/>
-                <w14:ligatures w14:val="none"/>
-              </w:rPr>
-            </w:pPr>
-            <w:r>
-              <w:rPr>
-                <w:rFonts w:ascii="Arial" w:eastAsia="宋体" w:hAnsi="Arial" w:cs="Arial" w:hint="eastAsia"/>
-                <w:color w:val="000000"/>
-                <w:sz w:val="21"/>
-                <w:szCs w:val="21"/>
-                <w14:ligatures w14:val="none"/>
-              </w:rPr>
-              <w:t>W</w:t>
-            </w:r>
-            <w:r>
-              <w:rPr>
-                <w:rFonts w:ascii="Arial" w:eastAsia="宋体" w:hAnsi="Arial" w:cs="Arial" w:hint="eastAsia"/>
-                <w:color w:val="000000"/>
-                <w:sz w:val="21"/>
-                <w:szCs w:val="21"/>
-                <w14:ligatures w14:val="none"/>
-              </w:rPr>
-              <w:t>4</w:t>
-            </w:r>
-          </w:p>
-        </w:tc>
-        <w:tc>
-          <w:tcPr>
-            <w:tcW w:w="3402" w:type="dxa"/>
-            <w:vAlign w:val="center"/>
-          </w:tcPr>
-          <w:p>
-            <w:pPr>
-              <w:spacing w:before="40" w:after="40" w:line="320" w:lineRule="exact"/>
-              <w:jc w:val="center"/>
-              <w:rPr>
-                <w:rFonts w:ascii="Arial" w:hAnsi="Arial" w:cs="Arial"/>
-              </w:rPr>
-            </w:pPr>
-          </w:p>
-          <w:p>
-            <w:pPr>
-              <w:spacing w:before="40" w:after="40" w:line="320" w:lineRule="exact"/>
-              <w:jc w:val="center"/>
-              <w:rPr>
-                <w:rFonts w:ascii="Arial" w:hAnsi="Arial" w:cs="Arial"/>
-              </w:rPr>
-            </w:pPr>
-            <w:r>
-              <w:rPr>
-                <w:rFonts w:ascii="Arial" w:hAnsi="Arial" w:cs="Arial"/>
-              </w:rPr>
-              <w:t>软件需求规格说明书</w:t>
-            </w:r>
-          </w:p>
-          <w:p>
-            <w:pPr>
-              <w:spacing w:before="40" w:after="40" w:line="320" w:lineRule="exact"/>
-              <w:jc w:val="center"/>
-              <w:rPr>
-                <w:rFonts w:ascii="Arial" w:eastAsia="宋体" w:hAnsi="Arial" w:cs="Arial" w:hint="eastAsia"/>
-                <w:color w:val="000000"/>
-                <w:sz w:val="21"/>
-                <w:szCs w:val="21"/>
-                <w14:ligatures w14:val="none"/>
-              </w:rPr>
-            </w:pPr>
           </w:p>
         </w:tc>
       </w:tr>
@@ -16347,7 +19289,7 @@
         <w:spacing w:before="60" w:after="0" w:line="360" w:lineRule="auto"/>
         <w:jc w:val="center"/>
         <w:rPr>
-          <w:rFonts w:ascii="Times New Roman" w:eastAsia="宋体" w:hAnsi="Times New Roman" w:cs="Times New Roman" w:hint="eastAsia"/>
+          <w:rFonts w:ascii="Times New Roman" w:eastAsia="宋体" w:hAnsi="Times New Roman" w:cs="Times New Roman"/>
           <w:bCs/>
           <w:color w:val="000000"/>
           <w14:ligatures w14:val="none"/>
@@ -16397,6 +19339,7 @@
           <w14:ligatures w14:val="none"/>
         </w:rPr>
       </w:pPr>
+      <w:bookmarkStart w:id="80" w:name="_Toc225249015"/>
       <w:r>
         <w:rPr>
           <w:rFonts w:ascii="Cambria" w:eastAsia="宋体" w:hAnsi="Cambria" w:cs="Times New Roman" w:hint="eastAsia"/>
@@ -16430,6 +19373,7 @@
         </w:rPr>
         <w:t>评审与审计</w:t>
       </w:r>
+      <w:bookmarkEnd w:id="80"/>
     </w:p>
     <w:p>
       <w:pPr>
@@ -16437,7 +19381,7 @@
         <w:ind w:firstLineChars="200" w:firstLine="440"/>
         <w:jc w:val="both"/>
         <w:rPr>
-          <w:rFonts w:ascii="Times New Roman" w:eastAsia="宋体" w:hAnsi="Times New Roman" w:cs="Times New Roman" w:hint="eastAsia"/>
+          <w:rFonts w:ascii="Times New Roman" w:eastAsia="宋体" w:hAnsi="Times New Roman" w:cs="Times New Roman"/>
           <w:bCs/>
           <w:color w:val="000000"/>
           <w14:ligatures w14:val="none"/>
@@ -16503,6 +19447,7 @@
           <w14:ligatures w14:val="none"/>
         </w:rPr>
       </w:pPr>
+      <w:bookmarkStart w:id="81" w:name="_Toc225249016"/>
       <w:r>
         <w:rPr>
           <w:rFonts w:ascii="Cambria" w:eastAsia="宋体" w:hAnsi="Cambria" w:cs="Times New Roman" w:hint="eastAsia"/>
@@ -16536,6 +19481,7 @@
         </w:rPr>
         <w:t>问题解决计划</w:t>
       </w:r>
+      <w:bookmarkEnd w:id="81"/>
     </w:p>
     <w:p>
       <w:pPr>
@@ -16543,7 +19489,7 @@
         <w:ind w:firstLineChars="200" w:firstLine="440"/>
         <w:jc w:val="both"/>
         <w:rPr>
-          <w:rFonts w:ascii="Times New Roman" w:eastAsia="宋体" w:hAnsi="Times New Roman" w:cs="Times New Roman" w:hint="eastAsia"/>
+          <w:rFonts w:ascii="Times New Roman" w:eastAsia="宋体" w:hAnsi="Times New Roman" w:cs="Times New Roman"/>
           <w:bCs/>
           <w:color w:val="000000"/>
           <w14:ligatures w14:val="none"/>
@@ -16575,6 +19521,7 @@
           <w14:ligatures w14:val="none"/>
         </w:rPr>
       </w:pPr>
+      <w:bookmarkStart w:id="82" w:name="_Toc225249017"/>
       <w:r>
         <w:rPr>
           <w:rFonts w:ascii="Cambria" w:eastAsia="宋体" w:hAnsi="Cambria" w:cs="Times New Roman" w:hint="eastAsia"/>
@@ -16609,6 +19556,7 @@
         </w:rPr>
         <w:t>过程改进计划</w:t>
       </w:r>
+      <w:bookmarkEnd w:id="82"/>
     </w:p>
     <w:p>
       <w:pPr>
@@ -18809,6 +21757,7 @@
   <w:style w:type="character" w:default="1" w:styleId="a1">
     <w:name w:val="Default Paragraph Font"/>
     <w:uiPriority w:val="1"/>
+    <w:semiHidden/>
     <w:unhideWhenUsed/>
   </w:style>
   <w:style w:type="table" w:default="1" w:styleId="a2">
@@ -19265,6 +22214,38 @@
       <w14:ligatures w14:val="none"/>
     </w:rPr>
   </w:style>
+  <w:style w:type="paragraph" w:styleId="TOC1">
+    <w:name w:val="toc 1"/>
+    <w:basedOn w:val="a0"/>
+    <w:next w:val="a0"/>
+    <w:autoRedefine/>
+    <w:uiPriority w:val="39"/>
+    <w:unhideWhenUsed/>
+    <w:rsid w:val="00F167E4"/>
+  </w:style>
+  <w:style w:type="paragraph" w:styleId="TOC2">
+    <w:name w:val="toc 2"/>
+    <w:basedOn w:val="a0"/>
+    <w:next w:val="a0"/>
+    <w:autoRedefine/>
+    <w:uiPriority w:val="39"/>
+    <w:unhideWhenUsed/>
+    <w:rsid w:val="00F167E4"/>
+    <w:pPr>
+      <w:ind w:leftChars="200" w:left="420"/>
+    </w:pPr>
+  </w:style>
+  <w:style w:type="character" w:styleId="af4">
+    <w:name w:val="Hyperlink"/>
+    <w:basedOn w:val="a1"/>
+    <w:uiPriority w:val="99"/>
+    <w:unhideWhenUsed/>
+    <w:rsid w:val="00F167E4"/>
+    <w:rPr>
+      <w:color w:val="467886" w:themeColor="hyperlink"/>
+      <w:u w:val="single"/>
+    </w:rPr>
+  </w:style>
 </w:styles>
 </file>
 
@@ -19561,4 +22542,16 @@
     </a:ext>
   </a:extLst>
 </a:theme>
+</file>
+
+<file path=customXml/item1.xml><?xml version="1.0" encoding="utf-8"?>
+<b:Sources xmlns:b="http://schemas.openxmlformats.org/officeDocument/2006/bibliography" xmlns="http://schemas.openxmlformats.org/officeDocument/2006/bibliography" SelectedStyle="\APASixthEditionOfficeOnline.xsl" StyleName="APA" Version="6"/>
+</file>
+
+<file path=customXml/itemProps1.xml><?xml version="1.0" encoding="utf-8"?>
+<ds:datastoreItem xmlns:ds="http://schemas.openxmlformats.org/officeDocument/2006/customXml" ds:itemID="{04A6838F-F9D6-4233-8D05-31C32BE9AD39}">
+  <ds:schemaRefs>
+    <ds:schemaRef ds:uri="http://schemas.openxmlformats.org/officeDocument/2006/bibliography"/>
+  </ds:schemaRefs>
+</ds:datastoreItem>
 </file>